--- a/Quotations/7-8 Feb 2026 Lakshay Goel/Quotation With Budget (1).docx
+++ b/Quotations/7-8 Feb 2026 Lakshay Goel/Quotation With Budget (1).docx
@@ -1972,7 +1972,6 @@
           </w:p>
           <w:p>
             <w:pPr>
-              <w:pStyle w:val="ListParagraph"/>
               <w:rPr>
                 <w:rStyle w:val="IntenseEmphasis"/>
                 <w:rFonts w:eastAsia="Calibri Light"/>
@@ -2004,6 +2003,158 @@
                 <w:numId w:val="21"/>
               </w:numPr>
               <w:rPr>
+                <w:rStyle w:val="IntenseEmphasis"/>
+                <w:rFonts w:eastAsia="Calibri Light"/>
+                <w:b w:val="0"/>
+                <w:bCs w:val="0"/>
+                <w:i w:val="0"/>
+                <w:iCs w:val="0"/>
+                <w:color w:val="000000" w:themeColor="text1"/>
+                <w:sz w:val="28"/>
+                <w:szCs w:val="28"/>
+                <w14:shadow w14:blurRad="38100" w14:dist="19050" w14:dir="2700000" w14:sx="100000" w14:sy="100000" w14:kx="0" w14:ky="0" w14:algn="tl">
+                  <w14:schemeClr w14:val="dk1">
+                    <w14:alpha w14:val="60000"/>
+                  </w14:schemeClr>
+                </w14:shadow>
+                <w14:textOutline w14:w="0" w14:cap="flat" w14:cmpd="sng" w14:algn="ctr">
+                  <w14:noFill/>
+                  <w14:prstDash w14:val="solid"/>
+                  <w14:round/>
+                </w14:textOutline>
+              </w:rPr>
+            </w:pPr>
+            <w:r>
+              <w:rPr>
+                <w:rStyle w:val="IntenseEmphasis"/>
+                <w:rFonts w:eastAsia="Calibri Light"/>
+                <w:b w:val="0"/>
+                <w:bCs w:val="0"/>
+                <w:i w:val="0"/>
+                <w:iCs w:val="0"/>
+                <w:color w:val="000000" w:themeColor="text1"/>
+                <w:sz w:val="28"/>
+                <w:szCs w:val="28"/>
+                <w14:shadow w14:blurRad="38100" w14:dist="19050" w14:dir="2700000" w14:sx="100000" w14:sy="100000" w14:kx="0" w14:ky="0" w14:algn="tl">
+                  <w14:schemeClr w14:val="dk1">
+                    <w14:alpha w14:val="60000"/>
+                  </w14:schemeClr>
+                </w14:shadow>
+                <w14:textOutline w14:w="0" w14:cap="flat" w14:cmpd="sng" w14:algn="ctr">
+                  <w14:noFill/>
+                  <w14:prstDash w14:val="solid"/>
+                  <w14:round/>
+                </w14:textOutline>
+              </w:rPr>
+              <w:t xml:space="preserve">Tech </w:t>
+            </w:r>
+            <w:r>
+              <w:rPr>
+                <w:rStyle w:val="IntenseEmphasis"/>
+                <w:rFonts w:eastAsia="Calibri Light"/>
+                <w:b w:val="0"/>
+                <w:bCs w:val="0"/>
+                <w:i w:val="0"/>
+                <w:iCs w:val="0"/>
+                <w:color w:val="000000" w:themeColor="text1"/>
+                <w:sz w:val="28"/>
+                <w:szCs w:val="28"/>
+                <w14:shadow w14:blurRad="38100" w14:dist="19050" w14:dir="2700000" w14:sx="100000" w14:sy="100000" w14:kx="0" w14:ky="0" w14:algn="tl">
+                  <w14:schemeClr w14:val="dk1">
+                    <w14:alpha w14:val="60000"/>
+                  </w14:schemeClr>
+                </w14:shadow>
+                <w14:textOutline w14:w="0" w14:cap="flat" w14:cmpd="sng" w14:algn="ctr">
+                  <w14:noFill/>
+                  <w14:prstDash w14:val="solid"/>
+                  <w14:round/>
+                </w14:textOutline>
+              </w:rPr>
+              <w:t xml:space="preserve">Rider </w:t>
+            </w:r>
+            <w:r>
+              <w:rPr>
+                <w:rStyle w:val="IntenseEmphasis"/>
+                <w:rFonts w:eastAsia="Calibri Light"/>
+                <w:b w:val="0"/>
+                <w:bCs w:val="0"/>
+                <w:i w:val="0"/>
+                <w:iCs w:val="0"/>
+                <w:color w:val="000000" w:themeColor="text1"/>
+                <w:sz w:val="28"/>
+                <w:szCs w:val="28"/>
+                <w14:shadow w14:blurRad="38100" w14:dist="19050" w14:dir="2700000" w14:sx="100000" w14:sy="100000" w14:kx="0" w14:ky="0" w14:algn="tl">
+                  <w14:schemeClr w14:val="dk1">
+                    <w14:alpha w14:val="60000"/>
+                  </w14:schemeClr>
+                </w14:shadow>
+                <w14:textOutline w14:w="0" w14:cap="flat" w14:cmpd="sng" w14:algn="ctr">
+                  <w14:noFill/>
+                  <w14:prstDash w14:val="solid"/>
+                  <w14:round/>
+                </w14:textOutline>
+              </w:rPr>
+              <w:t>For</w:t>
+            </w:r>
+            <w:r>
+              <w:rPr>
+                <w:rStyle w:val="IntenseEmphasis"/>
+                <w:rFonts w:eastAsia="Calibri Light"/>
+                <w:b w:val="0"/>
+                <w:bCs w:val="0"/>
+                <w:i w:val="0"/>
+                <w:iCs w:val="0"/>
+                <w:color w:val="000000" w:themeColor="text1"/>
+                <w:sz w:val="28"/>
+                <w:szCs w:val="28"/>
+                <w14:shadow w14:blurRad="38100" w14:dist="19050" w14:dir="2700000" w14:sx="100000" w14:sy="100000" w14:kx="0" w14:ky="0" w14:algn="tl">
+                  <w14:schemeClr w14:val="dk1">
+                    <w14:alpha w14:val="60000"/>
+                  </w14:schemeClr>
+                </w14:shadow>
+                <w14:textOutline w14:w="0" w14:cap="flat" w14:cmpd="sng" w14:algn="ctr">
+                  <w14:noFill/>
+                  <w14:prstDash w14:val="solid"/>
+                  <w14:round/>
+                </w14:textOutline>
+              </w:rPr>
+              <w:t xml:space="preserve"> Indian Classical</w:t>
+            </w:r>
+          </w:p>
+          <w:p>
+            <w:pPr>
+              <w:pStyle w:val="ListParagraph"/>
+              <w:rPr>
+                <w:rStyle w:val="IntenseEmphasis"/>
+                <w:rFonts w:eastAsia="Calibri Light"/>
+                <w:b w:val="0"/>
+                <w:bCs w:val="0"/>
+                <w:i w:val="0"/>
+                <w:iCs w:val="0"/>
+                <w:color w:val="000000" w:themeColor="text1"/>
+                <w:sz w:val="28"/>
+                <w:szCs w:val="28"/>
+                <w14:shadow w14:blurRad="38100" w14:dist="19050" w14:dir="2700000" w14:sx="100000" w14:sy="100000" w14:kx="0" w14:ky="0" w14:algn="tl">
+                  <w14:schemeClr w14:val="dk1">
+                    <w14:alpha w14:val="60000"/>
+                  </w14:schemeClr>
+                </w14:shadow>
+                <w14:textOutline w14:w="0" w14:cap="flat" w14:cmpd="sng" w14:algn="ctr">
+                  <w14:noFill/>
+                  <w14:prstDash w14:val="solid"/>
+                  <w14:round/>
+                </w14:textOutline>
+              </w:rPr>
+            </w:pPr>
+          </w:p>
+          <w:p>
+            <w:pPr>
+              <w:pStyle w:val="ListParagraph"/>
+              <w:numPr>
+                <w:ilvl w:val="0"/>
+                <w:numId w:val="21"/>
+              </w:numPr>
+              <w:rPr>
                 <w:rFonts w:eastAsia="Calibri Light"/>
                 <w:color w:val="000000" w:themeColor="text1"/>
                 <w:sz w:val="28"/>
@@ -2227,7 +2378,31 @@
                   <w14:round/>
                 </w14:textOutline>
               </w:rPr>
-              <w:t>25,000 /-</w:t>
+              <w:t>40</w:t>
+            </w:r>
+            <w:r>
+              <w:rPr>
+                <w:rStyle w:val="IntenseEmphasis"/>
+                <w:rFonts w:eastAsia="Calibri Light"/>
+                <w:b w:val="0"/>
+                <w:bCs w:val="0"/>
+                <w:i w:val="0"/>
+                <w:iCs w:val="0"/>
+                <w:color w:val="000000" w:themeColor="text1"/>
+                <w:sz w:val="28"/>
+                <w:szCs w:val="28"/>
+                <w14:shadow w14:blurRad="38100" w14:dist="19050" w14:dir="2700000" w14:sx="100000" w14:sy="100000" w14:kx="0" w14:ky="0" w14:algn="tl">
+                  <w14:schemeClr w14:val="dk1">
+                    <w14:alpha w14:val="60000"/>
+                  </w14:schemeClr>
+                </w14:shadow>
+                <w14:textOutline w14:w="0" w14:cap="flat" w14:cmpd="sng" w14:algn="ctr">
+                  <w14:noFill/>
+                  <w14:prstDash w14:val="solid"/>
+                  <w14:round/>
+                </w14:textOutline>
+              </w:rPr>
+              <w:t>,000 /-</w:t>
             </w:r>
           </w:p>
         </w:tc>
@@ -2354,85 +2529,6 @@
           <w:p>
             <w:pPr>
               <w:rPr>
-                <w:rStyle w:val="IntenseEmphasis"/>
-                <w:rFonts w:eastAsia="Calibri Light"/>
-                <w:b w:val="0"/>
-                <w:bCs w:val="0"/>
-                <w:i w:val="0"/>
-                <w:iCs w:val="0"/>
-                <w:color w:val="000000" w:themeColor="text1"/>
-                <w:sz w:val="28"/>
-                <w:szCs w:val="28"/>
-                <w14:shadow w14:blurRad="38100" w14:dist="19050" w14:dir="2700000" w14:sx="100000" w14:sy="100000" w14:kx="0" w14:ky="0" w14:algn="tl">
-                  <w14:schemeClr w14:val="dk1">
-                    <w14:alpha w14:val="60000"/>
-                  </w14:schemeClr>
-                </w14:shadow>
-                <w14:textOutline w14:w="0" w14:cap="flat" w14:cmpd="sng" w14:algn="ctr">
-                  <w14:noFill/>
-                  <w14:prstDash w14:val="solid"/>
-                  <w14:round/>
-                </w14:textOutline>
-              </w:rPr>
-            </w:pPr>
-          </w:p>
-          <w:p>
-            <w:pPr>
-              <w:pStyle w:val="ListParagraph"/>
-              <w:numPr>
-                <w:ilvl w:val="0"/>
-                <w:numId w:val="21"/>
-              </w:numPr>
-              <w:rPr>
-                <w:rStyle w:val="IntenseEmphasis"/>
-                <w:rFonts w:eastAsia="Calibri Light"/>
-                <w:b w:val="0"/>
-                <w:bCs w:val="0"/>
-                <w:i w:val="0"/>
-                <w:iCs w:val="0"/>
-                <w:color w:val="000000" w:themeColor="text1"/>
-                <w:sz w:val="28"/>
-                <w:szCs w:val="28"/>
-                <w14:shadow w14:blurRad="38100" w14:dist="19050" w14:dir="2700000" w14:sx="100000" w14:sy="100000" w14:kx="0" w14:ky="0" w14:algn="tl">
-                  <w14:schemeClr w14:val="dk1">
-                    <w14:alpha w14:val="60000"/>
-                  </w14:schemeClr>
-                </w14:shadow>
-                <w14:textOutline w14:w="0" w14:cap="flat" w14:cmpd="sng" w14:algn="ctr">
-                  <w14:noFill/>
-                  <w14:prstDash w14:val="solid"/>
-                  <w14:round/>
-                </w14:textOutline>
-              </w:rPr>
-            </w:pPr>
-            <w:r>
-              <w:rPr>
-                <w:rStyle w:val="IntenseEmphasis"/>
-                <w:rFonts w:eastAsia="Calibri Light"/>
-                <w:b w:val="0"/>
-                <w:bCs w:val="0"/>
-                <w:i w:val="0"/>
-                <w:iCs w:val="0"/>
-                <w:color w:val="000000" w:themeColor="text1"/>
-                <w:sz w:val="28"/>
-                <w:szCs w:val="28"/>
-                <w14:shadow w14:blurRad="38100" w14:dist="19050" w14:dir="2700000" w14:sx="100000" w14:sy="100000" w14:kx="0" w14:ky="0" w14:algn="tl">
-                  <w14:schemeClr w14:val="dk1">
-                    <w14:alpha w14:val="60000"/>
-                  </w14:schemeClr>
-                </w14:shadow>
-                <w14:textOutline w14:w="0" w14:cap="flat" w14:cmpd="sng" w14:algn="ctr">
-                  <w14:noFill/>
-                  <w14:prstDash w14:val="solid"/>
-                  <w14:round/>
-                </w14:textOutline>
-              </w:rPr>
-              <w:t xml:space="preserve">Tech Rider </w:t>
-            </w:r>
-          </w:p>
-          <w:p>
-            <w:pPr>
-              <w:rPr>
                 <w:rFonts w:cstheme="minorHAnsi"/>
                 <w:sz w:val="24"/>
                 <w:szCs w:val="24"/>
@@ -2446,33 +2542,6 @@
           </w:tcPr>
           <w:p>
             <w:pPr>
-              <w:jc w:val="center"/>
-              <w:rPr>
-                <w:rStyle w:val="IntenseEmphasis"/>
-                <w:rFonts w:eastAsia="Calibri Light"/>
-                <w:b w:val="0"/>
-                <w:bCs w:val="0"/>
-                <w:i w:val="0"/>
-                <w:iCs w:val="0"/>
-                <w:color w:val="000000" w:themeColor="text1"/>
-                <w:sz w:val="28"/>
-                <w:szCs w:val="28"/>
-                <w14:shadow w14:blurRad="38100" w14:dist="19050" w14:dir="2700000" w14:sx="100000" w14:sy="100000" w14:kx="0" w14:ky="0" w14:algn="tl">
-                  <w14:schemeClr w14:val="dk1">
-                    <w14:alpha w14:val="60000"/>
-                  </w14:schemeClr>
-                </w14:shadow>
-                <w14:textOutline w14:w="0" w14:cap="flat" w14:cmpd="sng" w14:algn="ctr">
-                  <w14:noFill/>
-                  <w14:prstDash w14:val="solid"/>
-                  <w14:round/>
-                </w14:textOutline>
-              </w:rPr>
-            </w:pPr>
-          </w:p>
-          <w:p>
-            <w:pPr>
-              <w:jc w:val="center"/>
               <w:rPr>
                 <w:rStyle w:val="IntenseEmphasis"/>
                 <w:rFonts w:eastAsia="Calibri Light"/>
@@ -2976,7 +3045,7 @@
                   <w14:round/>
                 </w14:textOutline>
               </w:rPr>
-              <w:t>70</w:t>
+              <w:t>85</w:t>
             </w:r>
             <w:r>
               <w:rPr>

--- a/Quotations/7-8 Feb 2026 Lakshay Goel/Quotation With Budget (1).docx
+++ b/Quotations/7-8 Feb 2026 Lakshay Goel/Quotation With Budget (1).docx
@@ -1565,31 +1565,6 @@
           </w:p>
           <w:p>
             <w:pPr>
-              <w:rPr>
-                <w:rStyle w:val="IntenseEmphasis"/>
-                <w:rFonts w:eastAsia="Calibri Light"/>
-                <w:b w:val="0"/>
-                <w:bCs w:val="0"/>
-                <w:i w:val="0"/>
-                <w:iCs w:val="0"/>
-                <w:color w:val="000000" w:themeColor="text1"/>
-                <w:sz w:val="28"/>
-                <w:szCs w:val="28"/>
-                <w14:shadow w14:blurRad="38100" w14:dist="19050" w14:dir="2700000" w14:sx="100000" w14:sy="100000" w14:kx="0" w14:ky="0" w14:algn="tl">
-                  <w14:schemeClr w14:val="dk1">
-                    <w14:alpha w14:val="60000"/>
-                  </w14:schemeClr>
-                </w14:shadow>
-                <w14:textOutline w14:w="0" w14:cap="flat" w14:cmpd="sng" w14:algn="ctr">
-                  <w14:noFill/>
-                  <w14:prstDash w14:val="solid"/>
-                  <w14:round/>
-                </w14:textOutline>
-              </w:rPr>
-            </w:pPr>
-          </w:p>
-          <w:p>
-            <w:pPr>
               <w:pStyle w:val="ListParagraph"/>
               <w:numPr>
                 <w:ilvl w:val="0"/>
@@ -1644,31 +1619,6 @@
           </w:p>
           <w:p>
             <w:pPr>
-              <w:rPr>
-                <w:rStyle w:val="IntenseEmphasis"/>
-                <w:rFonts w:eastAsia="Calibri Light"/>
-                <w:b w:val="0"/>
-                <w:bCs w:val="0"/>
-                <w:i w:val="0"/>
-                <w:iCs w:val="0"/>
-                <w:color w:val="000000" w:themeColor="text1"/>
-                <w:sz w:val="28"/>
-                <w:szCs w:val="28"/>
-                <w14:shadow w14:blurRad="38100" w14:dist="19050" w14:dir="2700000" w14:sx="100000" w14:sy="100000" w14:kx="0" w14:ky="0" w14:algn="tl">
-                  <w14:schemeClr w14:val="dk1">
-                    <w14:alpha w14:val="60000"/>
-                  </w14:schemeClr>
-                </w14:shadow>
-                <w14:textOutline w14:w="0" w14:cap="flat" w14:cmpd="sng" w14:algn="ctr">
-                  <w14:noFill/>
-                  <w14:prstDash w14:val="solid"/>
-                  <w14:round/>
-                </w14:textOutline>
-              </w:rPr>
-            </w:pPr>
-          </w:p>
-          <w:p>
-            <w:pPr>
               <w:pStyle w:val="ListParagraph"/>
               <w:numPr>
                 <w:ilvl w:val="0"/>
@@ -1893,31 +1843,6 @@
           </w:p>
           <w:p>
             <w:pPr>
-              <w:rPr>
-                <w:rStyle w:val="IntenseEmphasis"/>
-                <w:rFonts w:eastAsia="Calibri Light"/>
-                <w:b w:val="0"/>
-                <w:bCs w:val="0"/>
-                <w:i w:val="0"/>
-                <w:iCs w:val="0"/>
-                <w:color w:val="000000" w:themeColor="text1"/>
-                <w:sz w:val="28"/>
-                <w:szCs w:val="28"/>
-                <w14:shadow w14:blurRad="38100" w14:dist="19050" w14:dir="2700000" w14:sx="100000" w14:sy="100000" w14:kx="0" w14:ky="0" w14:algn="tl">
-                  <w14:schemeClr w14:val="dk1">
-                    <w14:alpha w14:val="60000"/>
-                  </w14:schemeClr>
-                </w14:shadow>
-                <w14:textOutline w14:w="0" w14:cap="flat" w14:cmpd="sng" w14:algn="ctr">
-                  <w14:noFill/>
-                  <w14:prstDash w14:val="solid"/>
-                  <w14:round/>
-                </w14:textOutline>
-              </w:rPr>
-            </w:pPr>
-          </w:p>
-          <w:p>
-            <w:pPr>
               <w:pStyle w:val="ListParagraph"/>
               <w:numPr>
                 <w:ilvl w:val="0"/>
@@ -1972,31 +1897,6 @@
           </w:p>
           <w:p>
             <w:pPr>
-              <w:rPr>
-                <w:rStyle w:val="IntenseEmphasis"/>
-                <w:rFonts w:eastAsia="Calibri Light"/>
-                <w:b w:val="0"/>
-                <w:bCs w:val="0"/>
-                <w:i w:val="0"/>
-                <w:iCs w:val="0"/>
-                <w:color w:val="000000" w:themeColor="text1"/>
-                <w:sz w:val="28"/>
-                <w:szCs w:val="28"/>
-                <w14:shadow w14:blurRad="38100" w14:dist="19050" w14:dir="2700000" w14:sx="100000" w14:sy="100000" w14:kx="0" w14:ky="0" w14:algn="tl">
-                  <w14:schemeClr w14:val="dk1">
-                    <w14:alpha w14:val="60000"/>
-                  </w14:schemeClr>
-                </w14:shadow>
-                <w14:textOutline w14:w="0" w14:cap="flat" w14:cmpd="sng" w14:algn="ctr">
-                  <w14:noFill/>
-                  <w14:prstDash w14:val="solid"/>
-                  <w14:round/>
-                </w14:textOutline>
-              </w:rPr>
-            </w:pPr>
-          </w:p>
-          <w:p>
-            <w:pPr>
               <w:pStyle w:val="ListParagraph"/>
               <w:numPr>
                 <w:ilvl w:val="0"/>
@@ -2124,32 +2024,6 @@
           <w:p>
             <w:pPr>
               <w:pStyle w:val="ListParagraph"/>
-              <w:rPr>
-                <w:rStyle w:val="IntenseEmphasis"/>
-                <w:rFonts w:eastAsia="Calibri Light"/>
-                <w:b w:val="0"/>
-                <w:bCs w:val="0"/>
-                <w:i w:val="0"/>
-                <w:iCs w:val="0"/>
-                <w:color w:val="000000" w:themeColor="text1"/>
-                <w:sz w:val="28"/>
-                <w:szCs w:val="28"/>
-                <w14:shadow w14:blurRad="38100" w14:dist="19050" w14:dir="2700000" w14:sx="100000" w14:sy="100000" w14:kx="0" w14:ky="0" w14:algn="tl">
-                  <w14:schemeClr w14:val="dk1">
-                    <w14:alpha w14:val="60000"/>
-                  </w14:schemeClr>
-                </w14:shadow>
-                <w14:textOutline w14:w="0" w14:cap="flat" w14:cmpd="sng" w14:algn="ctr">
-                  <w14:noFill/>
-                  <w14:prstDash w14:val="solid"/>
-                  <w14:round/>
-                </w14:textOutline>
-              </w:rPr>
-            </w:pPr>
-          </w:p>
-          <w:p>
-            <w:pPr>
-              <w:pStyle w:val="ListParagraph"/>
               <w:numPr>
                 <w:ilvl w:val="0"/>
                 <w:numId w:val="21"/>
@@ -2255,59 +2129,6 @@
           </w:p>
           <w:p>
             <w:pPr>
-              <w:jc w:val="center"/>
-              <w:rPr>
-                <w:rStyle w:val="IntenseEmphasis"/>
-                <w:rFonts w:eastAsia="Calibri Light"/>
-                <w:b w:val="0"/>
-                <w:bCs w:val="0"/>
-                <w:i w:val="0"/>
-                <w:iCs w:val="0"/>
-                <w:color w:val="000000" w:themeColor="text1"/>
-                <w:sz w:val="28"/>
-                <w:szCs w:val="28"/>
-                <w14:shadow w14:blurRad="38100" w14:dist="19050" w14:dir="2700000" w14:sx="100000" w14:sy="100000" w14:kx="0" w14:ky="0" w14:algn="tl">
-                  <w14:schemeClr w14:val="dk1">
-                    <w14:alpha w14:val="60000"/>
-                  </w14:schemeClr>
-                </w14:shadow>
-                <w14:textOutline w14:w="0" w14:cap="flat" w14:cmpd="sng" w14:algn="ctr">
-                  <w14:noFill/>
-                  <w14:prstDash w14:val="solid"/>
-                  <w14:round/>
-                </w14:textOutline>
-              </w:rPr>
-            </w:pPr>
-          </w:p>
-          <w:p>
-            <w:pPr>
-              <w:jc w:val="center"/>
-              <w:rPr>
-                <w:rStyle w:val="IntenseEmphasis"/>
-                <w:rFonts w:eastAsia="Calibri Light"/>
-                <w:b w:val="0"/>
-                <w:bCs w:val="0"/>
-                <w:i w:val="0"/>
-                <w:iCs w:val="0"/>
-                <w:color w:val="000000" w:themeColor="text1"/>
-                <w:sz w:val="28"/>
-                <w:szCs w:val="28"/>
-                <w14:shadow w14:blurRad="38100" w14:dist="19050" w14:dir="2700000" w14:sx="100000" w14:sy="100000" w14:kx="0" w14:ky="0" w14:algn="tl">
-                  <w14:schemeClr w14:val="dk1">
-                    <w14:alpha w14:val="60000"/>
-                  </w14:schemeClr>
-                </w14:shadow>
-                <w14:textOutline w14:w="0" w14:cap="flat" w14:cmpd="sng" w14:algn="ctr">
-                  <w14:noFill/>
-                  <w14:prstDash w14:val="solid"/>
-                  <w14:round/>
-                </w14:textOutline>
-              </w:rPr>
-            </w:pPr>
-          </w:p>
-          <w:p>
-            <w:pPr>
-              <w:jc w:val="center"/>
               <w:rPr>
                 <w:rStyle w:val="IntenseEmphasis"/>
                 <w:rFonts w:eastAsia="Calibri Light"/>
@@ -2432,12 +2253,7 @@
                 <w:numId w:val="21"/>
               </w:numPr>
               <w:rPr>
-                <w:rStyle w:val="IntenseEmphasis"/>
-                <w:rFonts w:eastAsia="Calibri Light"/>
-                <w:b w:val="0"/>
-                <w:bCs w:val="0"/>
-                <w:i w:val="0"/>
-                <w:iCs w:val="0"/>
+                <w:rFonts w:eastAsia="Calibri Light"/>
                 <w:color w:val="000000" w:themeColor="text1"/>
                 <w:sz w:val="28"/>
                 <w:szCs w:val="28"/>
@@ -2525,15 +2341,6 @@
               </w:rPr>
               <w:t>3 Person]</w:t>
             </w:r>
-          </w:p>
-          <w:p>
-            <w:pPr>
-              <w:rPr>
-                <w:rFonts w:cstheme="minorHAnsi"/>
-                <w:sz w:val="24"/>
-                <w:szCs w:val="24"/>
-              </w:rPr>
-            </w:pPr>
           </w:p>
         </w:tc>
         <w:tc>
@@ -2673,7 +2480,7 @@
                   <w14:round/>
                 </w14:textOutline>
               </w:rPr>
-              <w:t>Genset</w:t>
+              <w:t>Rajasthani Artist</w:t>
             </w:r>
           </w:p>
         </w:tc>
@@ -2706,55 +2513,29 @@
                 </w14:textOutline>
               </w:rPr>
             </w:pPr>
-          </w:p>
-          <w:p>
-            <w:pPr>
-              <w:jc w:val="center"/>
-              <w:rPr>
-                <w:rStyle w:val="IntenseEmphasis"/>
-                <w:rFonts w:eastAsia="Calibri Light"/>
-                <w:b w:val="0"/>
-                <w:bCs w:val="0"/>
-                <w:i w:val="0"/>
-                <w:iCs w:val="0"/>
-                <w:color w:val="000000" w:themeColor="text1"/>
-                <w:sz w:val="28"/>
-                <w:szCs w:val="28"/>
-                <w14:shadow w14:blurRad="38100" w14:dist="19050" w14:dir="2700000" w14:sx="100000" w14:sy="100000" w14:kx="0" w14:ky="0" w14:algn="tl">
-                  <w14:schemeClr w14:val="dk1">
-                    <w14:alpha w14:val="60000"/>
-                  </w14:schemeClr>
-                </w14:shadow>
-                <w14:textOutline w14:w="0" w14:cap="flat" w14:cmpd="sng" w14:algn="ctr">
-                  <w14:noFill/>
-                  <w14:prstDash w14:val="solid"/>
-                  <w14:round/>
-                </w14:textOutline>
-              </w:rPr>
-            </w:pPr>
-            <w:r>
-              <w:rPr>
-                <w:rStyle w:val="IntenseEmphasis"/>
-                <w:rFonts w:eastAsia="Calibri Light"/>
-                <w:b w:val="0"/>
-                <w:bCs w:val="0"/>
-                <w:i w:val="0"/>
-                <w:iCs w:val="0"/>
-                <w:color w:val="000000" w:themeColor="text1"/>
-                <w:sz w:val="28"/>
-                <w:szCs w:val="28"/>
-                <w14:shadow w14:blurRad="38100" w14:dist="19050" w14:dir="2700000" w14:sx="100000" w14:sy="100000" w14:kx="0" w14:ky="0" w14:algn="tl">
-                  <w14:schemeClr w14:val="dk1">
-                    <w14:alpha w14:val="60000"/>
-                  </w14:schemeClr>
-                </w14:shadow>
-                <w14:textOutline w14:w="0" w14:cap="flat" w14:cmpd="sng" w14:algn="ctr">
-                  <w14:noFill/>
-                  <w14:prstDash w14:val="solid"/>
-                  <w14:round/>
-                </w14:textOutline>
-              </w:rPr>
-              <w:t>5,000 /-</w:t>
+            <w:r>
+              <w:rPr>
+                <w:rStyle w:val="IntenseEmphasis"/>
+                <w:rFonts w:eastAsia="Calibri Light"/>
+                <w:b w:val="0"/>
+                <w:bCs w:val="0"/>
+                <w:i w:val="0"/>
+                <w:iCs w:val="0"/>
+                <w:color w:val="000000" w:themeColor="text1"/>
+                <w:sz w:val="28"/>
+                <w:szCs w:val="28"/>
+                <w14:shadow w14:blurRad="38100" w14:dist="19050" w14:dir="2700000" w14:sx="100000" w14:sy="100000" w14:kx="0" w14:ky="0" w14:algn="tl">
+                  <w14:schemeClr w14:val="dk1">
+                    <w14:alpha w14:val="60000"/>
+                  </w14:schemeClr>
+                </w14:shadow>
+                <w14:textOutline w14:w="0" w14:cap="flat" w14:cmpd="sng" w14:algn="ctr">
+                  <w14:noFill/>
+                  <w14:prstDash w14:val="solid"/>
+                  <w14:round/>
+                </w14:textOutline>
+              </w:rPr>
+              <w:t>Coordinate With Booker</w:t>
             </w:r>
           </w:p>
         </w:tc>
@@ -2769,6 +2550,415 @@
           </w:tcPr>
           <w:p>
             <w:pPr>
+              <w:rPr>
+                <w:rFonts w:cstheme="minorHAnsi"/>
+                <w:sz w:val="24"/>
+                <w:szCs w:val="24"/>
+              </w:rPr>
+            </w:pPr>
+          </w:p>
+          <w:p>
+            <w:pPr>
+              <w:numPr>
+                <w:ilvl w:val="0"/>
+                <w:numId w:val="5"/>
+              </w:numPr>
+              <w:rPr>
+                <w:rStyle w:val="IntenseEmphasis"/>
+                <w:rFonts w:eastAsia="Calibri Light"/>
+                <w:b w:val="0"/>
+                <w:bCs w:val="0"/>
+                <w:i w:val="0"/>
+                <w:iCs w:val="0"/>
+                <w:color w:val="C45911" w:themeColor="accent2" w:themeShade="BF"/>
+                <w:sz w:val="28"/>
+                <w:szCs w:val="28"/>
+                <w14:shadow w14:blurRad="38100" w14:dist="19050" w14:dir="2700000" w14:sx="100000" w14:sy="100000" w14:kx="0" w14:ky="0" w14:algn="tl">
+                  <w14:schemeClr w14:val="dk1">
+                    <w14:alpha w14:val="60000"/>
+                  </w14:schemeClr>
+                </w14:shadow>
+                <w14:textOutline w14:w="0" w14:cap="flat" w14:cmpd="sng" w14:algn="ctr">
+                  <w14:noFill/>
+                  <w14:prstDash w14:val="solid"/>
+                  <w14:round/>
+                </w14:textOutline>
+              </w:rPr>
+            </w:pPr>
+            <w:r>
+              <w:rPr>
+                <w:rStyle w:val="IntenseEmphasis"/>
+                <w:rFonts w:eastAsia="Calibri Light"/>
+                <w:b w:val="0"/>
+                <w:bCs w:val="0"/>
+                <w:i w:val="0"/>
+                <w:iCs w:val="0"/>
+                <w:color w:val="C45911" w:themeColor="accent2" w:themeShade="BF"/>
+                <w:sz w:val="28"/>
+                <w:szCs w:val="28"/>
+                <w14:shadow w14:blurRad="38100" w14:dist="19050" w14:dir="2700000" w14:sx="100000" w14:sy="100000" w14:kx="0" w14:ky="0" w14:algn="tl">
+                  <w14:schemeClr w14:val="dk1">
+                    <w14:alpha w14:val="60000"/>
+                  </w14:schemeClr>
+                </w14:shadow>
+                <w14:textOutline w14:w="0" w14:cap="flat" w14:cmpd="sng" w14:algn="ctr">
+                  <w14:noFill/>
+                  <w14:prstDash w14:val="solid"/>
+                  <w14:round/>
+                </w14:textOutline>
+              </w:rPr>
+              <w:t xml:space="preserve">Special Effects </w:t>
+            </w:r>
+          </w:p>
+          <w:p>
+            <w:pPr>
+              <w:pStyle w:val="ListParagraph"/>
+              <w:numPr>
+                <w:ilvl w:val="0"/>
+                <w:numId w:val="29"/>
+              </w:numPr>
+              <w:rPr>
+                <w:rFonts w:cstheme="minorHAnsi"/>
+                <w:b/>
+                <w:bCs/>
+                <w:i/>
+                <w:iCs/>
+                <w:sz w:val="24"/>
+                <w:szCs w:val="24"/>
+              </w:rPr>
+            </w:pPr>
+            <w:r>
+              <w:rPr>
+                <w:rStyle w:val="IntenseEmphasis"/>
+                <w:rFonts w:eastAsia="Calibri Light"/>
+                <w:b w:val="0"/>
+                <w:bCs w:val="0"/>
+                <w:i w:val="0"/>
+                <w:iCs w:val="0"/>
+                <w:color w:val="000000" w:themeColor="text1"/>
+                <w:sz w:val="28"/>
+                <w:szCs w:val="28"/>
+                <w14:shadow w14:blurRad="38100" w14:dist="19050" w14:dir="2700000" w14:sx="100000" w14:sy="100000" w14:kx="0" w14:ky="0" w14:algn="tl">
+                  <w14:schemeClr w14:val="dk1">
+                    <w14:alpha w14:val="60000"/>
+                  </w14:schemeClr>
+                </w14:shadow>
+                <w14:textOutline w14:w="0" w14:cap="flat" w14:cmpd="sng" w14:algn="ctr">
+                  <w14:noFill/>
+                  <w14:prstDash w14:val="solid"/>
+                  <w14:round/>
+                </w14:textOutline>
+              </w:rPr>
+              <w:t xml:space="preserve">Color </w:t>
+            </w:r>
+            <w:proofErr w:type="gramStart"/>
+            <w:r>
+              <w:rPr>
+                <w:rStyle w:val="IntenseEmphasis"/>
+                <w:rFonts w:eastAsia="Calibri Light"/>
+                <w:b w:val="0"/>
+                <w:bCs w:val="0"/>
+                <w:i w:val="0"/>
+                <w:iCs w:val="0"/>
+                <w:color w:val="000000" w:themeColor="text1"/>
+                <w:sz w:val="28"/>
+                <w:szCs w:val="28"/>
+                <w14:shadow w14:blurRad="38100" w14:dist="19050" w14:dir="2700000" w14:sx="100000" w14:sy="100000" w14:kx="0" w14:ky="0" w14:algn="tl">
+                  <w14:schemeClr w14:val="dk1">
+                    <w14:alpha w14:val="60000"/>
+                  </w14:schemeClr>
+                </w14:shadow>
+                <w14:textOutline w14:w="0" w14:cap="flat" w14:cmpd="sng" w14:algn="ctr">
+                  <w14:noFill/>
+                  <w14:prstDash w14:val="solid"/>
+                  <w14:round/>
+                </w14:textOutline>
+              </w:rPr>
+              <w:t>Guns</w:t>
+            </w:r>
+            <w:r>
+              <w:rPr>
+                <w:rStyle w:val="IntenseEmphasis"/>
+                <w:rFonts w:eastAsia="Calibri Light"/>
+                <w:b w:val="0"/>
+                <w:bCs w:val="0"/>
+                <w:i w:val="0"/>
+                <w:iCs w:val="0"/>
+                <w:color w:val="000000" w:themeColor="text1"/>
+                <w:sz w:val="28"/>
+                <w:szCs w:val="28"/>
+                <w14:shadow w14:blurRad="38100" w14:dist="19050" w14:dir="2700000" w14:sx="100000" w14:sy="100000" w14:kx="0" w14:ky="0" w14:algn="tl">
+                  <w14:schemeClr w14:val="dk1">
+                    <w14:alpha w14:val="60000"/>
+                  </w14:schemeClr>
+                </w14:shadow>
+                <w14:textOutline w14:w="0" w14:cap="flat" w14:cmpd="sng" w14:algn="ctr">
+                  <w14:noFill/>
+                  <w14:prstDash w14:val="solid"/>
+                  <w14:round/>
+                </w14:textOutline>
+              </w:rPr>
+              <w:t>(</w:t>
+            </w:r>
+            <w:proofErr w:type="gramEnd"/>
+            <w:r>
+              <w:rPr>
+                <w:rStyle w:val="IntenseEmphasis"/>
+                <w:rFonts w:eastAsia="Calibri Light"/>
+                <w:b w:val="0"/>
+                <w:bCs w:val="0"/>
+                <w:i w:val="0"/>
+                <w:iCs w:val="0"/>
+                <w:color w:val="000000" w:themeColor="text1"/>
+                <w:sz w:val="28"/>
+                <w:szCs w:val="28"/>
+                <w14:shadow w14:blurRad="38100" w14:dist="19050" w14:dir="2700000" w14:sx="100000" w14:sy="100000" w14:kx="0" w14:ky="0" w14:algn="tl">
+                  <w14:schemeClr w14:val="dk1">
+                    <w14:alpha w14:val="60000"/>
+                  </w14:schemeClr>
+                </w14:shadow>
+                <w14:textOutline w14:w="0" w14:cap="flat" w14:cmpd="sng" w14:algn="ctr">
+                  <w14:noFill/>
+                  <w14:prstDash w14:val="solid"/>
+                  <w14:round/>
+                </w14:textOutline>
+              </w:rPr>
+              <w:t>4)</w:t>
+            </w:r>
+          </w:p>
+        </w:tc>
+        <w:tc>
+          <w:tcPr>
+            <w:tcW w:w="2880" w:type="dxa"/>
+          </w:tcPr>
+          <w:p>
+            <w:pPr>
+              <w:rPr>
+                <w:rStyle w:val="IntenseEmphasis"/>
+                <w:rFonts w:eastAsia="Calibri Light"/>
+                <w:b w:val="0"/>
+                <w:bCs w:val="0"/>
+                <w:i w:val="0"/>
+                <w:iCs w:val="0"/>
+                <w:color w:val="000000" w:themeColor="text1"/>
+                <w:sz w:val="28"/>
+                <w:szCs w:val="28"/>
+                <w14:shadow w14:blurRad="38100" w14:dist="19050" w14:dir="2700000" w14:sx="100000" w14:sy="100000" w14:kx="0" w14:ky="0" w14:algn="tl">
+                  <w14:schemeClr w14:val="dk1">
+                    <w14:alpha w14:val="60000"/>
+                  </w14:schemeClr>
+                </w14:shadow>
+                <w14:textOutline w14:w="0" w14:cap="flat" w14:cmpd="sng" w14:algn="ctr">
+                  <w14:noFill/>
+                  <w14:prstDash w14:val="solid"/>
+                  <w14:round/>
+                </w14:textOutline>
+              </w:rPr>
+            </w:pPr>
+          </w:p>
+          <w:p>
+            <w:pPr>
+              <w:rPr>
+                <w:rStyle w:val="IntenseEmphasis"/>
+                <w:rFonts w:eastAsia="Calibri Light"/>
+                <w:b w:val="0"/>
+                <w:bCs w:val="0"/>
+                <w:i w:val="0"/>
+                <w:iCs w:val="0"/>
+                <w:color w:val="000000" w:themeColor="text1"/>
+                <w:sz w:val="28"/>
+                <w:szCs w:val="28"/>
+                <w14:shadow w14:blurRad="38100" w14:dist="19050" w14:dir="2700000" w14:sx="100000" w14:sy="100000" w14:kx="0" w14:ky="0" w14:algn="tl">
+                  <w14:schemeClr w14:val="dk1">
+                    <w14:alpha w14:val="60000"/>
+                  </w14:schemeClr>
+                </w14:shadow>
+                <w14:textOutline w14:w="0" w14:cap="flat" w14:cmpd="sng" w14:algn="ctr">
+                  <w14:noFill/>
+                  <w14:prstDash w14:val="solid"/>
+                  <w14:round/>
+                </w14:textOutline>
+              </w:rPr>
+            </w:pPr>
+            <w:r>
+              <w:rPr>
+                <w:rStyle w:val="IntenseEmphasis"/>
+                <w:rFonts w:eastAsia="Calibri Light"/>
+                <w:b w:val="0"/>
+                <w:bCs w:val="0"/>
+                <w:i w:val="0"/>
+                <w:iCs w:val="0"/>
+                <w:color w:val="000000" w:themeColor="text1"/>
+                <w:sz w:val="28"/>
+                <w:szCs w:val="28"/>
+                <w14:shadow w14:blurRad="38100" w14:dist="19050" w14:dir="2700000" w14:sx="100000" w14:sy="100000" w14:kx="0" w14:ky="0" w14:algn="tl">
+                  <w14:schemeClr w14:val="dk1">
+                    <w14:alpha w14:val="60000"/>
+                  </w14:schemeClr>
+                </w14:shadow>
+                <w14:textOutline w14:w="0" w14:cap="flat" w14:cmpd="sng" w14:algn="ctr">
+                  <w14:noFill/>
+                  <w14:prstDash w14:val="solid"/>
+                  <w14:round/>
+                </w14:textOutline>
+              </w:rPr>
+              <w:t xml:space="preserve">             4,000 /-</w:t>
+            </w:r>
+          </w:p>
+        </w:tc>
+      </w:tr>
+      <w:tr>
+        <w:trPr>
+          <w:trHeight w:val="908"/>
+        </w:trPr>
+        <w:tc>
+          <w:tcPr>
+            <w:tcW w:w="6475" w:type="dxa"/>
+          </w:tcPr>
+          <w:p>
+            <w:pPr>
+              <w:rPr>
+                <w:rFonts w:cstheme="minorHAnsi"/>
+                <w:sz w:val="24"/>
+                <w:szCs w:val="24"/>
+              </w:rPr>
+            </w:pPr>
+          </w:p>
+          <w:p>
+            <w:pPr>
+              <w:pStyle w:val="ListParagraph"/>
+              <w:numPr>
+                <w:ilvl w:val="0"/>
+                <w:numId w:val="21"/>
+              </w:numPr>
+              <w:rPr>
+                <w:rFonts w:cstheme="minorHAnsi"/>
+                <w:b/>
+                <w:bCs/>
+                <w:i/>
+                <w:iCs/>
+                <w:sz w:val="24"/>
+                <w:szCs w:val="24"/>
+              </w:rPr>
+            </w:pPr>
+            <w:r>
+              <w:rPr>
+                <w:rStyle w:val="IntenseEmphasis"/>
+                <w:rFonts w:eastAsia="Calibri Light"/>
+                <w:b w:val="0"/>
+                <w:bCs w:val="0"/>
+                <w:i w:val="0"/>
+                <w:iCs w:val="0"/>
+                <w:color w:val="000000" w:themeColor="text1"/>
+                <w:sz w:val="28"/>
+                <w:szCs w:val="28"/>
+                <w14:shadow w14:blurRad="38100" w14:dist="19050" w14:dir="2700000" w14:sx="100000" w14:sy="100000" w14:kx="0" w14:ky="0" w14:algn="tl">
+                  <w14:schemeClr w14:val="dk1">
+                    <w14:alpha w14:val="60000"/>
+                  </w14:schemeClr>
+                </w14:shadow>
+                <w14:textOutline w14:w="0" w14:cap="flat" w14:cmpd="sng" w14:algn="ctr">
+                  <w14:noFill/>
+                  <w14:prstDash w14:val="solid"/>
+                  <w14:round/>
+                </w14:textOutline>
+              </w:rPr>
+              <w:t>Genset</w:t>
+            </w:r>
+          </w:p>
+        </w:tc>
+        <w:tc>
+          <w:tcPr>
+            <w:tcW w:w="2880" w:type="dxa"/>
+          </w:tcPr>
+          <w:p>
+            <w:pPr>
+              <w:jc w:val="center"/>
+              <w:rPr>
+                <w:rStyle w:val="IntenseEmphasis"/>
+                <w:rFonts w:eastAsia="Calibri Light"/>
+                <w:b w:val="0"/>
+                <w:bCs w:val="0"/>
+                <w:i w:val="0"/>
+                <w:iCs w:val="0"/>
+                <w:color w:val="000000" w:themeColor="text1"/>
+                <w:sz w:val="28"/>
+                <w:szCs w:val="28"/>
+                <w14:shadow w14:blurRad="38100" w14:dist="19050" w14:dir="2700000" w14:sx="100000" w14:sy="100000" w14:kx="0" w14:ky="0" w14:algn="tl">
+                  <w14:schemeClr w14:val="dk1">
+                    <w14:alpha w14:val="60000"/>
+                  </w14:schemeClr>
+                </w14:shadow>
+                <w14:textOutline w14:w="0" w14:cap="flat" w14:cmpd="sng" w14:algn="ctr">
+                  <w14:noFill/>
+                  <w14:prstDash w14:val="solid"/>
+                  <w14:round/>
+                </w14:textOutline>
+              </w:rPr>
+            </w:pPr>
+          </w:p>
+          <w:p>
+            <w:pPr>
+              <w:jc w:val="center"/>
+              <w:rPr>
+                <w:rStyle w:val="IntenseEmphasis"/>
+                <w:rFonts w:eastAsia="Calibri Light"/>
+                <w:b w:val="0"/>
+                <w:bCs w:val="0"/>
+                <w:i w:val="0"/>
+                <w:iCs w:val="0"/>
+                <w:color w:val="000000" w:themeColor="text1"/>
+                <w:sz w:val="28"/>
+                <w:szCs w:val="28"/>
+                <w14:shadow w14:blurRad="38100" w14:dist="19050" w14:dir="2700000" w14:sx="100000" w14:sy="100000" w14:kx="0" w14:ky="0" w14:algn="tl">
+                  <w14:schemeClr w14:val="dk1">
+                    <w14:alpha w14:val="60000"/>
+                  </w14:schemeClr>
+                </w14:shadow>
+                <w14:textOutline w14:w="0" w14:cap="flat" w14:cmpd="sng" w14:algn="ctr">
+                  <w14:noFill/>
+                  <w14:prstDash w14:val="solid"/>
+                  <w14:round/>
+                </w14:textOutline>
+              </w:rPr>
+            </w:pPr>
+            <w:r>
+              <w:rPr>
+                <w:rStyle w:val="IntenseEmphasis"/>
+                <w:rFonts w:eastAsia="Calibri Light"/>
+                <w:b w:val="0"/>
+                <w:bCs w:val="0"/>
+                <w:i w:val="0"/>
+                <w:iCs w:val="0"/>
+                <w:color w:val="000000" w:themeColor="text1"/>
+                <w:sz w:val="28"/>
+                <w:szCs w:val="28"/>
+                <w14:shadow w14:blurRad="38100" w14:dist="19050" w14:dir="2700000" w14:sx="100000" w14:sy="100000" w14:kx="0" w14:ky="0" w14:algn="tl">
+                  <w14:schemeClr w14:val="dk1">
+                    <w14:alpha w14:val="60000"/>
+                  </w14:schemeClr>
+                </w14:shadow>
+                <w14:textOutline w14:w="0" w14:cap="flat" w14:cmpd="sng" w14:algn="ctr">
+                  <w14:noFill/>
+                  <w14:prstDash w14:val="solid"/>
+                  <w14:round/>
+                </w14:textOutline>
+              </w:rPr>
+              <w:t>5,000 /-</w:t>
+            </w:r>
+          </w:p>
+        </w:tc>
+      </w:tr>
+      <w:tr>
+        <w:trPr>
+          <w:trHeight w:val="908"/>
+        </w:trPr>
+        <w:tc>
+          <w:tcPr>
+            <w:tcW w:w="6475" w:type="dxa"/>
+          </w:tcPr>
+          <w:p>
+            <w:pPr>
               <w:jc w:val="center"/>
               <w:rPr>
                 <w:rStyle w:val="IntenseEmphasis"/>
@@ -3045,7 +3235,31 @@
                   <w14:round/>
                 </w14:textOutline>
               </w:rPr>
-              <w:t>85</w:t>
+              <w:t>8</w:t>
+            </w:r>
+            <w:r>
+              <w:rPr>
+                <w:rStyle w:val="IntenseEmphasis"/>
+                <w:rFonts w:eastAsia="Calibri Light"/>
+                <w:b w:val="0"/>
+                <w:bCs w:val="0"/>
+                <w:i w:val="0"/>
+                <w:iCs w:val="0"/>
+                <w:color w:val="833C0B" w:themeColor="accent2" w:themeShade="80"/>
+                <w:sz w:val="28"/>
+                <w:szCs w:val="28"/>
+                <w14:shadow w14:blurRad="38100" w14:dist="19050" w14:dir="2700000" w14:sx="100000" w14:sy="100000" w14:kx="0" w14:ky="0" w14:algn="tl">
+                  <w14:schemeClr w14:val="dk1">
+                    <w14:alpha w14:val="60000"/>
+                  </w14:schemeClr>
+                </w14:shadow>
+                <w14:textOutline w14:w="0" w14:cap="flat" w14:cmpd="sng" w14:algn="ctr">
+                  <w14:noFill/>
+                  <w14:prstDash w14:val="solid"/>
+                  <w14:round/>
+                </w14:textOutline>
+              </w:rPr>
+              <w:t>9</w:t>
             </w:r>
             <w:r>
               <w:rPr>
@@ -3256,28 +3470,7 @@
                   <w14:round/>
                 </w14:textOutline>
               </w:rPr>
-              <w:t xml:space="preserve"> </w:t>
-            </w:r>
-            <w:r>
-              <w:rPr>
-                <w:rFonts w:ascii="Abadi" w:eastAsiaTheme="majorEastAsia" w:hAnsi="Abadi" w:cs="Aharoni"/>
-                <w:bCs/>
-                <w:smallCaps/>
-                <w:color w:val="C45911" w:themeColor="accent2" w:themeShade="BF"/>
-                <w:sz w:val="36"/>
-                <w:szCs w:val="36"/>
-                <w14:shadow w14:blurRad="38100" w14:dist="19050" w14:dir="2700000" w14:sx="100000" w14:sy="100000" w14:kx="0" w14:ky="0" w14:algn="tl">
-                  <w14:schemeClr w14:val="dk1">
-                    <w14:alpha w14:val="60000"/>
-                  </w14:schemeClr>
-                </w14:shadow>
-                <w14:textOutline w14:w="0" w14:cap="flat" w14:cmpd="sng" w14:algn="ctr">
-                  <w14:noFill/>
-                  <w14:prstDash w14:val="solid"/>
-                  <w14:round/>
-                </w14:textOutline>
-              </w:rPr>
-              <w:t>February 2026</w:t>
+              <w:t xml:space="preserve"> February 2026</w:t>
             </w:r>
           </w:p>
           <w:p>
@@ -3341,9 +3534,11 @@
                   <w14:round/>
                 </w14:textOutline>
               </w:rPr>
-              <w:t xml:space="preserve">enue    </w:t>
-            </w:r>
-            <w:r>
+              <w:t>enue    Darbar hall</w:t>
+            </w:r>
+          </w:p>
+          <w:p>
+            <w:pPr>
               <w:rPr>
                 <w:rFonts w:ascii="Abadi" w:eastAsiaTheme="majorEastAsia" w:hAnsi="Abadi" w:cs="ADLaM Display"/>
                 <w:bCs/>
@@ -3362,11 +3557,8 @@
                   <w14:round/>
                 </w14:textOutline>
               </w:rPr>
-              <w:t>Darbar hall</w:t>
-            </w:r>
-          </w:p>
-          <w:p>
-            <w:pPr>
+            </w:pPr>
+            <w:r>
               <w:rPr>
                 <w:rFonts w:ascii="Abadi" w:eastAsiaTheme="majorEastAsia" w:hAnsi="Abadi" w:cs="ADLaM Display"/>
                 <w:bCs/>
@@ -3385,6 +3577,16 @@
                   <w14:round/>
                 </w14:textOutline>
               </w:rPr>
+              <w:t>Time       06:00 PM</w:t>
+            </w:r>
+          </w:p>
+          <w:p>
+            <w:pPr>
+              <w:rPr>
+                <w:rFonts w:ascii="ADLaM Display" w:hAnsi="ADLaM Display" w:cs="ADLaM Display"/>
+                <w:sz w:val="28"/>
+                <w:szCs w:val="28"/>
+              </w:rPr>
             </w:pPr>
             <w:r>
               <w:rPr>
@@ -3405,100 +3607,7 @@
                   <w14:round/>
                 </w14:textOutline>
               </w:rPr>
-              <w:t>Time       0</w:t>
-            </w:r>
-            <w:r>
-              <w:rPr>
-                <w:rFonts w:ascii="Abadi" w:eastAsiaTheme="majorEastAsia" w:hAnsi="Abadi" w:cs="ADLaM Display"/>
-                <w:bCs/>
-                <w:smallCaps/>
-                <w:color w:val="2F5496" w:themeColor="accent1" w:themeShade="BF"/>
-                <w:sz w:val="36"/>
-                <w:szCs w:val="36"/>
-                <w14:shadow w14:blurRad="38100" w14:dist="19050" w14:dir="2700000" w14:sx="100000" w14:sy="100000" w14:kx="0" w14:ky="0" w14:algn="tl">
-                  <w14:schemeClr w14:val="dk1">
-                    <w14:alpha w14:val="60000"/>
-                  </w14:schemeClr>
-                </w14:shadow>
-                <w14:textOutline w14:w="0" w14:cap="flat" w14:cmpd="sng" w14:algn="ctr">
-                  <w14:noFill/>
-                  <w14:prstDash w14:val="solid"/>
-                  <w14:round/>
-                </w14:textOutline>
-              </w:rPr>
-              <w:t>6</w:t>
-            </w:r>
-            <w:r>
-              <w:rPr>
-                <w:rFonts w:ascii="Abadi" w:eastAsiaTheme="majorEastAsia" w:hAnsi="Abadi" w:cs="ADLaM Display"/>
-                <w:bCs/>
-                <w:smallCaps/>
-                <w:color w:val="2F5496" w:themeColor="accent1" w:themeShade="BF"/>
-                <w:sz w:val="36"/>
-                <w:szCs w:val="36"/>
-                <w14:shadow w14:blurRad="38100" w14:dist="19050" w14:dir="2700000" w14:sx="100000" w14:sy="100000" w14:kx="0" w14:ky="0" w14:algn="tl">
-                  <w14:schemeClr w14:val="dk1">
-                    <w14:alpha w14:val="60000"/>
-                  </w14:schemeClr>
-                </w14:shadow>
-                <w14:textOutline w14:w="0" w14:cap="flat" w14:cmpd="sng" w14:algn="ctr">
-                  <w14:noFill/>
-                  <w14:prstDash w14:val="solid"/>
-                  <w14:round/>
-                </w14:textOutline>
-              </w:rPr>
-              <w:t>:00 PM</w:t>
-            </w:r>
-          </w:p>
-          <w:p>
-            <w:pPr>
-              <w:rPr>
-                <w:rFonts w:ascii="ADLaM Display" w:hAnsi="ADLaM Display" w:cs="ADLaM Display"/>
-                <w:sz w:val="28"/>
-                <w:szCs w:val="28"/>
-              </w:rPr>
-            </w:pPr>
-            <w:r>
-              <w:rPr>
-                <w:rFonts w:ascii="Abadi" w:eastAsiaTheme="majorEastAsia" w:hAnsi="Abadi" w:cs="ADLaM Display"/>
-                <w:bCs/>
-                <w:smallCaps/>
-                <w:color w:val="2F5496" w:themeColor="accent1" w:themeShade="BF"/>
-                <w:sz w:val="36"/>
-                <w:szCs w:val="36"/>
-                <w14:shadow w14:blurRad="38100" w14:dist="19050" w14:dir="2700000" w14:sx="100000" w14:sy="100000" w14:kx="0" w14:ky="0" w14:algn="tl">
-                  <w14:schemeClr w14:val="dk1">
-                    <w14:alpha w14:val="60000"/>
-                  </w14:schemeClr>
-                </w14:shadow>
-                <w14:textOutline w14:w="0" w14:cap="flat" w14:cmpd="sng" w14:algn="ctr">
-                  <w14:noFill/>
-                  <w14:prstDash w14:val="solid"/>
-                  <w14:round/>
-                </w14:textOutline>
-              </w:rPr>
-              <w:t>Event</w:t>
-            </w:r>
-            <w:r>
-              <w:rPr>
-                <w:rFonts w:ascii="Abadi" w:eastAsiaTheme="majorEastAsia" w:hAnsi="Abadi" w:cs="ADLaM Display"/>
-                <w:bCs/>
-                <w:smallCaps/>
-                <w:color w:val="2F5496" w:themeColor="accent1" w:themeShade="BF"/>
-                <w:sz w:val="36"/>
-                <w:szCs w:val="36"/>
-                <w14:shadow w14:blurRad="38100" w14:dist="19050" w14:dir="2700000" w14:sx="100000" w14:sy="100000" w14:kx="0" w14:ky="0" w14:algn="tl">
-                  <w14:schemeClr w14:val="dk1">
-                    <w14:alpha w14:val="60000"/>
-                  </w14:schemeClr>
-                </w14:shadow>
-                <w14:textOutline w14:w="0" w14:cap="flat" w14:cmpd="sng" w14:algn="ctr">
-                  <w14:noFill/>
-                  <w14:prstDash w14:val="solid"/>
-                  <w14:round/>
-                </w14:textOutline>
-              </w:rPr>
-              <w:t xml:space="preserve">    Sangeet </w:t>
+              <w:t xml:space="preserve">Event    Sangeet </w:t>
             </w:r>
           </w:p>
         </w:tc>
@@ -4637,31 +4746,7 @@
                   <w14:round/>
                 </w14:textOutline>
               </w:rPr>
-              <w:t>60</w:t>
-            </w:r>
-            <w:r>
-              <w:rPr>
-                <w:rStyle w:val="IntenseEmphasis"/>
-                <w:rFonts w:eastAsia="Calibri Light"/>
-                <w:b w:val="0"/>
-                <w:bCs w:val="0"/>
-                <w:i w:val="0"/>
-                <w:iCs w:val="0"/>
-                <w:color w:val="000000" w:themeColor="text1"/>
-                <w:sz w:val="28"/>
-                <w:szCs w:val="28"/>
-                <w14:shadow w14:blurRad="38100" w14:dist="19050" w14:dir="2700000" w14:sx="100000" w14:sy="100000" w14:kx="0" w14:ky="0" w14:algn="tl">
-                  <w14:schemeClr w14:val="dk1">
-                    <w14:alpha w14:val="60000"/>
-                  </w14:schemeClr>
-                </w14:shadow>
-                <w14:textOutline w14:w="0" w14:cap="flat" w14:cmpd="sng" w14:algn="ctr">
-                  <w14:noFill/>
-                  <w14:prstDash w14:val="solid"/>
-                  <w14:round/>
-                </w14:textOutline>
-              </w:rPr>
-              <w:t>,000 /-</w:t>
+              <w:t>60,000 /-</w:t>
             </w:r>
           </w:p>
         </w:tc>
@@ -5056,7 +5141,103 @@
                   <w14:round/>
                 </w14:textOutline>
               </w:rPr>
-              <w:t>Stage Platform 16x32 With Stairs &amp; Carpet</w:t>
+              <w:t xml:space="preserve">Stage Platform </w:t>
+            </w:r>
+            <w:r>
+              <w:rPr>
+                <w:rStyle w:val="IntenseEmphasis"/>
+                <w:rFonts w:eastAsia="Calibri Light"/>
+                <w:b w:val="0"/>
+                <w:bCs w:val="0"/>
+                <w:i w:val="0"/>
+                <w:iCs w:val="0"/>
+                <w:color w:val="000000" w:themeColor="text1"/>
+                <w:sz w:val="28"/>
+                <w:szCs w:val="28"/>
+                <w14:shadow w14:blurRad="38100" w14:dist="19050" w14:dir="2700000" w14:sx="100000" w14:sy="100000" w14:kx="0" w14:ky="0" w14:algn="tl">
+                  <w14:schemeClr w14:val="dk1">
+                    <w14:alpha w14:val="60000"/>
+                  </w14:schemeClr>
+                </w14:shadow>
+                <w14:textOutline w14:w="0" w14:cap="flat" w14:cmpd="sng" w14:algn="ctr">
+                  <w14:noFill/>
+                  <w14:prstDash w14:val="solid"/>
+                  <w14:round/>
+                </w14:textOutline>
+              </w:rPr>
+              <w:t>20</w:t>
+            </w:r>
+            <w:r>
+              <w:rPr>
+                <w:rStyle w:val="IntenseEmphasis"/>
+                <w:rFonts w:eastAsia="Calibri Light"/>
+                <w:b w:val="0"/>
+                <w:bCs w:val="0"/>
+                <w:i w:val="0"/>
+                <w:iCs w:val="0"/>
+                <w:color w:val="000000" w:themeColor="text1"/>
+                <w:sz w:val="28"/>
+                <w:szCs w:val="28"/>
+                <w14:shadow w14:blurRad="38100" w14:dist="19050" w14:dir="2700000" w14:sx="100000" w14:sy="100000" w14:kx="0" w14:ky="0" w14:algn="tl">
+                  <w14:schemeClr w14:val="dk1">
+                    <w14:alpha w14:val="60000"/>
+                  </w14:schemeClr>
+                </w14:shadow>
+                <w14:textOutline w14:w="0" w14:cap="flat" w14:cmpd="sng" w14:algn="ctr">
+                  <w14:noFill/>
+                  <w14:prstDash w14:val="solid"/>
+                  <w14:round/>
+                </w14:textOutline>
+              </w:rPr>
+              <w:t>x3</w:t>
+            </w:r>
+            <w:r>
+              <w:rPr>
+                <w:rStyle w:val="IntenseEmphasis"/>
+                <w:rFonts w:eastAsia="Calibri Light"/>
+                <w:b w:val="0"/>
+                <w:bCs w:val="0"/>
+                <w:i w:val="0"/>
+                <w:iCs w:val="0"/>
+                <w:color w:val="000000" w:themeColor="text1"/>
+                <w:sz w:val="28"/>
+                <w:szCs w:val="28"/>
+                <w14:shadow w14:blurRad="38100" w14:dist="19050" w14:dir="2700000" w14:sx="100000" w14:sy="100000" w14:kx="0" w14:ky="0" w14:algn="tl">
+                  <w14:schemeClr w14:val="dk1">
+                    <w14:alpha w14:val="60000"/>
+                  </w14:schemeClr>
+                </w14:shadow>
+                <w14:textOutline w14:w="0" w14:cap="flat" w14:cmpd="sng" w14:algn="ctr">
+                  <w14:noFill/>
+                  <w14:prstDash w14:val="solid"/>
+                  <w14:round/>
+                </w14:textOutline>
+              </w:rPr>
+              <w:t>6</w:t>
+            </w:r>
+            <w:r>
+              <w:rPr>
+                <w:rStyle w:val="IntenseEmphasis"/>
+                <w:rFonts w:eastAsia="Calibri Light"/>
+                <w:b w:val="0"/>
+                <w:bCs w:val="0"/>
+                <w:i w:val="0"/>
+                <w:iCs w:val="0"/>
+                <w:color w:val="000000" w:themeColor="text1"/>
+                <w:sz w:val="28"/>
+                <w:szCs w:val="28"/>
+                <w14:shadow w14:blurRad="38100" w14:dist="19050" w14:dir="2700000" w14:sx="100000" w14:sy="100000" w14:kx="0" w14:ky="0" w14:algn="tl">
+                  <w14:schemeClr w14:val="dk1">
+                    <w14:alpha w14:val="60000"/>
+                  </w14:schemeClr>
+                </w14:shadow>
+                <w14:textOutline w14:w="0" w14:cap="flat" w14:cmpd="sng" w14:algn="ctr">
+                  <w14:noFill/>
+                  <w14:prstDash w14:val="solid"/>
+                  <w14:round/>
+                </w14:textOutline>
+              </w:rPr>
+              <w:t xml:space="preserve"> With Stairs &amp; Carpet</w:t>
             </w:r>
           </w:p>
         </w:tc>
@@ -5189,31 +5370,7 @@
                   <w14:round/>
                 </w14:textOutline>
               </w:rPr>
-              <w:t>3</w:t>
-            </w:r>
-            <w:r>
-              <w:rPr>
-                <w:rStyle w:val="IntenseEmphasis"/>
-                <w:rFonts w:eastAsia="Calibri Light"/>
-                <w:b w:val="0"/>
-                <w:bCs w:val="0"/>
-                <w:i w:val="0"/>
-                <w:iCs w:val="0"/>
-                <w:color w:val="000000" w:themeColor="text1"/>
-                <w:sz w:val="28"/>
-                <w:szCs w:val="28"/>
-                <w14:shadow w14:blurRad="38100" w14:dist="19050" w14:dir="2700000" w14:sx="100000" w14:sy="100000" w14:kx="0" w14:ky="0" w14:algn="tl">
-                  <w14:schemeClr w14:val="dk1">
-                    <w14:alpha w14:val="60000"/>
-                  </w14:schemeClr>
-                </w14:shadow>
-                <w14:textOutline w14:w="0" w14:cap="flat" w14:cmpd="sng" w14:algn="ctr">
-                  <w14:noFill/>
-                  <w14:prstDash w14:val="solid"/>
-                  <w14:round/>
-                </w14:textOutline>
-              </w:rPr>
-              <w:t>0</w:t>
+              <w:t>45</w:t>
             </w:r>
             <w:r>
               <w:rPr>
@@ -5366,7 +5523,31 @@
                   <w14:round/>
                 </w14:textOutline>
               </w:rPr>
-              <w:t>30,000 /-</w:t>
+              <w:t>45</w:t>
+            </w:r>
+            <w:r>
+              <w:rPr>
+                <w:rStyle w:val="IntenseEmphasis"/>
+                <w:rFonts w:eastAsia="Calibri Light"/>
+                <w:b w:val="0"/>
+                <w:bCs w:val="0"/>
+                <w:i w:val="0"/>
+                <w:iCs w:val="0"/>
+                <w:color w:val="000000" w:themeColor="text1"/>
+                <w:sz w:val="28"/>
+                <w:szCs w:val="28"/>
+                <w14:shadow w14:blurRad="38100" w14:dist="19050" w14:dir="2700000" w14:sx="100000" w14:sy="100000" w14:kx="0" w14:ky="0" w14:algn="tl">
+                  <w14:schemeClr w14:val="dk1">
+                    <w14:alpha w14:val="60000"/>
+                  </w14:schemeClr>
+                </w14:shadow>
+                <w14:textOutline w14:w="0" w14:cap="flat" w14:cmpd="sng" w14:algn="ctr">
+                  <w14:noFill/>
+                  <w14:prstDash w14:val="solid"/>
+                  <w14:round/>
+                </w14:textOutline>
+              </w:rPr>
+              <w:t>,000 /-</w:t>
             </w:r>
           </w:p>
         </w:tc>
@@ -5487,7 +5668,7 @@
       </w:tr>
       <w:tr>
         <w:trPr>
-          <w:trHeight w:val="563"/>
+          <w:trHeight w:val="908"/>
         </w:trPr>
         <w:tc>
           <w:tcPr>
@@ -5504,279 +5685,102 @@
           </w:p>
           <w:p>
             <w:pPr>
+              <w:pStyle w:val="ListParagraph"/>
               <w:numPr>
                 <w:ilvl w:val="0"/>
-                <w:numId w:val="5"/>
+                <w:numId w:val="21"/>
               </w:numPr>
               <w:rPr>
-                <w:rStyle w:val="IntenseEmphasis"/>
-                <w:rFonts w:eastAsia="Calibri Light"/>
-                <w:b w:val="0"/>
-                <w:bCs w:val="0"/>
-                <w:i w:val="0"/>
-                <w:iCs w:val="0"/>
-                <w:color w:val="C45911" w:themeColor="accent2" w:themeShade="BF"/>
-                <w:sz w:val="28"/>
-                <w:szCs w:val="28"/>
-                <w14:shadow w14:blurRad="38100" w14:dist="19050" w14:dir="2700000" w14:sx="100000" w14:sy="100000" w14:kx="0" w14:ky="0" w14:algn="tl">
-                  <w14:schemeClr w14:val="dk1">
-                    <w14:alpha w14:val="60000"/>
-                  </w14:schemeClr>
-                </w14:shadow>
-                <w14:textOutline w14:w="0" w14:cap="flat" w14:cmpd="sng" w14:algn="ctr">
-                  <w14:noFill/>
-                  <w14:prstDash w14:val="solid"/>
-                  <w14:round/>
-                </w14:textOutline>
-              </w:rPr>
-            </w:pPr>
-            <w:r>
-              <w:rPr>
-                <w:rStyle w:val="IntenseEmphasis"/>
-                <w:rFonts w:eastAsia="Calibri Light"/>
-                <w:b w:val="0"/>
-                <w:bCs w:val="0"/>
-                <w:i w:val="0"/>
-                <w:iCs w:val="0"/>
-                <w:color w:val="C45911" w:themeColor="accent2" w:themeShade="BF"/>
-                <w:sz w:val="28"/>
-                <w:szCs w:val="28"/>
-                <w14:shadow w14:blurRad="38100" w14:dist="19050" w14:dir="2700000" w14:sx="100000" w14:sy="100000" w14:kx="0" w14:ky="0" w14:algn="tl">
-                  <w14:schemeClr w14:val="dk1">
-                    <w14:alpha w14:val="60000"/>
-                  </w14:schemeClr>
-                </w14:shadow>
-                <w14:textOutline w14:w="0" w14:cap="flat" w14:cmpd="sng" w14:algn="ctr">
-                  <w14:noFill/>
-                  <w14:prstDash w14:val="solid"/>
-                  <w14:round/>
-                </w14:textOutline>
-              </w:rPr>
-              <w:t>Special Effects</w:t>
-            </w:r>
-          </w:p>
-          <w:p>
-            <w:pPr>
-              <w:numPr>
-                <w:ilvl w:val="0"/>
-                <w:numId w:val="14"/>
-              </w:numPr>
-              <w:rPr>
-                <w:rStyle w:val="IntenseEmphasis"/>
-                <w:rFonts w:eastAsia="Calibri Light"/>
-                <w:b w:val="0"/>
-                <w:bCs w:val="0"/>
-                <w:i w:val="0"/>
-                <w:iCs w:val="0"/>
-                <w:color w:val="000000" w:themeColor="text1"/>
-                <w:sz w:val="28"/>
-                <w:szCs w:val="28"/>
-                <w14:shadow w14:blurRad="38100" w14:dist="19050" w14:dir="2700000" w14:sx="100000" w14:sy="100000" w14:kx="0" w14:ky="0" w14:algn="tl">
-                  <w14:schemeClr w14:val="dk1">
-                    <w14:alpha w14:val="60000"/>
-                  </w14:schemeClr>
-                </w14:shadow>
-                <w14:textOutline w14:w="0" w14:cap="flat" w14:cmpd="sng" w14:algn="ctr">
-                  <w14:noFill/>
-                  <w14:prstDash w14:val="solid"/>
-                  <w14:round/>
-                </w14:textOutline>
-              </w:rPr>
-            </w:pPr>
-            <w:r>
-              <w:rPr>
-                <w:rStyle w:val="IntenseEmphasis"/>
-                <w:rFonts w:eastAsia="Calibri Light"/>
-                <w:b w:val="0"/>
-                <w:bCs w:val="0"/>
-                <w:i w:val="0"/>
-                <w:iCs w:val="0"/>
-                <w:color w:val="000000" w:themeColor="text1"/>
-                <w:sz w:val="28"/>
-                <w:szCs w:val="28"/>
-                <w14:shadow w14:blurRad="38100" w14:dist="19050" w14:dir="2700000" w14:sx="100000" w14:sy="100000" w14:kx="0" w14:ky="0" w14:algn="tl">
-                  <w14:schemeClr w14:val="dk1">
-                    <w14:alpha w14:val="60000"/>
-                  </w14:schemeClr>
-                </w14:shadow>
-                <w14:textOutline w14:w="0" w14:cap="flat" w14:cmpd="sng" w14:algn="ctr">
-                  <w14:noFill/>
-                  <w14:prstDash w14:val="solid"/>
-                  <w14:round/>
-                </w14:textOutline>
-              </w:rPr>
-              <w:t>Sparkle Machines (6)</w:t>
-            </w:r>
-            <w:r>
-              <w:rPr>
-                <w:rStyle w:val="IntenseEmphasis"/>
-                <w:rFonts w:eastAsia="Calibri Light"/>
-                <w:b w:val="0"/>
-                <w:bCs w:val="0"/>
-                <w:i w:val="0"/>
-                <w:iCs w:val="0"/>
-                <w:color w:val="000000" w:themeColor="text1"/>
-                <w:sz w:val="28"/>
-                <w:szCs w:val="28"/>
-                <w14:shadow w14:blurRad="38100" w14:dist="19050" w14:dir="2700000" w14:sx="100000" w14:sy="100000" w14:kx="0" w14:ky="0" w14:algn="tl">
-                  <w14:schemeClr w14:val="dk1">
-                    <w14:alpha w14:val="60000"/>
-                  </w14:schemeClr>
-                </w14:shadow>
-                <w14:textOutline w14:w="0" w14:cap="flat" w14:cmpd="sng" w14:algn="ctr">
-                  <w14:noFill/>
-                  <w14:prstDash w14:val="solid"/>
-                  <w14:round/>
-                </w14:textOutline>
-              </w:rPr>
-              <w:t xml:space="preserve"> [Multiple Times]</w:t>
-            </w:r>
-          </w:p>
-          <w:p>
-            <w:pPr>
-              <w:rPr>
-                <w:rStyle w:val="IntenseEmphasis"/>
-                <w:rFonts w:eastAsia="Calibri Light"/>
-                <w:b w:val="0"/>
-                <w:bCs w:val="0"/>
-                <w:i w:val="0"/>
-                <w:iCs w:val="0"/>
-                <w:color w:val="000000" w:themeColor="text1"/>
-                <w:sz w:val="28"/>
-                <w:szCs w:val="28"/>
-                <w14:shadow w14:blurRad="38100" w14:dist="19050" w14:dir="2700000" w14:sx="100000" w14:sy="100000" w14:kx="0" w14:ky="0" w14:algn="tl">
-                  <w14:schemeClr w14:val="dk1">
-                    <w14:alpha w14:val="60000"/>
-                  </w14:schemeClr>
-                </w14:shadow>
-                <w14:textOutline w14:w="0" w14:cap="flat" w14:cmpd="sng" w14:algn="ctr">
-                  <w14:noFill/>
-                  <w14:prstDash w14:val="solid"/>
-                  <w14:round/>
-                </w14:textOutline>
-              </w:rPr>
-            </w:pPr>
-          </w:p>
-          <w:p>
-            <w:pPr>
-              <w:numPr>
-                <w:ilvl w:val="0"/>
-                <w:numId w:val="14"/>
-              </w:numPr>
-              <w:rPr>
-                <w:rStyle w:val="IntenseEmphasis"/>
-                <w:rFonts w:eastAsia="Calibri Light"/>
-                <w:b w:val="0"/>
-                <w:bCs w:val="0"/>
-                <w:i w:val="0"/>
-                <w:iCs w:val="0"/>
-                <w:color w:val="000000" w:themeColor="text1"/>
-                <w:sz w:val="28"/>
-                <w:szCs w:val="28"/>
-                <w14:shadow w14:blurRad="38100" w14:dist="19050" w14:dir="2700000" w14:sx="100000" w14:sy="100000" w14:kx="0" w14:ky="0" w14:algn="tl">
-                  <w14:schemeClr w14:val="dk1">
-                    <w14:alpha w14:val="60000"/>
-                  </w14:schemeClr>
-                </w14:shadow>
-                <w14:textOutline w14:w="0" w14:cap="flat" w14:cmpd="sng" w14:algn="ctr">
-                  <w14:noFill/>
-                  <w14:prstDash w14:val="solid"/>
-                  <w14:round/>
-                </w14:textOutline>
-              </w:rPr>
-            </w:pPr>
-            <w:r>
-              <w:rPr>
-                <w:rStyle w:val="IntenseEmphasis"/>
-                <w:rFonts w:eastAsia="Calibri Light"/>
-                <w:b w:val="0"/>
-                <w:bCs w:val="0"/>
-                <w:i w:val="0"/>
-                <w:iCs w:val="0"/>
-                <w:color w:val="000000" w:themeColor="text1"/>
-                <w:sz w:val="28"/>
-                <w:szCs w:val="28"/>
-                <w14:shadow w14:blurRad="38100" w14:dist="19050" w14:dir="2700000" w14:sx="100000" w14:sy="100000" w14:kx="0" w14:ky="0" w14:algn="tl">
-                  <w14:schemeClr w14:val="dk1">
-                    <w14:alpha w14:val="60000"/>
-                  </w14:schemeClr>
-                </w14:shadow>
-                <w14:textOutline w14:w="0" w14:cap="flat" w14:cmpd="sng" w14:algn="ctr">
-                  <w14:noFill/>
-                  <w14:prstDash w14:val="solid"/>
-                  <w14:round/>
-                </w14:textOutline>
-              </w:rPr>
-              <w:t>Bubble Machine</w:t>
-            </w:r>
-            <w:r>
-              <w:rPr>
-                <w:rStyle w:val="IntenseEmphasis"/>
-                <w:rFonts w:eastAsia="Calibri Light"/>
-                <w:b w:val="0"/>
-                <w:bCs w:val="0"/>
-                <w:i w:val="0"/>
-                <w:iCs w:val="0"/>
-                <w:color w:val="000000" w:themeColor="text1"/>
-                <w:sz w:val="28"/>
-                <w:szCs w:val="28"/>
-                <w14:shadow w14:blurRad="38100" w14:dist="19050" w14:dir="2700000" w14:sx="100000" w14:sy="100000" w14:kx="0" w14:ky="0" w14:algn="tl">
-                  <w14:schemeClr w14:val="dk1">
-                    <w14:alpha w14:val="60000"/>
-                  </w14:schemeClr>
-                </w14:shadow>
-                <w14:textOutline w14:w="0" w14:cap="flat" w14:cmpd="sng" w14:algn="ctr">
-                  <w14:noFill/>
-                  <w14:prstDash w14:val="solid"/>
-                  <w14:round/>
-                </w14:textOutline>
-              </w:rPr>
-              <w:t xml:space="preserve"> </w:t>
-            </w:r>
-            <w:r>
-              <w:rPr>
-                <w:rStyle w:val="IntenseEmphasis"/>
-                <w:rFonts w:eastAsia="Calibri Light"/>
-                <w:b w:val="0"/>
-                <w:bCs w:val="0"/>
-                <w:i w:val="0"/>
-                <w:iCs w:val="0"/>
-                <w:color w:val="000000" w:themeColor="text1"/>
-                <w:sz w:val="28"/>
-                <w:szCs w:val="28"/>
-                <w14:shadow w14:blurRad="38100" w14:dist="19050" w14:dir="2700000" w14:sx="100000" w14:sy="100000" w14:kx="0" w14:ky="0" w14:algn="tl">
-                  <w14:schemeClr w14:val="dk1">
-                    <w14:alpha w14:val="60000"/>
-                  </w14:schemeClr>
-                </w14:shadow>
-                <w14:textOutline w14:w="0" w14:cap="flat" w14:cmpd="sng" w14:algn="ctr">
-                  <w14:noFill/>
-                  <w14:prstDash w14:val="solid"/>
-                  <w14:round/>
-                </w14:textOutline>
-              </w:rPr>
-              <w:t>[Multiple Times]</w:t>
-            </w:r>
-          </w:p>
-          <w:p>
-            <w:pPr>
-              <w:rPr>
-                <w:rFonts w:eastAsia="Calibri Light"/>
-                <w:color w:val="000000" w:themeColor="text1"/>
-                <w:sz w:val="28"/>
-                <w:szCs w:val="28"/>
-                <w14:shadow w14:blurRad="38100" w14:dist="19050" w14:dir="2700000" w14:sx="100000" w14:sy="100000" w14:kx="0" w14:ky="0" w14:algn="tl">
-                  <w14:schemeClr w14:val="dk1">
-                    <w14:alpha w14:val="60000"/>
-                  </w14:schemeClr>
-                </w14:shadow>
-                <w14:textOutline w14:w="0" w14:cap="flat" w14:cmpd="sng" w14:algn="ctr">
-                  <w14:noFill/>
-                  <w14:prstDash w14:val="solid"/>
-                  <w14:round/>
-                </w14:textOutline>
-              </w:rPr>
-            </w:pPr>
+                <w:rFonts w:eastAsia="Calibri Light"/>
+                <w:color w:val="000000" w:themeColor="text1"/>
+                <w:sz w:val="28"/>
+                <w:szCs w:val="28"/>
+                <w14:shadow w14:blurRad="38100" w14:dist="19050" w14:dir="2700000" w14:sx="100000" w14:sy="100000" w14:kx="0" w14:ky="0" w14:algn="tl">
+                  <w14:schemeClr w14:val="dk1">
+                    <w14:alpha w14:val="60000"/>
+                  </w14:schemeClr>
+                </w14:shadow>
+                <w14:textOutline w14:w="0" w14:cap="flat" w14:cmpd="sng" w14:algn="ctr">
+                  <w14:noFill/>
+                  <w14:prstDash w14:val="solid"/>
+                  <w14:round/>
+                </w14:textOutline>
+              </w:rPr>
+            </w:pPr>
+            <w:r>
+              <w:rPr>
+                <w:rStyle w:val="IntenseEmphasis"/>
+                <w:rFonts w:eastAsia="Calibri Light"/>
+                <w:b w:val="0"/>
+                <w:bCs w:val="0"/>
+                <w:i w:val="0"/>
+                <w:iCs w:val="0"/>
+                <w:color w:val="000000" w:themeColor="text1"/>
+                <w:sz w:val="28"/>
+                <w:szCs w:val="28"/>
+                <w14:shadow w14:blurRad="38100" w14:dist="19050" w14:dir="2700000" w14:sx="100000" w14:sy="100000" w14:kx="0" w14:ky="0" w14:algn="tl">
+                  <w14:schemeClr w14:val="dk1">
+                    <w14:alpha w14:val="60000"/>
+                  </w14:schemeClr>
+                </w14:shadow>
+                <w14:textOutline w14:w="0" w14:cap="flat" w14:cmpd="sng" w14:algn="ctr">
+                  <w14:noFill/>
+                  <w14:prstDash w14:val="solid"/>
+                  <w14:round/>
+                </w14:textOutline>
+              </w:rPr>
+              <w:t xml:space="preserve">Dancers For Entry </w:t>
+            </w:r>
+            <w:proofErr w:type="gramStart"/>
+            <w:r>
+              <w:rPr>
+                <w:rStyle w:val="IntenseEmphasis"/>
+                <w:rFonts w:eastAsia="Calibri Light"/>
+                <w:b w:val="0"/>
+                <w:bCs w:val="0"/>
+                <w:i w:val="0"/>
+                <w:iCs w:val="0"/>
+                <w:color w:val="000000" w:themeColor="text1"/>
+                <w:sz w:val="28"/>
+                <w:szCs w:val="28"/>
+                <w14:shadow w14:blurRad="38100" w14:dist="19050" w14:dir="2700000" w14:sx="100000" w14:sy="100000" w14:kx="0" w14:ky="0" w14:algn="tl">
+                  <w14:schemeClr w14:val="dk1">
+                    <w14:alpha w14:val="60000"/>
+                  </w14:schemeClr>
+                </w14:shadow>
+                <w14:textOutline w14:w="0" w14:cap="flat" w14:cmpd="sng" w14:algn="ctr">
+                  <w14:noFill/>
+                  <w14:prstDash w14:val="solid"/>
+                  <w14:round/>
+                </w14:textOutline>
+              </w:rPr>
+              <w:t>With</w:t>
+            </w:r>
+            <w:proofErr w:type="gramEnd"/>
+            <w:r>
+              <w:rPr>
+                <w:rStyle w:val="IntenseEmphasis"/>
+                <w:rFonts w:eastAsia="Calibri Light"/>
+                <w:b w:val="0"/>
+                <w:bCs w:val="0"/>
+                <w:i w:val="0"/>
+                <w:iCs w:val="0"/>
+                <w:color w:val="000000" w:themeColor="text1"/>
+                <w:sz w:val="28"/>
+                <w:szCs w:val="28"/>
+                <w14:shadow w14:blurRad="38100" w14:dist="19050" w14:dir="2700000" w14:sx="100000" w14:sy="100000" w14:kx="0" w14:ky="0" w14:algn="tl">
+                  <w14:schemeClr w14:val="dk1">
+                    <w14:alpha w14:val="60000"/>
+                  </w14:schemeClr>
+                </w14:shadow>
+                <w14:textOutline w14:w="0" w14:cap="flat" w14:cmpd="sng" w14:algn="ctr">
+                  <w14:noFill/>
+                  <w14:prstDash w14:val="solid"/>
+                  <w14:round/>
+                </w14:textOutline>
+              </w:rPr>
+              <w:t xml:space="preserve"> Led Jackets [8]</w:t>
+            </w:r>
           </w:p>
         </w:tc>
         <w:tc>
@@ -5790,115 +5794,6 @@
                 <w:rFonts w:cstheme="minorHAnsi"/>
                 <w:sz w:val="24"/>
                 <w:szCs w:val="24"/>
-              </w:rPr>
-            </w:pPr>
-          </w:p>
-          <w:p>
-            <w:pPr>
-              <w:jc w:val="center"/>
-              <w:rPr>
-                <w:rFonts w:cstheme="minorHAnsi"/>
-                <w:sz w:val="24"/>
-                <w:szCs w:val="24"/>
-              </w:rPr>
-            </w:pPr>
-          </w:p>
-          <w:p>
-            <w:pPr>
-              <w:jc w:val="center"/>
-              <w:rPr>
-                <w:rStyle w:val="IntenseEmphasis"/>
-                <w:rFonts w:eastAsia="Calibri Light"/>
-                <w:b w:val="0"/>
-                <w:bCs w:val="0"/>
-                <w:i w:val="0"/>
-                <w:iCs w:val="0"/>
-                <w:color w:val="000000" w:themeColor="text1"/>
-                <w:sz w:val="28"/>
-                <w:szCs w:val="28"/>
-                <w14:shadow w14:blurRad="38100" w14:dist="19050" w14:dir="2700000" w14:sx="100000" w14:sy="100000" w14:kx="0" w14:ky="0" w14:algn="tl">
-                  <w14:schemeClr w14:val="dk1">
-                    <w14:alpha w14:val="60000"/>
-                  </w14:schemeClr>
-                </w14:shadow>
-                <w14:textOutline w14:w="0" w14:cap="flat" w14:cmpd="sng" w14:algn="ctr">
-                  <w14:noFill/>
-                  <w14:prstDash w14:val="solid"/>
-                  <w14:round/>
-                </w14:textOutline>
-              </w:rPr>
-            </w:pPr>
-            <w:r>
-              <w:rPr>
-                <w:rStyle w:val="IntenseEmphasis"/>
-                <w:rFonts w:eastAsia="Calibri Light"/>
-                <w:b w:val="0"/>
-                <w:bCs w:val="0"/>
-                <w:i w:val="0"/>
-                <w:iCs w:val="0"/>
-                <w:color w:val="000000" w:themeColor="text1"/>
-                <w:sz w:val="28"/>
-                <w:szCs w:val="28"/>
-                <w14:shadow w14:blurRad="38100" w14:dist="19050" w14:dir="2700000" w14:sx="100000" w14:sy="100000" w14:kx="0" w14:ky="0" w14:algn="tl">
-                  <w14:schemeClr w14:val="dk1">
-                    <w14:alpha w14:val="60000"/>
-                  </w14:schemeClr>
-                </w14:shadow>
-                <w14:textOutline w14:w="0" w14:cap="flat" w14:cmpd="sng" w14:algn="ctr">
-                  <w14:noFill/>
-                  <w14:prstDash w14:val="solid"/>
-                  <w14:round/>
-                </w14:textOutline>
-              </w:rPr>
-              <w:t>18</w:t>
-            </w:r>
-            <w:r>
-              <w:rPr>
-                <w:rStyle w:val="IntenseEmphasis"/>
-                <w:rFonts w:eastAsia="Calibri Light"/>
-                <w:b w:val="0"/>
-                <w:bCs w:val="0"/>
-                <w:i w:val="0"/>
-                <w:iCs w:val="0"/>
-                <w:color w:val="000000" w:themeColor="text1"/>
-                <w:sz w:val="28"/>
-                <w:szCs w:val="28"/>
-                <w14:shadow w14:blurRad="38100" w14:dist="19050" w14:dir="2700000" w14:sx="100000" w14:sy="100000" w14:kx="0" w14:ky="0" w14:algn="tl">
-                  <w14:schemeClr w14:val="dk1">
-                    <w14:alpha w14:val="60000"/>
-                  </w14:schemeClr>
-                </w14:shadow>
-                <w14:textOutline w14:w="0" w14:cap="flat" w14:cmpd="sng" w14:algn="ctr">
-                  <w14:noFill/>
-                  <w14:prstDash w14:val="solid"/>
-                  <w14:round/>
-                </w14:textOutline>
-              </w:rPr>
-              <w:t>,000 /-</w:t>
-            </w:r>
-          </w:p>
-          <w:p>
-            <w:pPr>
-              <w:rPr>
-                <w:rStyle w:val="IntenseEmphasis"/>
-                <w:rFonts w:eastAsia="Calibri Light"/>
-                <w:b w:val="0"/>
-                <w:bCs w:val="0"/>
-                <w:i w:val="0"/>
-                <w:iCs w:val="0"/>
-                <w:color w:val="000000" w:themeColor="text1"/>
-                <w:sz w:val="28"/>
-                <w:szCs w:val="28"/>
-                <w14:shadow w14:blurRad="38100" w14:dist="19050" w14:dir="2700000" w14:sx="100000" w14:sy="100000" w14:kx="0" w14:ky="0" w14:algn="tl">
-                  <w14:schemeClr w14:val="dk1">
-                    <w14:alpha w14:val="60000"/>
-                  </w14:schemeClr>
-                </w14:shadow>
-                <w14:textOutline w14:w="0" w14:cap="flat" w14:cmpd="sng" w14:algn="ctr">
-                  <w14:noFill/>
-                  <w14:prstDash w14:val="solid"/>
-                  <w14:round/>
-                </w14:textOutline>
               </w:rPr>
             </w:pPr>
           </w:p>
@@ -5937,7 +5832,201 @@
                   <w14:round/>
                 </w14:textOutline>
               </w:rPr>
-              <w:t>20,000 /-</w:t>
+              <w:t>60</w:t>
+            </w:r>
+            <w:r>
+              <w:rPr>
+                <w:rStyle w:val="IntenseEmphasis"/>
+                <w:rFonts w:eastAsia="Calibri Light"/>
+                <w:b w:val="0"/>
+                <w:bCs w:val="0"/>
+                <w:i w:val="0"/>
+                <w:iCs w:val="0"/>
+                <w:color w:val="000000" w:themeColor="text1"/>
+                <w:sz w:val="28"/>
+                <w:szCs w:val="28"/>
+                <w14:shadow w14:blurRad="38100" w14:dist="19050" w14:dir="2700000" w14:sx="100000" w14:sy="100000" w14:kx="0" w14:ky="0" w14:algn="tl">
+                  <w14:schemeClr w14:val="dk1">
+                    <w14:alpha w14:val="60000"/>
+                  </w14:schemeClr>
+                </w14:shadow>
+                <w14:textOutline w14:w="0" w14:cap="flat" w14:cmpd="sng" w14:algn="ctr">
+                  <w14:noFill/>
+                  <w14:prstDash w14:val="solid"/>
+                  <w14:round/>
+                </w14:textOutline>
+              </w:rPr>
+              <w:t>,000 /-</w:t>
+            </w:r>
+          </w:p>
+        </w:tc>
+      </w:tr>
+      <w:tr>
+        <w:trPr>
+          <w:trHeight w:val="908"/>
+        </w:trPr>
+        <w:tc>
+          <w:tcPr>
+            <w:tcW w:w="6565" w:type="dxa"/>
+          </w:tcPr>
+          <w:p>
+            <w:pPr>
+              <w:rPr>
+                <w:rStyle w:val="IntenseEmphasis"/>
+                <w:rFonts w:eastAsia="Calibri Light"/>
+                <w:b w:val="0"/>
+                <w:bCs w:val="0"/>
+                <w:i w:val="0"/>
+                <w:iCs w:val="0"/>
+                <w:color w:val="000000" w:themeColor="text1"/>
+                <w:sz w:val="28"/>
+                <w:szCs w:val="28"/>
+                <w14:shadow w14:blurRad="38100" w14:dist="19050" w14:dir="2700000" w14:sx="100000" w14:sy="100000" w14:kx="0" w14:ky="0" w14:algn="tl">
+                  <w14:schemeClr w14:val="dk1">
+                    <w14:alpha w14:val="60000"/>
+                  </w14:schemeClr>
+                </w14:shadow>
+                <w14:textOutline w14:w="0" w14:cap="flat" w14:cmpd="sng" w14:algn="ctr">
+                  <w14:noFill/>
+                  <w14:prstDash w14:val="solid"/>
+                  <w14:round/>
+                </w14:textOutline>
+              </w:rPr>
+            </w:pPr>
+          </w:p>
+          <w:p>
+            <w:pPr>
+              <w:pStyle w:val="ListParagraph"/>
+              <w:numPr>
+                <w:ilvl w:val="0"/>
+                <w:numId w:val="21"/>
+              </w:numPr>
+              <w:rPr>
+                <w:rStyle w:val="IntenseEmphasis"/>
+                <w:rFonts w:eastAsia="Calibri Light"/>
+                <w:b w:val="0"/>
+                <w:bCs w:val="0"/>
+                <w:i w:val="0"/>
+                <w:iCs w:val="0"/>
+                <w:color w:val="000000" w:themeColor="text1"/>
+                <w:sz w:val="28"/>
+                <w:szCs w:val="28"/>
+                <w14:shadow w14:blurRad="38100" w14:dist="19050" w14:dir="2700000" w14:sx="100000" w14:sy="100000" w14:kx="0" w14:ky="0" w14:algn="tl">
+                  <w14:schemeClr w14:val="dk1">
+                    <w14:alpha w14:val="60000"/>
+                  </w14:schemeClr>
+                </w14:shadow>
+                <w14:textOutline w14:w="0" w14:cap="flat" w14:cmpd="sng" w14:algn="ctr">
+                  <w14:noFill/>
+                  <w14:prstDash w14:val="solid"/>
+                  <w14:round/>
+                </w14:textOutline>
+              </w:rPr>
+            </w:pPr>
+            <w:r>
+              <w:rPr>
+                <w:rStyle w:val="IntenseEmphasis"/>
+                <w:rFonts w:eastAsia="Calibri Light"/>
+                <w:b w:val="0"/>
+                <w:bCs w:val="0"/>
+                <w:i w:val="0"/>
+                <w:iCs w:val="0"/>
+                <w:color w:val="000000" w:themeColor="text1"/>
+                <w:sz w:val="28"/>
+                <w:szCs w:val="28"/>
+                <w14:shadow w14:blurRad="38100" w14:dist="19050" w14:dir="2700000" w14:sx="100000" w14:sy="100000" w14:kx="0" w14:ky="0" w14:algn="tl">
+                  <w14:schemeClr w14:val="dk1">
+                    <w14:alpha w14:val="60000"/>
+                  </w14:schemeClr>
+                </w14:shadow>
+                <w14:textOutline w14:w="0" w14:cap="flat" w14:cmpd="sng" w14:algn="ctr">
+                  <w14:noFill/>
+                  <w14:prstDash w14:val="solid"/>
+                  <w14:round/>
+                </w14:textOutline>
+              </w:rPr>
+              <w:t>Champagne Tower</w:t>
+            </w:r>
+          </w:p>
+        </w:tc>
+        <w:tc>
+          <w:tcPr>
+            <w:tcW w:w="2970" w:type="dxa"/>
+          </w:tcPr>
+          <w:p>
+            <w:pPr>
+              <w:jc w:val="center"/>
+              <w:rPr>
+                <w:rStyle w:val="IntenseEmphasis"/>
+                <w:rFonts w:eastAsia="Calibri Light"/>
+                <w:b w:val="0"/>
+                <w:bCs w:val="0"/>
+                <w:i w:val="0"/>
+                <w:iCs w:val="0"/>
+                <w:color w:val="000000" w:themeColor="text1"/>
+                <w:sz w:val="28"/>
+                <w:szCs w:val="28"/>
+                <w14:shadow w14:blurRad="38100" w14:dist="19050" w14:dir="2700000" w14:sx="100000" w14:sy="100000" w14:kx="0" w14:ky="0" w14:algn="tl">
+                  <w14:schemeClr w14:val="dk1">
+                    <w14:alpha w14:val="60000"/>
+                  </w14:schemeClr>
+                </w14:shadow>
+                <w14:textOutline w14:w="0" w14:cap="flat" w14:cmpd="sng" w14:algn="ctr">
+                  <w14:noFill/>
+                  <w14:prstDash w14:val="solid"/>
+                  <w14:round/>
+                </w14:textOutline>
+              </w:rPr>
+            </w:pPr>
+          </w:p>
+          <w:p>
+            <w:pPr>
+              <w:jc w:val="center"/>
+              <w:rPr>
+                <w:rStyle w:val="IntenseEmphasis"/>
+                <w:rFonts w:eastAsia="Calibri Light"/>
+                <w:b w:val="0"/>
+                <w:bCs w:val="0"/>
+                <w:i w:val="0"/>
+                <w:iCs w:val="0"/>
+                <w:color w:val="000000" w:themeColor="text1"/>
+                <w:sz w:val="28"/>
+                <w:szCs w:val="28"/>
+                <w14:shadow w14:blurRad="38100" w14:dist="19050" w14:dir="2700000" w14:sx="100000" w14:sy="100000" w14:kx="0" w14:ky="0" w14:algn="tl">
+                  <w14:schemeClr w14:val="dk1">
+                    <w14:alpha w14:val="60000"/>
+                  </w14:schemeClr>
+                </w14:shadow>
+                <w14:textOutline w14:w="0" w14:cap="flat" w14:cmpd="sng" w14:algn="ctr">
+                  <w14:noFill/>
+                  <w14:prstDash w14:val="solid"/>
+                  <w14:round/>
+                </w14:textOutline>
+              </w:rPr>
+            </w:pPr>
+            <w:r>
+              <w:rPr>
+                <w:rStyle w:val="IntenseEmphasis"/>
+                <w:rFonts w:eastAsia="Calibri Light"/>
+                <w:b w:val="0"/>
+                <w:bCs w:val="0"/>
+                <w:i w:val="0"/>
+                <w:iCs w:val="0"/>
+                <w:color w:val="000000" w:themeColor="text1"/>
+                <w:sz w:val="28"/>
+                <w:szCs w:val="28"/>
+                <w14:shadow w14:blurRad="38100" w14:dist="19050" w14:dir="2700000" w14:sx="100000" w14:sy="100000" w14:kx="0" w14:ky="0" w14:algn="tl">
+                  <w14:schemeClr w14:val="dk1">
+                    <w14:alpha w14:val="60000"/>
+                  </w14:schemeClr>
+                </w14:shadow>
+                <w14:textOutline w14:w="0" w14:cap="flat" w14:cmpd="sng" w14:algn="ctr">
+                  <w14:noFill/>
+                  <w14:prstDash w14:val="solid"/>
+                  <w14:round/>
+                </w14:textOutline>
+              </w:rPr>
+              <w:t>25,000 /-</w:t>
             </w:r>
           </w:p>
         </w:tc>
@@ -5961,45 +6050,795 @@
           </w:p>
           <w:p>
             <w:pPr>
-              <w:pStyle w:val="ListParagraph"/>
-              <w:numPr>
-                <w:ilvl w:val="0"/>
-                <w:numId w:val="21"/>
-              </w:numPr>
-              <w:rPr>
-                <w:rStyle w:val="IntenseEmphasis"/>
+              <w:rPr>
                 <w:rFonts w:cstheme="minorHAnsi"/>
                 <w:sz w:val="24"/>
                 <w:szCs w:val="24"/>
               </w:rPr>
             </w:pPr>
-            <w:r>
-              <w:rPr>
-                <w:rStyle w:val="IntenseEmphasis"/>
-                <w:rFonts w:eastAsia="Calibri Light"/>
-                <w:b w:val="0"/>
-                <w:bCs w:val="0"/>
-                <w:i w:val="0"/>
-                <w:iCs w:val="0"/>
-                <w:color w:val="000000" w:themeColor="text1"/>
-                <w:sz w:val="28"/>
-                <w:szCs w:val="28"/>
-                <w14:shadow w14:blurRad="38100" w14:dist="19050" w14:dir="2700000" w14:sx="100000" w14:sy="100000" w14:kx="0" w14:ky="0" w14:algn="tl">
-                  <w14:schemeClr w14:val="dk1">
-                    <w14:alpha w14:val="60000"/>
-                  </w14:schemeClr>
-                </w14:shadow>
-                <w14:textOutline w14:w="0" w14:cap="flat" w14:cmpd="sng" w14:algn="ctr">
-                  <w14:noFill/>
-                  <w14:prstDash w14:val="solid"/>
-                  <w14:round/>
-                </w14:textOutline>
-              </w:rPr>
-              <w:t>Genset</w:t>
-            </w:r>
-          </w:p>
-          <w:p>
-            <w:pPr>
+          </w:p>
+          <w:p>
+            <w:pPr>
+              <w:numPr>
+                <w:ilvl w:val="0"/>
+                <w:numId w:val="5"/>
+              </w:numPr>
+              <w:rPr>
+                <w:rStyle w:val="IntenseEmphasis"/>
+                <w:rFonts w:eastAsia="Calibri Light"/>
+                <w:b w:val="0"/>
+                <w:bCs w:val="0"/>
+                <w:i w:val="0"/>
+                <w:iCs w:val="0"/>
+                <w:color w:val="C45911" w:themeColor="accent2" w:themeShade="BF"/>
+                <w:sz w:val="28"/>
+                <w:szCs w:val="28"/>
+                <w14:shadow w14:blurRad="38100" w14:dist="19050" w14:dir="2700000" w14:sx="100000" w14:sy="100000" w14:kx="0" w14:ky="0" w14:algn="tl">
+                  <w14:schemeClr w14:val="dk1">
+                    <w14:alpha w14:val="60000"/>
+                  </w14:schemeClr>
+                </w14:shadow>
+                <w14:textOutline w14:w="0" w14:cap="flat" w14:cmpd="sng" w14:algn="ctr">
+                  <w14:noFill/>
+                  <w14:prstDash w14:val="solid"/>
+                  <w14:round/>
+                </w14:textOutline>
+              </w:rPr>
+            </w:pPr>
+            <w:r>
+              <w:rPr>
+                <w:rStyle w:val="IntenseEmphasis"/>
+                <w:rFonts w:eastAsia="Calibri Light"/>
+                <w:b w:val="0"/>
+                <w:bCs w:val="0"/>
+                <w:i w:val="0"/>
+                <w:iCs w:val="0"/>
+                <w:color w:val="C45911" w:themeColor="accent2" w:themeShade="BF"/>
+                <w:sz w:val="28"/>
+                <w:szCs w:val="28"/>
+                <w14:shadow w14:blurRad="38100" w14:dist="19050" w14:dir="2700000" w14:sx="100000" w14:sy="100000" w14:kx="0" w14:ky="0" w14:algn="tl">
+                  <w14:schemeClr w14:val="dk1">
+                    <w14:alpha w14:val="60000"/>
+                  </w14:schemeClr>
+                </w14:shadow>
+                <w14:textOutline w14:w="0" w14:cap="flat" w14:cmpd="sng" w14:algn="ctr">
+                  <w14:noFill/>
+                  <w14:prstDash w14:val="solid"/>
+                  <w14:round/>
+                </w14:textOutline>
+              </w:rPr>
+              <w:t>Special Effects</w:t>
+            </w:r>
+            <w:r>
+              <w:rPr>
+                <w:rStyle w:val="IntenseEmphasis"/>
+                <w:rFonts w:eastAsia="Calibri Light"/>
+                <w:b w:val="0"/>
+                <w:bCs w:val="0"/>
+                <w:i w:val="0"/>
+                <w:iCs w:val="0"/>
+                <w:color w:val="C45911" w:themeColor="accent2" w:themeShade="BF"/>
+                <w:sz w:val="28"/>
+                <w:szCs w:val="28"/>
+                <w14:shadow w14:blurRad="38100" w14:dist="19050" w14:dir="2700000" w14:sx="100000" w14:sy="100000" w14:kx="0" w14:ky="0" w14:algn="tl">
+                  <w14:schemeClr w14:val="dk1">
+                    <w14:alpha w14:val="60000"/>
+                  </w14:schemeClr>
+                </w14:shadow>
+                <w14:textOutline w14:w="0" w14:cap="flat" w14:cmpd="sng" w14:algn="ctr">
+                  <w14:noFill/>
+                  <w14:prstDash w14:val="solid"/>
+                  <w14:round/>
+                </w14:textOutline>
+              </w:rPr>
+              <w:t xml:space="preserve"> </w:t>
+            </w:r>
+            <w:proofErr w:type="gramStart"/>
+            <w:r>
+              <w:rPr>
+                <w:rStyle w:val="IntenseEmphasis"/>
+                <w:rFonts w:eastAsia="Calibri Light"/>
+                <w:b w:val="0"/>
+                <w:bCs w:val="0"/>
+                <w:i w:val="0"/>
+                <w:iCs w:val="0"/>
+                <w:color w:val="C45911" w:themeColor="accent2" w:themeShade="BF"/>
+                <w:sz w:val="28"/>
+                <w:szCs w:val="28"/>
+                <w14:shadow w14:blurRad="38100" w14:dist="19050" w14:dir="2700000" w14:sx="100000" w14:sy="100000" w14:kx="0" w14:ky="0" w14:algn="tl">
+                  <w14:schemeClr w14:val="dk1">
+                    <w14:alpha w14:val="60000"/>
+                  </w14:schemeClr>
+                </w14:shadow>
+                <w14:textOutline w14:w="0" w14:cap="flat" w14:cmpd="sng" w14:algn="ctr">
+                  <w14:noFill/>
+                  <w14:prstDash w14:val="solid"/>
+                  <w14:round/>
+                </w14:textOutline>
+              </w:rPr>
+              <w:t>For</w:t>
+            </w:r>
+            <w:proofErr w:type="gramEnd"/>
+            <w:r>
+              <w:rPr>
+                <w:rStyle w:val="IntenseEmphasis"/>
+                <w:rFonts w:eastAsia="Calibri Light"/>
+                <w:b w:val="0"/>
+                <w:bCs w:val="0"/>
+                <w:i w:val="0"/>
+                <w:iCs w:val="0"/>
+                <w:color w:val="C45911" w:themeColor="accent2" w:themeShade="BF"/>
+                <w:sz w:val="28"/>
+                <w:szCs w:val="28"/>
+                <w14:shadow w14:blurRad="38100" w14:dist="19050" w14:dir="2700000" w14:sx="100000" w14:sy="100000" w14:kx="0" w14:ky="0" w14:algn="tl">
+                  <w14:schemeClr w14:val="dk1">
+                    <w14:alpha w14:val="60000"/>
+                  </w14:schemeClr>
+                </w14:shadow>
+                <w14:textOutline w14:w="0" w14:cap="flat" w14:cmpd="sng" w14:algn="ctr">
+                  <w14:noFill/>
+                  <w14:prstDash w14:val="solid"/>
+                  <w14:round/>
+                </w14:textOutline>
+              </w:rPr>
+              <w:t xml:space="preserve"> </w:t>
+            </w:r>
+            <w:r>
+              <w:rPr>
+                <w:rStyle w:val="IntenseEmphasis"/>
+                <w:rFonts w:eastAsia="Calibri Light"/>
+                <w:b w:val="0"/>
+                <w:bCs w:val="0"/>
+                <w:i w:val="0"/>
+                <w:iCs w:val="0"/>
+                <w:color w:val="C45911" w:themeColor="accent2" w:themeShade="BF"/>
+                <w:sz w:val="28"/>
+                <w:szCs w:val="28"/>
+                <w14:shadow w14:blurRad="38100" w14:dist="19050" w14:dir="2700000" w14:sx="100000" w14:sy="100000" w14:kx="0" w14:ky="0" w14:algn="tl">
+                  <w14:schemeClr w14:val="dk1">
+                    <w14:alpha w14:val="60000"/>
+                  </w14:schemeClr>
+                </w14:shadow>
+                <w14:textOutline w14:w="0" w14:cap="flat" w14:cmpd="sng" w14:algn="ctr">
+                  <w14:noFill/>
+                  <w14:prstDash w14:val="solid"/>
+                  <w14:round/>
+                </w14:textOutline>
+              </w:rPr>
+              <w:t>Couple Entry</w:t>
+            </w:r>
+          </w:p>
+          <w:p>
+            <w:pPr>
+              <w:numPr>
+                <w:ilvl w:val="0"/>
+                <w:numId w:val="14"/>
+              </w:numPr>
+              <w:rPr>
+                <w:rFonts w:eastAsia="Calibri Light"/>
+                <w:color w:val="000000" w:themeColor="text1"/>
+                <w:sz w:val="28"/>
+                <w:szCs w:val="28"/>
+                <w14:shadow w14:blurRad="38100" w14:dist="19050" w14:dir="2700000" w14:sx="100000" w14:sy="100000" w14:kx="0" w14:ky="0" w14:algn="tl">
+                  <w14:schemeClr w14:val="dk1">
+                    <w14:alpha w14:val="60000"/>
+                  </w14:schemeClr>
+                </w14:shadow>
+                <w14:textOutline w14:w="0" w14:cap="flat" w14:cmpd="sng" w14:algn="ctr">
+                  <w14:noFill/>
+                  <w14:prstDash w14:val="solid"/>
+                  <w14:round/>
+                </w14:textOutline>
+              </w:rPr>
+            </w:pPr>
+            <w:r>
+              <w:rPr>
+                <w:rStyle w:val="IntenseEmphasis"/>
+                <w:rFonts w:eastAsia="Calibri Light"/>
+                <w:b w:val="0"/>
+                <w:bCs w:val="0"/>
+                <w:i w:val="0"/>
+                <w:iCs w:val="0"/>
+                <w:color w:val="000000" w:themeColor="text1"/>
+                <w:sz w:val="28"/>
+                <w:szCs w:val="28"/>
+                <w14:shadow w14:blurRad="38100" w14:dist="19050" w14:dir="2700000" w14:sx="100000" w14:sy="100000" w14:kx="0" w14:ky="0" w14:algn="tl">
+                  <w14:schemeClr w14:val="dk1">
+                    <w14:alpha w14:val="60000"/>
+                  </w14:schemeClr>
+                </w14:shadow>
+                <w14:textOutline w14:w="0" w14:cap="flat" w14:cmpd="sng" w14:algn="ctr">
+                  <w14:noFill/>
+                  <w14:prstDash w14:val="solid"/>
+                  <w14:round/>
+                </w14:textOutline>
+              </w:rPr>
+              <w:t>Low Fog</w:t>
+            </w:r>
+          </w:p>
+          <w:p>
+            <w:pPr>
+              <w:numPr>
+                <w:ilvl w:val="0"/>
+                <w:numId w:val="5"/>
+              </w:numPr>
+              <w:rPr>
+                <w:rStyle w:val="IntenseEmphasis"/>
+                <w:rFonts w:eastAsia="Calibri Light"/>
+                <w:b w:val="0"/>
+                <w:bCs w:val="0"/>
+                <w:i w:val="0"/>
+                <w:iCs w:val="0"/>
+                <w:color w:val="C45911" w:themeColor="accent2" w:themeShade="BF"/>
+                <w:sz w:val="28"/>
+                <w:szCs w:val="28"/>
+                <w14:shadow w14:blurRad="38100" w14:dist="19050" w14:dir="2700000" w14:sx="100000" w14:sy="100000" w14:kx="0" w14:ky="0" w14:algn="tl">
+                  <w14:schemeClr w14:val="dk1">
+                    <w14:alpha w14:val="60000"/>
+                  </w14:schemeClr>
+                </w14:shadow>
+                <w14:textOutline w14:w="0" w14:cap="flat" w14:cmpd="sng" w14:algn="ctr">
+                  <w14:noFill/>
+                  <w14:prstDash w14:val="solid"/>
+                  <w14:round/>
+                </w14:textOutline>
+              </w:rPr>
+            </w:pPr>
+            <w:r>
+              <w:rPr>
+                <w:rStyle w:val="IntenseEmphasis"/>
+                <w:rFonts w:eastAsia="Calibri Light"/>
+                <w:b w:val="0"/>
+                <w:bCs w:val="0"/>
+                <w:i w:val="0"/>
+                <w:iCs w:val="0"/>
+                <w:color w:val="C45911" w:themeColor="accent2" w:themeShade="BF"/>
+                <w:sz w:val="28"/>
+                <w:szCs w:val="28"/>
+                <w14:shadow w14:blurRad="38100" w14:dist="19050" w14:dir="2700000" w14:sx="100000" w14:sy="100000" w14:kx="0" w14:ky="0" w14:algn="tl">
+                  <w14:schemeClr w14:val="dk1">
+                    <w14:alpha w14:val="60000"/>
+                  </w14:schemeClr>
+                </w14:shadow>
+                <w14:textOutline w14:w="0" w14:cap="flat" w14:cmpd="sng" w14:algn="ctr">
+                  <w14:noFill/>
+                  <w14:prstDash w14:val="solid"/>
+                  <w14:round/>
+                </w14:textOutline>
+              </w:rPr>
+              <w:t>Special Effects</w:t>
+            </w:r>
+            <w:r>
+              <w:rPr>
+                <w:rStyle w:val="IntenseEmphasis"/>
+                <w:rFonts w:eastAsia="Calibri Light"/>
+                <w:b w:val="0"/>
+                <w:bCs w:val="0"/>
+                <w:i w:val="0"/>
+                <w:iCs w:val="0"/>
+                <w:color w:val="C45911" w:themeColor="accent2" w:themeShade="BF"/>
+                <w:sz w:val="28"/>
+                <w:szCs w:val="28"/>
+                <w14:shadow w14:blurRad="38100" w14:dist="19050" w14:dir="2700000" w14:sx="100000" w14:sy="100000" w14:kx="0" w14:ky="0" w14:algn="tl">
+                  <w14:schemeClr w14:val="dk1">
+                    <w14:alpha w14:val="60000"/>
+                  </w14:schemeClr>
+                </w14:shadow>
+                <w14:textOutline w14:w="0" w14:cap="flat" w14:cmpd="sng" w14:algn="ctr">
+                  <w14:noFill/>
+                  <w14:prstDash w14:val="solid"/>
+                  <w14:round/>
+                </w14:textOutline>
+              </w:rPr>
+              <w:t xml:space="preserve"> </w:t>
+            </w:r>
+            <w:proofErr w:type="gramStart"/>
+            <w:r>
+              <w:rPr>
+                <w:rStyle w:val="IntenseEmphasis"/>
+                <w:rFonts w:eastAsia="Calibri Light"/>
+                <w:b w:val="0"/>
+                <w:bCs w:val="0"/>
+                <w:i w:val="0"/>
+                <w:iCs w:val="0"/>
+                <w:color w:val="C45911" w:themeColor="accent2" w:themeShade="BF"/>
+                <w:sz w:val="28"/>
+                <w:szCs w:val="28"/>
+                <w14:shadow w14:blurRad="38100" w14:dist="19050" w14:dir="2700000" w14:sx="100000" w14:sy="100000" w14:kx="0" w14:ky="0" w14:algn="tl">
+                  <w14:schemeClr w14:val="dk1">
+                    <w14:alpha w14:val="60000"/>
+                  </w14:schemeClr>
+                </w14:shadow>
+                <w14:textOutline w14:w="0" w14:cap="flat" w14:cmpd="sng" w14:algn="ctr">
+                  <w14:noFill/>
+                  <w14:prstDash w14:val="solid"/>
+                  <w14:round/>
+                </w14:textOutline>
+              </w:rPr>
+              <w:t>For</w:t>
+            </w:r>
+            <w:proofErr w:type="gramEnd"/>
+            <w:r>
+              <w:rPr>
+                <w:rStyle w:val="IntenseEmphasis"/>
+                <w:rFonts w:eastAsia="Calibri Light"/>
+                <w:b w:val="0"/>
+                <w:bCs w:val="0"/>
+                <w:i w:val="0"/>
+                <w:iCs w:val="0"/>
+                <w:color w:val="C45911" w:themeColor="accent2" w:themeShade="BF"/>
+                <w:sz w:val="28"/>
+                <w:szCs w:val="28"/>
+                <w14:shadow w14:blurRad="38100" w14:dist="19050" w14:dir="2700000" w14:sx="100000" w14:sy="100000" w14:kx="0" w14:ky="0" w14:algn="tl">
+                  <w14:schemeClr w14:val="dk1">
+                    <w14:alpha w14:val="60000"/>
+                  </w14:schemeClr>
+                </w14:shadow>
+                <w14:textOutline w14:w="0" w14:cap="flat" w14:cmpd="sng" w14:algn="ctr">
+                  <w14:noFill/>
+                  <w14:prstDash w14:val="solid"/>
+                  <w14:round/>
+                </w14:textOutline>
+              </w:rPr>
+              <w:t xml:space="preserve"> Performances</w:t>
+            </w:r>
+          </w:p>
+          <w:p>
+            <w:pPr>
+              <w:numPr>
+                <w:ilvl w:val="0"/>
+                <w:numId w:val="14"/>
+              </w:numPr>
+              <w:rPr>
+                <w:rStyle w:val="IntenseEmphasis"/>
+                <w:rFonts w:eastAsia="Calibri Light"/>
+                <w:b w:val="0"/>
+                <w:bCs w:val="0"/>
+                <w:i w:val="0"/>
+                <w:iCs w:val="0"/>
+                <w:color w:val="000000" w:themeColor="text1"/>
+                <w:sz w:val="28"/>
+                <w:szCs w:val="28"/>
+                <w14:shadow w14:blurRad="38100" w14:dist="19050" w14:dir="2700000" w14:sx="100000" w14:sy="100000" w14:kx="0" w14:ky="0" w14:algn="tl">
+                  <w14:schemeClr w14:val="dk1">
+                    <w14:alpha w14:val="60000"/>
+                  </w14:schemeClr>
+                </w14:shadow>
+                <w14:textOutline w14:w="0" w14:cap="flat" w14:cmpd="sng" w14:algn="ctr">
+                  <w14:noFill/>
+                  <w14:prstDash w14:val="solid"/>
+                  <w14:round/>
+                </w14:textOutline>
+              </w:rPr>
+            </w:pPr>
+            <w:r>
+              <w:rPr>
+                <w:rStyle w:val="IntenseEmphasis"/>
+                <w:rFonts w:eastAsia="Calibri Light"/>
+                <w:b w:val="0"/>
+                <w:bCs w:val="0"/>
+                <w:i w:val="0"/>
+                <w:iCs w:val="0"/>
+                <w:color w:val="000000" w:themeColor="text1"/>
+                <w:sz w:val="28"/>
+                <w:szCs w:val="28"/>
+                <w14:shadow w14:blurRad="38100" w14:dist="19050" w14:dir="2700000" w14:sx="100000" w14:sy="100000" w14:kx="0" w14:ky="0" w14:algn="tl">
+                  <w14:schemeClr w14:val="dk1">
+                    <w14:alpha w14:val="60000"/>
+                  </w14:schemeClr>
+                </w14:shadow>
+                <w14:textOutline w14:w="0" w14:cap="flat" w14:cmpd="sng" w14:algn="ctr">
+                  <w14:noFill/>
+                  <w14:prstDash w14:val="solid"/>
+                  <w14:round/>
+                </w14:textOutline>
+              </w:rPr>
+              <w:t>Sparkle Machines (6)</w:t>
+            </w:r>
+            <w:r>
+              <w:rPr>
+                <w:rStyle w:val="IntenseEmphasis"/>
+                <w:rFonts w:eastAsia="Calibri Light"/>
+                <w:b w:val="0"/>
+                <w:bCs w:val="0"/>
+                <w:i w:val="0"/>
+                <w:iCs w:val="0"/>
+                <w:color w:val="000000" w:themeColor="text1"/>
+                <w:sz w:val="28"/>
+                <w:szCs w:val="28"/>
+                <w14:shadow w14:blurRad="38100" w14:dist="19050" w14:dir="2700000" w14:sx="100000" w14:sy="100000" w14:kx="0" w14:ky="0" w14:algn="tl">
+                  <w14:schemeClr w14:val="dk1">
+                    <w14:alpha w14:val="60000"/>
+                  </w14:schemeClr>
+                </w14:shadow>
+                <w14:textOutline w14:w="0" w14:cap="flat" w14:cmpd="sng" w14:algn="ctr">
+                  <w14:noFill/>
+                  <w14:prstDash w14:val="solid"/>
+                  <w14:round/>
+                </w14:textOutline>
+              </w:rPr>
+              <w:t xml:space="preserve"> [Multiple Times]</w:t>
+            </w:r>
+          </w:p>
+          <w:p>
+            <w:pPr>
+              <w:numPr>
+                <w:ilvl w:val="0"/>
+                <w:numId w:val="14"/>
+              </w:numPr>
+              <w:rPr>
+                <w:rStyle w:val="IntenseEmphasis"/>
+                <w:rFonts w:eastAsia="Calibri Light"/>
+                <w:b w:val="0"/>
+                <w:bCs w:val="0"/>
+                <w:i w:val="0"/>
+                <w:iCs w:val="0"/>
+                <w:color w:val="000000" w:themeColor="text1"/>
+                <w:sz w:val="28"/>
+                <w:szCs w:val="28"/>
+                <w14:shadow w14:blurRad="38100" w14:dist="19050" w14:dir="2700000" w14:sx="100000" w14:sy="100000" w14:kx="0" w14:ky="0" w14:algn="tl">
+                  <w14:schemeClr w14:val="dk1">
+                    <w14:alpha w14:val="60000"/>
+                  </w14:schemeClr>
+                </w14:shadow>
+                <w14:textOutline w14:w="0" w14:cap="flat" w14:cmpd="sng" w14:algn="ctr">
+                  <w14:noFill/>
+                  <w14:prstDash w14:val="solid"/>
+                  <w14:round/>
+                </w14:textOutline>
+              </w:rPr>
+            </w:pPr>
+            <w:r>
+              <w:rPr>
+                <w:rStyle w:val="IntenseEmphasis"/>
+                <w:rFonts w:eastAsia="Calibri Light"/>
+                <w:b w:val="0"/>
+                <w:bCs w:val="0"/>
+                <w:i w:val="0"/>
+                <w:iCs w:val="0"/>
+                <w:color w:val="000000" w:themeColor="text1"/>
+                <w:sz w:val="28"/>
+                <w:szCs w:val="28"/>
+                <w14:shadow w14:blurRad="38100" w14:dist="19050" w14:dir="2700000" w14:sx="100000" w14:sy="100000" w14:kx="0" w14:ky="0" w14:algn="tl">
+                  <w14:schemeClr w14:val="dk1">
+                    <w14:alpha w14:val="60000"/>
+                  </w14:schemeClr>
+                </w14:shadow>
+                <w14:textOutline w14:w="0" w14:cap="flat" w14:cmpd="sng" w14:algn="ctr">
+                  <w14:noFill/>
+                  <w14:prstDash w14:val="solid"/>
+                  <w14:round/>
+                </w14:textOutline>
+              </w:rPr>
+              <w:t>Low Fog [Multiple Times]</w:t>
+            </w:r>
+          </w:p>
+          <w:p>
+            <w:pPr>
+              <w:numPr>
+                <w:ilvl w:val="0"/>
+                <w:numId w:val="14"/>
+              </w:numPr>
+              <w:rPr>
+                <w:rStyle w:val="IntenseEmphasis"/>
+                <w:rFonts w:eastAsia="Calibri Light"/>
+                <w:b w:val="0"/>
+                <w:bCs w:val="0"/>
+                <w:i w:val="0"/>
+                <w:iCs w:val="0"/>
+                <w:color w:val="000000" w:themeColor="text1"/>
+                <w:sz w:val="28"/>
+                <w:szCs w:val="28"/>
+                <w14:shadow w14:blurRad="38100" w14:dist="19050" w14:dir="2700000" w14:sx="100000" w14:sy="100000" w14:kx="0" w14:ky="0" w14:algn="tl">
+                  <w14:schemeClr w14:val="dk1">
+                    <w14:alpha w14:val="60000"/>
+                  </w14:schemeClr>
+                </w14:shadow>
+                <w14:textOutline w14:w="0" w14:cap="flat" w14:cmpd="sng" w14:algn="ctr">
+                  <w14:noFill/>
+                  <w14:prstDash w14:val="solid"/>
+                  <w14:round/>
+                </w14:textOutline>
+              </w:rPr>
+            </w:pPr>
+            <w:r>
+              <w:rPr>
+                <w:rStyle w:val="IntenseEmphasis"/>
+                <w:rFonts w:eastAsia="Calibri Light"/>
+                <w:b w:val="0"/>
+                <w:bCs w:val="0"/>
+                <w:i w:val="0"/>
+                <w:iCs w:val="0"/>
+                <w:color w:val="000000" w:themeColor="text1"/>
+                <w:sz w:val="28"/>
+                <w:szCs w:val="28"/>
+                <w14:shadow w14:blurRad="38100" w14:dist="19050" w14:dir="2700000" w14:sx="100000" w14:sy="100000" w14:kx="0" w14:ky="0" w14:algn="tl">
+                  <w14:schemeClr w14:val="dk1">
+                    <w14:alpha w14:val="60000"/>
+                  </w14:schemeClr>
+                </w14:shadow>
+                <w14:textOutline w14:w="0" w14:cap="flat" w14:cmpd="sng" w14:algn="ctr">
+                  <w14:noFill/>
+                  <w14:prstDash w14:val="solid"/>
+                  <w14:round/>
+                </w14:textOutline>
+              </w:rPr>
+              <w:t>Co2 Jets (2) [Multiple Times]</w:t>
+            </w:r>
+          </w:p>
+          <w:p>
+            <w:pPr>
+              <w:rPr>
+                <w:rFonts w:eastAsia="Calibri Light"/>
+                <w:color w:val="000000" w:themeColor="text1"/>
+                <w:sz w:val="28"/>
+                <w:szCs w:val="28"/>
+                <w14:shadow w14:blurRad="38100" w14:dist="19050" w14:dir="2700000" w14:sx="100000" w14:sy="100000" w14:kx="0" w14:ky="0" w14:algn="tl">
+                  <w14:schemeClr w14:val="dk1">
+                    <w14:alpha w14:val="60000"/>
+                  </w14:schemeClr>
+                </w14:shadow>
+                <w14:textOutline w14:w="0" w14:cap="flat" w14:cmpd="sng" w14:algn="ctr">
+                  <w14:noFill/>
+                  <w14:prstDash w14:val="solid"/>
+                  <w14:round/>
+                </w14:textOutline>
+              </w:rPr>
+            </w:pPr>
+          </w:p>
+        </w:tc>
+        <w:tc>
+          <w:tcPr>
+            <w:tcW w:w="2970" w:type="dxa"/>
+          </w:tcPr>
+          <w:p>
+            <w:pPr>
+              <w:jc w:val="center"/>
+              <w:rPr>
+                <w:rFonts w:cstheme="minorHAnsi"/>
+                <w:sz w:val="24"/>
+                <w:szCs w:val="24"/>
+              </w:rPr>
+            </w:pPr>
+          </w:p>
+          <w:p>
+            <w:pPr>
+              <w:jc w:val="center"/>
+              <w:rPr>
+                <w:rFonts w:cstheme="minorHAnsi"/>
+                <w:sz w:val="24"/>
+                <w:szCs w:val="24"/>
+              </w:rPr>
+            </w:pPr>
+          </w:p>
+          <w:p>
+            <w:pPr>
+              <w:jc w:val="center"/>
+              <w:rPr>
+                <w:rStyle w:val="IntenseEmphasis"/>
+                <w:rFonts w:eastAsia="Calibri Light"/>
+                <w:b w:val="0"/>
+                <w:bCs w:val="0"/>
+                <w:i w:val="0"/>
+                <w:iCs w:val="0"/>
+                <w:color w:val="000000" w:themeColor="text1"/>
+                <w:sz w:val="28"/>
+                <w:szCs w:val="28"/>
+                <w14:shadow w14:blurRad="38100" w14:dist="19050" w14:dir="2700000" w14:sx="100000" w14:sy="100000" w14:kx="0" w14:ky="0" w14:algn="tl">
+                  <w14:schemeClr w14:val="dk1">
+                    <w14:alpha w14:val="60000"/>
+                  </w14:schemeClr>
+                </w14:shadow>
+                <w14:textOutline w14:w="0" w14:cap="flat" w14:cmpd="sng" w14:algn="ctr">
+                  <w14:noFill/>
+                  <w14:prstDash w14:val="solid"/>
+                  <w14:round/>
+                </w14:textOutline>
+              </w:rPr>
+            </w:pPr>
+          </w:p>
+          <w:p>
+            <w:pPr>
+              <w:jc w:val="center"/>
+              <w:rPr>
+                <w:rStyle w:val="IntenseEmphasis"/>
+                <w:rFonts w:eastAsia="Calibri Light"/>
+                <w:b w:val="0"/>
+                <w:bCs w:val="0"/>
+                <w:i w:val="0"/>
+                <w:iCs w:val="0"/>
+                <w:color w:val="000000" w:themeColor="text1"/>
+                <w:sz w:val="28"/>
+                <w:szCs w:val="28"/>
+                <w14:shadow w14:blurRad="38100" w14:dist="19050" w14:dir="2700000" w14:sx="100000" w14:sy="100000" w14:kx="0" w14:ky="0" w14:algn="tl">
+                  <w14:schemeClr w14:val="dk1">
+                    <w14:alpha w14:val="60000"/>
+                  </w14:schemeClr>
+                </w14:shadow>
+                <w14:textOutline w14:w="0" w14:cap="flat" w14:cmpd="sng" w14:algn="ctr">
+                  <w14:noFill/>
+                  <w14:prstDash w14:val="solid"/>
+                  <w14:round/>
+                </w14:textOutline>
+              </w:rPr>
+            </w:pPr>
+            <w:r>
+              <w:rPr>
+                <w:rStyle w:val="IntenseEmphasis"/>
+                <w:rFonts w:eastAsia="Calibri Light"/>
+                <w:b w:val="0"/>
+                <w:bCs w:val="0"/>
+                <w:i w:val="0"/>
+                <w:iCs w:val="0"/>
+                <w:color w:val="000000" w:themeColor="text1"/>
+                <w:sz w:val="28"/>
+                <w:szCs w:val="28"/>
+                <w14:shadow w14:blurRad="38100" w14:dist="19050" w14:dir="2700000" w14:sx="100000" w14:sy="100000" w14:kx="0" w14:ky="0" w14:algn="tl">
+                  <w14:schemeClr w14:val="dk1">
+                    <w14:alpha w14:val="60000"/>
+                  </w14:schemeClr>
+                </w14:shadow>
+                <w14:textOutline w14:w="0" w14:cap="flat" w14:cmpd="sng" w14:algn="ctr">
+                  <w14:noFill/>
+                  <w14:prstDash w14:val="solid"/>
+                  <w14:round/>
+                </w14:textOutline>
+              </w:rPr>
+              <w:t>10,000 /-</w:t>
+            </w:r>
+          </w:p>
+          <w:p>
+            <w:pPr>
+              <w:jc w:val="center"/>
+              <w:rPr>
+                <w:rStyle w:val="IntenseEmphasis"/>
+                <w:rFonts w:eastAsia="Calibri Light"/>
+                <w:b w:val="0"/>
+                <w:bCs w:val="0"/>
+                <w:i w:val="0"/>
+                <w:iCs w:val="0"/>
+                <w:color w:val="000000" w:themeColor="text1"/>
+                <w:sz w:val="28"/>
+                <w:szCs w:val="28"/>
+                <w14:shadow w14:blurRad="38100" w14:dist="19050" w14:dir="2700000" w14:sx="100000" w14:sy="100000" w14:kx="0" w14:ky="0" w14:algn="tl">
+                  <w14:schemeClr w14:val="dk1">
+                    <w14:alpha w14:val="60000"/>
+                  </w14:schemeClr>
+                </w14:shadow>
+                <w14:textOutline w14:w="0" w14:cap="flat" w14:cmpd="sng" w14:algn="ctr">
+                  <w14:noFill/>
+                  <w14:prstDash w14:val="solid"/>
+                  <w14:round/>
+                </w14:textOutline>
+              </w:rPr>
+            </w:pPr>
+          </w:p>
+          <w:p>
+            <w:pPr>
+              <w:jc w:val="center"/>
+              <w:rPr>
+                <w:rStyle w:val="IntenseEmphasis"/>
+                <w:rFonts w:eastAsia="Calibri Light"/>
+                <w:b w:val="0"/>
+                <w:bCs w:val="0"/>
+                <w:i w:val="0"/>
+                <w:iCs w:val="0"/>
+                <w:color w:val="000000" w:themeColor="text1"/>
+                <w:sz w:val="28"/>
+                <w:szCs w:val="28"/>
+                <w14:shadow w14:blurRad="38100" w14:dist="19050" w14:dir="2700000" w14:sx="100000" w14:sy="100000" w14:kx="0" w14:ky="0" w14:algn="tl">
+                  <w14:schemeClr w14:val="dk1">
+                    <w14:alpha w14:val="60000"/>
+                  </w14:schemeClr>
+                </w14:shadow>
+                <w14:textOutline w14:w="0" w14:cap="flat" w14:cmpd="sng" w14:algn="ctr">
+                  <w14:noFill/>
+                  <w14:prstDash w14:val="solid"/>
+                  <w14:round/>
+                </w14:textOutline>
+              </w:rPr>
+            </w:pPr>
+            <w:r>
+              <w:rPr>
+                <w:rStyle w:val="IntenseEmphasis"/>
+                <w:rFonts w:eastAsia="Calibri Light"/>
+                <w:b w:val="0"/>
+                <w:bCs w:val="0"/>
+                <w:i w:val="0"/>
+                <w:iCs w:val="0"/>
+                <w:color w:val="000000" w:themeColor="text1"/>
+                <w:sz w:val="28"/>
+                <w:szCs w:val="28"/>
+                <w14:shadow w14:blurRad="38100" w14:dist="19050" w14:dir="2700000" w14:sx="100000" w14:sy="100000" w14:kx="0" w14:ky="0" w14:algn="tl">
+                  <w14:schemeClr w14:val="dk1">
+                    <w14:alpha w14:val="60000"/>
+                  </w14:schemeClr>
+                </w14:shadow>
+                <w14:textOutline w14:w="0" w14:cap="flat" w14:cmpd="sng" w14:algn="ctr">
+                  <w14:noFill/>
+                  <w14:prstDash w14:val="solid"/>
+                  <w14:round/>
+                </w14:textOutline>
+              </w:rPr>
+              <w:t>18</w:t>
+            </w:r>
+            <w:r>
+              <w:rPr>
+                <w:rStyle w:val="IntenseEmphasis"/>
+                <w:rFonts w:eastAsia="Calibri Light"/>
+                <w:b w:val="0"/>
+                <w:bCs w:val="0"/>
+                <w:i w:val="0"/>
+                <w:iCs w:val="0"/>
+                <w:color w:val="000000" w:themeColor="text1"/>
+                <w:sz w:val="28"/>
+                <w:szCs w:val="28"/>
+                <w14:shadow w14:blurRad="38100" w14:dist="19050" w14:dir="2700000" w14:sx="100000" w14:sy="100000" w14:kx="0" w14:ky="0" w14:algn="tl">
+                  <w14:schemeClr w14:val="dk1">
+                    <w14:alpha w14:val="60000"/>
+                  </w14:schemeClr>
+                </w14:shadow>
+                <w14:textOutline w14:w="0" w14:cap="flat" w14:cmpd="sng" w14:algn="ctr">
+                  <w14:noFill/>
+                  <w14:prstDash w14:val="solid"/>
+                  <w14:round/>
+                </w14:textOutline>
+              </w:rPr>
+              <w:t>,000 /-</w:t>
+            </w:r>
+          </w:p>
+          <w:p>
+            <w:pPr>
+              <w:rPr>
+                <w:rStyle w:val="IntenseEmphasis"/>
+                <w:rFonts w:eastAsia="Calibri Light"/>
+                <w:b w:val="0"/>
+                <w:bCs w:val="0"/>
+                <w:i w:val="0"/>
+                <w:iCs w:val="0"/>
+                <w:color w:val="000000" w:themeColor="text1"/>
+                <w:sz w:val="28"/>
+                <w:szCs w:val="28"/>
+                <w14:shadow w14:blurRad="38100" w14:dist="19050" w14:dir="2700000" w14:sx="100000" w14:sy="100000" w14:kx="0" w14:ky="0" w14:algn="tl">
+                  <w14:schemeClr w14:val="dk1">
+                    <w14:alpha w14:val="60000"/>
+                  </w14:schemeClr>
+                </w14:shadow>
+                <w14:textOutline w14:w="0" w14:cap="flat" w14:cmpd="sng" w14:algn="ctr">
+                  <w14:noFill/>
+                  <w14:prstDash w14:val="solid"/>
+                  <w14:round/>
+                </w14:textOutline>
+              </w:rPr>
+            </w:pPr>
+            <w:r>
+              <w:rPr>
+                <w:rStyle w:val="IntenseEmphasis"/>
+                <w:rFonts w:eastAsia="Calibri Light"/>
+                <w:b w:val="0"/>
+                <w:bCs w:val="0"/>
+                <w:i w:val="0"/>
+                <w:iCs w:val="0"/>
+                <w:color w:val="000000" w:themeColor="text1"/>
+                <w:sz w:val="28"/>
+                <w:szCs w:val="28"/>
+                <w14:shadow w14:blurRad="38100" w14:dist="19050" w14:dir="2700000" w14:sx="100000" w14:sy="100000" w14:kx="0" w14:ky="0" w14:algn="tl">
+                  <w14:schemeClr w14:val="dk1">
+                    <w14:alpha w14:val="60000"/>
+                  </w14:schemeClr>
+                </w14:shadow>
+                <w14:textOutline w14:w="0" w14:cap="flat" w14:cmpd="sng" w14:algn="ctr">
+                  <w14:noFill/>
+                  <w14:prstDash w14:val="solid"/>
+                  <w14:round/>
+                </w14:textOutline>
+              </w:rPr>
+              <w:t xml:space="preserve">              20,000 /-</w:t>
+            </w:r>
+          </w:p>
+          <w:p>
+            <w:pPr>
+              <w:jc w:val="center"/>
               <w:rPr>
                 <w:rFonts w:cstheme="minorHAnsi"/>
                 <w:b/>
@@ -6010,58 +6849,29 @@
                 <w:szCs w:val="24"/>
               </w:rPr>
             </w:pPr>
-          </w:p>
-        </w:tc>
-        <w:tc>
-          <w:tcPr>
-            <w:tcW w:w="2970" w:type="dxa"/>
-          </w:tcPr>
-          <w:p>
-            <w:pPr>
-              <w:jc w:val="center"/>
-              <w:rPr>
-                <w:rFonts w:cstheme="minorHAnsi"/>
-                <w:sz w:val="24"/>
-                <w:szCs w:val="24"/>
-              </w:rPr>
-            </w:pPr>
-          </w:p>
-          <w:p>
-            <w:pPr>
-              <w:jc w:val="center"/>
-              <w:rPr>
-                <w:rFonts w:cstheme="minorHAnsi"/>
-                <w:b/>
-                <w:bCs/>
-                <w:i/>
-                <w:iCs/>
-                <w:sz w:val="24"/>
-                <w:szCs w:val="24"/>
-              </w:rPr>
-            </w:pPr>
-            <w:r>
-              <w:rPr>
-                <w:rStyle w:val="IntenseEmphasis"/>
-                <w:rFonts w:eastAsia="Calibri Light"/>
-                <w:b w:val="0"/>
-                <w:bCs w:val="0"/>
-                <w:i w:val="0"/>
-                <w:iCs w:val="0"/>
-                <w:color w:val="000000" w:themeColor="text1"/>
-                <w:sz w:val="28"/>
-                <w:szCs w:val="28"/>
-                <w14:shadow w14:blurRad="38100" w14:dist="19050" w14:dir="2700000" w14:sx="100000" w14:sy="100000" w14:kx="0" w14:ky="0" w14:algn="tl">
-                  <w14:schemeClr w14:val="dk1">
-                    <w14:alpha w14:val="60000"/>
-                  </w14:schemeClr>
-                </w14:shadow>
-                <w14:textOutline w14:w="0" w14:cap="flat" w14:cmpd="sng" w14:algn="ctr">
-                  <w14:noFill/>
-                  <w14:prstDash w14:val="solid"/>
-                  <w14:round/>
-                </w14:textOutline>
-              </w:rPr>
-              <w:t>15,000 /-</w:t>
+            <w:r>
+              <w:rPr>
+                <w:rStyle w:val="IntenseEmphasis"/>
+                <w:rFonts w:eastAsia="Calibri Light"/>
+                <w:b w:val="0"/>
+                <w:bCs w:val="0"/>
+                <w:i w:val="0"/>
+                <w:iCs w:val="0"/>
+                <w:color w:val="000000" w:themeColor="text1"/>
+                <w:sz w:val="28"/>
+                <w:szCs w:val="28"/>
+                <w14:shadow w14:blurRad="38100" w14:dist="19050" w14:dir="2700000" w14:sx="100000" w14:sy="100000" w14:kx="0" w14:ky="0" w14:algn="tl">
+                  <w14:schemeClr w14:val="dk1">
+                    <w14:alpha w14:val="60000"/>
+                  </w14:schemeClr>
+                </w14:shadow>
+                <w14:textOutline w14:w="0" w14:cap="flat" w14:cmpd="sng" w14:algn="ctr">
+                  <w14:noFill/>
+                  <w14:prstDash w14:val="solid"/>
+                  <w14:round/>
+                </w14:textOutline>
+              </w:rPr>
+              <w:t>20,000 /-</w:t>
             </w:r>
           </w:p>
         </w:tc>
@@ -6076,6 +6886,130 @@
           </w:tcPr>
           <w:p>
             <w:pPr>
+              <w:rPr>
+                <w:rFonts w:cstheme="minorHAnsi"/>
+                <w:sz w:val="24"/>
+                <w:szCs w:val="24"/>
+              </w:rPr>
+            </w:pPr>
+          </w:p>
+          <w:p>
+            <w:pPr>
+              <w:pStyle w:val="ListParagraph"/>
+              <w:numPr>
+                <w:ilvl w:val="0"/>
+                <w:numId w:val="21"/>
+              </w:numPr>
+              <w:rPr>
+                <w:rStyle w:val="IntenseEmphasis"/>
+                <w:rFonts w:cstheme="minorHAnsi"/>
+                <w:sz w:val="24"/>
+                <w:szCs w:val="24"/>
+              </w:rPr>
+            </w:pPr>
+            <w:r>
+              <w:rPr>
+                <w:rStyle w:val="IntenseEmphasis"/>
+                <w:rFonts w:eastAsia="Calibri Light"/>
+                <w:b w:val="0"/>
+                <w:bCs w:val="0"/>
+                <w:i w:val="0"/>
+                <w:iCs w:val="0"/>
+                <w:color w:val="000000" w:themeColor="text1"/>
+                <w:sz w:val="28"/>
+                <w:szCs w:val="28"/>
+                <w14:shadow w14:blurRad="38100" w14:dist="19050" w14:dir="2700000" w14:sx="100000" w14:sy="100000" w14:kx="0" w14:ky="0" w14:algn="tl">
+                  <w14:schemeClr w14:val="dk1">
+                    <w14:alpha w14:val="60000"/>
+                  </w14:schemeClr>
+                </w14:shadow>
+                <w14:textOutline w14:w="0" w14:cap="flat" w14:cmpd="sng" w14:algn="ctr">
+                  <w14:noFill/>
+                  <w14:prstDash w14:val="solid"/>
+                  <w14:round/>
+                </w14:textOutline>
+              </w:rPr>
+              <w:t>Genset</w:t>
+            </w:r>
+          </w:p>
+          <w:p>
+            <w:pPr>
+              <w:rPr>
+                <w:rFonts w:cstheme="minorHAnsi"/>
+                <w:b/>
+                <w:bCs/>
+                <w:i/>
+                <w:iCs/>
+                <w:sz w:val="24"/>
+                <w:szCs w:val="24"/>
+              </w:rPr>
+            </w:pPr>
+          </w:p>
+        </w:tc>
+        <w:tc>
+          <w:tcPr>
+            <w:tcW w:w="2970" w:type="dxa"/>
+          </w:tcPr>
+          <w:p>
+            <w:pPr>
+              <w:jc w:val="center"/>
+              <w:rPr>
+                <w:rFonts w:cstheme="minorHAnsi"/>
+                <w:sz w:val="24"/>
+                <w:szCs w:val="24"/>
+              </w:rPr>
+            </w:pPr>
+          </w:p>
+          <w:p>
+            <w:pPr>
+              <w:jc w:val="center"/>
+              <w:rPr>
+                <w:rFonts w:cstheme="minorHAnsi"/>
+                <w:b/>
+                <w:bCs/>
+                <w:i/>
+                <w:iCs/>
+                <w:sz w:val="24"/>
+                <w:szCs w:val="24"/>
+              </w:rPr>
+            </w:pPr>
+            <w:r>
+              <w:rPr>
+                <w:rStyle w:val="IntenseEmphasis"/>
+                <w:rFonts w:eastAsia="Calibri Light"/>
+                <w:b w:val="0"/>
+                <w:bCs w:val="0"/>
+                <w:i w:val="0"/>
+                <w:iCs w:val="0"/>
+                <w:color w:val="000000" w:themeColor="text1"/>
+                <w:sz w:val="28"/>
+                <w:szCs w:val="28"/>
+                <w14:shadow w14:blurRad="38100" w14:dist="19050" w14:dir="2700000" w14:sx="100000" w14:sy="100000" w14:kx="0" w14:ky="0" w14:algn="tl">
+                  <w14:schemeClr w14:val="dk1">
+                    <w14:alpha w14:val="60000"/>
+                  </w14:schemeClr>
+                </w14:shadow>
+                <w14:textOutline w14:w="0" w14:cap="flat" w14:cmpd="sng" w14:algn="ctr">
+                  <w14:noFill/>
+                  <w14:prstDash w14:val="solid"/>
+                  <w14:round/>
+                </w14:textOutline>
+              </w:rPr>
+              <w:t>15,000 /-</w:t>
+            </w:r>
+          </w:p>
+        </w:tc>
+      </w:tr>
+      <w:tr>
+        <w:trPr>
+          <w:trHeight w:val="563"/>
+        </w:trPr>
+        <w:tc>
+          <w:tcPr>
+            <w:tcW w:w="6565" w:type="dxa"/>
+          </w:tcPr>
+          <w:p>
+            <w:pPr>
               <w:tabs>
                 <w:tab w:val="center" w:pos="3129"/>
                 <w:tab w:val="left" w:pos="3888"/>
@@ -6326,7 +7260,7 @@
                   <w14:round/>
                 </w14:textOutline>
               </w:rPr>
-              <w:t>2</w:t>
+              <w:t>3</w:t>
             </w:r>
             <w:r>
               <w:rPr>
@@ -6374,7 +7308,31 @@
                   <w14:round/>
                 </w14:textOutline>
               </w:rPr>
-              <w:t>13</w:t>
+              <w:t>4</w:t>
+            </w:r>
+            <w:r>
+              <w:rPr>
+                <w:rStyle w:val="IntenseEmphasis"/>
+                <w:rFonts w:eastAsia="Calibri Light"/>
+                <w:b w:val="0"/>
+                <w:bCs w:val="0"/>
+                <w:i w:val="0"/>
+                <w:iCs w:val="0"/>
+                <w:color w:val="833C0B" w:themeColor="accent2" w:themeShade="80"/>
+                <w:sz w:val="28"/>
+                <w:szCs w:val="28"/>
+                <w14:shadow w14:blurRad="38100" w14:dist="19050" w14:dir="2700000" w14:sx="100000" w14:sy="100000" w14:kx="0" w14:ky="0" w14:algn="tl">
+                  <w14:schemeClr w14:val="dk1">
+                    <w14:alpha w14:val="60000"/>
+                  </w14:schemeClr>
+                </w14:shadow>
+                <w14:textOutline w14:w="0" w14:cap="flat" w14:cmpd="sng" w14:algn="ctr">
+                  <w14:noFill/>
+                  <w14:prstDash w14:val="solid"/>
+                  <w14:round/>
+                </w14:textOutline>
+              </w:rPr>
+              <w:t>3</w:t>
             </w:r>
             <w:r>
               <w:rPr>
@@ -6551,7 +7509,6 @@
                   <w14:round/>
                 </w14:textOutline>
               </w:rPr>
-              <w:lastRenderedPageBreak/>
               <w:t xml:space="preserve">Date   </w:t>
             </w:r>
             <w:r>
@@ -7117,31 +8074,6 @@
           </w:p>
           <w:p>
             <w:pPr>
-              <w:rPr>
-                <w:rStyle w:val="IntenseEmphasis"/>
-                <w:rFonts w:eastAsia="Calibri Light"/>
-                <w:b w:val="0"/>
-                <w:bCs w:val="0"/>
-                <w:i w:val="0"/>
-                <w:iCs w:val="0"/>
-                <w:color w:val="000000" w:themeColor="text1"/>
-                <w:sz w:val="28"/>
-                <w:szCs w:val="28"/>
-                <w14:shadow w14:blurRad="38100" w14:dist="19050" w14:dir="2700000" w14:sx="100000" w14:sy="100000" w14:kx="0" w14:ky="0" w14:algn="tl">
-                  <w14:schemeClr w14:val="dk1">
-                    <w14:alpha w14:val="60000"/>
-                  </w14:schemeClr>
-                </w14:shadow>
-                <w14:textOutline w14:w="0" w14:cap="flat" w14:cmpd="sng" w14:algn="ctr">
-                  <w14:noFill/>
-                  <w14:prstDash w14:val="solid"/>
-                  <w14:round/>
-                </w14:textOutline>
-              </w:rPr>
-            </w:pPr>
-          </w:p>
-          <w:p>
-            <w:pPr>
               <w:pStyle w:val="ListParagraph"/>
               <w:numPr>
                 <w:ilvl w:val="0"/>
@@ -7196,31 +8128,6 @@
           </w:p>
           <w:p>
             <w:pPr>
-              <w:rPr>
-                <w:rStyle w:val="IntenseEmphasis"/>
-                <w:rFonts w:eastAsia="Calibri Light"/>
-                <w:b w:val="0"/>
-                <w:bCs w:val="0"/>
-                <w:i w:val="0"/>
-                <w:iCs w:val="0"/>
-                <w:color w:val="000000" w:themeColor="text1"/>
-                <w:sz w:val="28"/>
-                <w:szCs w:val="28"/>
-                <w14:shadow w14:blurRad="38100" w14:dist="19050" w14:dir="2700000" w14:sx="100000" w14:sy="100000" w14:kx="0" w14:ky="0" w14:algn="tl">
-                  <w14:schemeClr w14:val="dk1">
-                    <w14:alpha w14:val="60000"/>
-                  </w14:schemeClr>
-                </w14:shadow>
-                <w14:textOutline w14:w="0" w14:cap="flat" w14:cmpd="sng" w14:algn="ctr">
-                  <w14:noFill/>
-                  <w14:prstDash w14:val="solid"/>
-                  <w14:round/>
-                </w14:textOutline>
-              </w:rPr>
-            </w:pPr>
-          </w:p>
-          <w:p>
-            <w:pPr>
               <w:pStyle w:val="ListParagraph"/>
               <w:numPr>
                 <w:ilvl w:val="0"/>
@@ -7300,32 +8207,6 @@
           <w:p>
             <w:pPr>
               <w:pStyle w:val="ListParagraph"/>
-              <w:rPr>
-                <w:rStyle w:val="IntenseEmphasis"/>
-                <w:rFonts w:eastAsia="Calibri Light"/>
-                <w:b w:val="0"/>
-                <w:bCs w:val="0"/>
-                <w:i w:val="0"/>
-                <w:iCs w:val="0"/>
-                <w:color w:val="000000" w:themeColor="text1"/>
-                <w:sz w:val="28"/>
-                <w:szCs w:val="28"/>
-                <w14:shadow w14:blurRad="38100" w14:dist="19050" w14:dir="2700000" w14:sx="100000" w14:sy="100000" w14:kx="0" w14:ky="0" w14:algn="tl">
-                  <w14:schemeClr w14:val="dk1">
-                    <w14:alpha w14:val="60000"/>
-                  </w14:schemeClr>
-                </w14:shadow>
-                <w14:textOutline w14:w="0" w14:cap="flat" w14:cmpd="sng" w14:algn="ctr">
-                  <w14:noFill/>
-                  <w14:prstDash w14:val="solid"/>
-                  <w14:round/>
-                </w14:textOutline>
-              </w:rPr>
-            </w:pPr>
-          </w:p>
-          <w:p>
-            <w:pPr>
-              <w:pStyle w:val="ListParagraph"/>
               <w:numPr>
                 <w:ilvl w:val="0"/>
                 <w:numId w:val="21"/>
@@ -7546,31 +8427,6 @@
               </w:rPr>
               <w:t>]</w:t>
             </w:r>
-          </w:p>
-          <w:p>
-            <w:pPr>
-              <w:rPr>
-                <w:rStyle w:val="IntenseEmphasis"/>
-                <w:rFonts w:eastAsia="Calibri Light"/>
-                <w:b w:val="0"/>
-                <w:bCs w:val="0"/>
-                <w:i w:val="0"/>
-                <w:iCs w:val="0"/>
-                <w:color w:val="000000" w:themeColor="text1"/>
-                <w:sz w:val="28"/>
-                <w:szCs w:val="28"/>
-                <w14:shadow w14:blurRad="38100" w14:dist="19050" w14:dir="2700000" w14:sx="100000" w14:sy="100000" w14:kx="0" w14:ky="0" w14:algn="tl">
-                  <w14:schemeClr w14:val="dk1">
-                    <w14:alpha w14:val="60000"/>
-                  </w14:schemeClr>
-                </w14:shadow>
-                <w14:textOutline w14:w="0" w14:cap="flat" w14:cmpd="sng" w14:algn="ctr">
-                  <w14:noFill/>
-                  <w14:prstDash w14:val="solid"/>
-                  <w14:round/>
-                </w14:textOutline>
-              </w:rPr>
-            </w:pPr>
           </w:p>
           <w:p>
             <w:pPr>
@@ -7629,28 +8485,80 @@
           <w:p>
             <w:pPr>
               <w:pStyle w:val="ListParagraph"/>
-              <w:rPr>
-                <w:rStyle w:val="IntenseEmphasis"/>
-                <w:rFonts w:eastAsia="Calibri Light"/>
-                <w:b w:val="0"/>
-                <w:bCs w:val="0"/>
-                <w:i w:val="0"/>
-                <w:iCs w:val="0"/>
-                <w:color w:val="000000" w:themeColor="text1"/>
-                <w:sz w:val="28"/>
-                <w:szCs w:val="28"/>
-                <w14:shadow w14:blurRad="38100" w14:dist="19050" w14:dir="2700000" w14:sx="100000" w14:sy="100000" w14:kx="0" w14:ky="0" w14:algn="tl">
-                  <w14:schemeClr w14:val="dk1">
-                    <w14:alpha w14:val="60000"/>
-                  </w14:schemeClr>
-                </w14:shadow>
-                <w14:textOutline w14:w="0" w14:cap="flat" w14:cmpd="sng" w14:algn="ctr">
-                  <w14:noFill/>
-                  <w14:prstDash w14:val="solid"/>
-                  <w14:round/>
-                </w14:textOutline>
-              </w:rPr>
-            </w:pPr>
+              <w:numPr>
+                <w:ilvl w:val="0"/>
+                <w:numId w:val="23"/>
+              </w:numPr>
+              <w:rPr>
+                <w:rStyle w:val="IntenseEmphasis"/>
+                <w:rFonts w:eastAsia="Calibri Light"/>
+                <w:b w:val="0"/>
+                <w:bCs w:val="0"/>
+                <w:i w:val="0"/>
+                <w:iCs w:val="0"/>
+                <w:color w:val="000000" w:themeColor="text1"/>
+                <w:sz w:val="28"/>
+                <w:szCs w:val="28"/>
+                <w14:shadow w14:blurRad="38100" w14:dist="19050" w14:dir="2700000" w14:sx="100000" w14:sy="100000" w14:kx="0" w14:ky="0" w14:algn="tl">
+                  <w14:schemeClr w14:val="dk1">
+                    <w14:alpha w14:val="60000"/>
+                  </w14:schemeClr>
+                </w14:shadow>
+                <w14:textOutline w14:w="0" w14:cap="flat" w14:cmpd="sng" w14:algn="ctr">
+                  <w14:noFill/>
+                  <w14:prstDash w14:val="solid"/>
+                  <w14:round/>
+                </w14:textOutline>
+              </w:rPr>
+            </w:pPr>
+            <w:r>
+              <w:rPr>
+                <w:rStyle w:val="IntenseEmphasis"/>
+                <w:rFonts w:eastAsia="Calibri Light"/>
+                <w:b w:val="0"/>
+                <w:bCs w:val="0"/>
+                <w:i w:val="0"/>
+                <w:iCs w:val="0"/>
+                <w:color w:val="000000" w:themeColor="text1"/>
+                <w:sz w:val="28"/>
+                <w:szCs w:val="28"/>
+                <w14:shadow w14:blurRad="38100" w14:dist="19050" w14:dir="2700000" w14:sx="100000" w14:sy="100000" w14:kx="0" w14:ky="0" w14:algn="tl">
+                  <w14:schemeClr w14:val="dk1">
+                    <w14:alpha w14:val="60000"/>
+                  </w14:schemeClr>
+                </w14:shadow>
+                <w14:textOutline w14:w="0" w14:cap="flat" w14:cmpd="sng" w14:algn="ctr">
+                  <w14:noFill/>
+                  <w14:prstDash w14:val="solid"/>
+                  <w14:round/>
+                </w14:textOutline>
+              </w:rPr>
+              <w:t>S</w:t>
+            </w:r>
+            <w:r>
+              <w:rPr>
+                <w:rStyle w:val="IntenseEmphasis"/>
+                <w:rFonts w:eastAsia="Calibri Light"/>
+                <w:b w:val="0"/>
+                <w:bCs w:val="0"/>
+                <w:i w:val="0"/>
+                <w:iCs w:val="0"/>
+                <w:color w:val="000000" w:themeColor="text1"/>
+                <w:sz w:val="28"/>
+                <w:szCs w:val="28"/>
+                <w14:shadow w14:blurRad="38100" w14:dist="19050" w14:dir="2700000" w14:sx="100000" w14:sy="100000" w14:kx="0" w14:ky="0" w14:algn="tl">
+                  <w14:schemeClr w14:val="dk1">
+                    <w14:alpha w14:val="60000"/>
+                  </w14:schemeClr>
+                </w14:shadow>
+                <w14:textOutline w14:w="0" w14:cap="flat" w14:cmpd="sng" w14:algn="ctr">
+                  <w14:noFill/>
+                  <w14:prstDash w14:val="solid"/>
+                  <w14:round/>
+                </w14:textOutline>
+              </w:rPr>
+              <w:t>ound Engineer</w:t>
+            </w:r>
           </w:p>
           <w:p>
             <w:pPr>
@@ -7703,110 +8611,6 @@
                   <w14:round/>
                 </w14:textOutline>
               </w:rPr>
-              <w:t>S</w:t>
-            </w:r>
-            <w:r>
-              <w:rPr>
-                <w:rStyle w:val="IntenseEmphasis"/>
-                <w:rFonts w:eastAsia="Calibri Light"/>
-                <w:b w:val="0"/>
-                <w:bCs w:val="0"/>
-                <w:i w:val="0"/>
-                <w:iCs w:val="0"/>
-                <w:color w:val="000000" w:themeColor="text1"/>
-                <w:sz w:val="28"/>
-                <w:szCs w:val="28"/>
-                <w14:shadow w14:blurRad="38100" w14:dist="19050" w14:dir="2700000" w14:sx="100000" w14:sy="100000" w14:kx="0" w14:ky="0" w14:algn="tl">
-                  <w14:schemeClr w14:val="dk1">
-                    <w14:alpha w14:val="60000"/>
-                  </w14:schemeClr>
-                </w14:shadow>
-                <w14:textOutline w14:w="0" w14:cap="flat" w14:cmpd="sng" w14:algn="ctr">
-                  <w14:noFill/>
-                  <w14:prstDash w14:val="solid"/>
-                  <w14:round/>
-                </w14:textOutline>
-              </w:rPr>
-              <w:t>ound Engineer</w:t>
-            </w:r>
-          </w:p>
-          <w:p>
-            <w:pPr>
-              <w:pStyle w:val="ListParagraph"/>
-              <w:rPr>
-                <w:rStyle w:val="IntenseEmphasis"/>
-                <w:rFonts w:eastAsia="Calibri Light"/>
-                <w:b w:val="0"/>
-                <w:bCs w:val="0"/>
-                <w:i w:val="0"/>
-                <w:iCs w:val="0"/>
-                <w:color w:val="000000" w:themeColor="text1"/>
-                <w:sz w:val="28"/>
-                <w:szCs w:val="28"/>
-                <w14:shadow w14:blurRad="38100" w14:dist="19050" w14:dir="2700000" w14:sx="100000" w14:sy="100000" w14:kx="0" w14:ky="0" w14:algn="tl">
-                  <w14:schemeClr w14:val="dk1">
-                    <w14:alpha w14:val="60000"/>
-                  </w14:schemeClr>
-                </w14:shadow>
-                <w14:textOutline w14:w="0" w14:cap="flat" w14:cmpd="sng" w14:algn="ctr">
-                  <w14:noFill/>
-                  <w14:prstDash w14:val="solid"/>
-                  <w14:round/>
-                </w14:textOutline>
-              </w:rPr>
-            </w:pPr>
-          </w:p>
-          <w:p>
-            <w:pPr>
-              <w:pStyle w:val="ListParagraph"/>
-              <w:numPr>
-                <w:ilvl w:val="0"/>
-                <w:numId w:val="23"/>
-              </w:numPr>
-              <w:rPr>
-                <w:rStyle w:val="IntenseEmphasis"/>
-                <w:rFonts w:eastAsia="Calibri Light"/>
-                <w:b w:val="0"/>
-                <w:bCs w:val="0"/>
-                <w:i w:val="0"/>
-                <w:iCs w:val="0"/>
-                <w:color w:val="000000" w:themeColor="text1"/>
-                <w:sz w:val="28"/>
-                <w:szCs w:val="28"/>
-                <w14:shadow w14:blurRad="38100" w14:dist="19050" w14:dir="2700000" w14:sx="100000" w14:sy="100000" w14:kx="0" w14:ky="0" w14:algn="tl">
-                  <w14:schemeClr w14:val="dk1">
-                    <w14:alpha w14:val="60000"/>
-                  </w14:schemeClr>
-                </w14:shadow>
-                <w14:textOutline w14:w="0" w14:cap="flat" w14:cmpd="sng" w14:algn="ctr">
-                  <w14:noFill/>
-                  <w14:prstDash w14:val="solid"/>
-                  <w14:round/>
-                </w14:textOutline>
-              </w:rPr>
-            </w:pPr>
-            <w:r>
-              <w:rPr>
-                <w:rStyle w:val="IntenseEmphasis"/>
-                <w:rFonts w:eastAsia="Calibri Light"/>
-                <w:b w:val="0"/>
-                <w:bCs w:val="0"/>
-                <w:i w:val="0"/>
-                <w:iCs w:val="0"/>
-                <w:color w:val="000000" w:themeColor="text1"/>
-                <w:sz w:val="28"/>
-                <w:szCs w:val="28"/>
-                <w14:shadow w14:blurRad="38100" w14:dist="19050" w14:dir="2700000" w14:sx="100000" w14:sy="100000" w14:kx="0" w14:ky="0" w14:algn="tl">
-                  <w14:schemeClr w14:val="dk1">
-                    <w14:alpha w14:val="60000"/>
-                  </w14:schemeClr>
-                </w14:shadow>
-                <w14:textOutline w14:w="0" w14:cap="flat" w14:cmpd="sng" w14:algn="ctr">
-                  <w14:noFill/>
-                  <w14:prstDash w14:val="solid"/>
-                  <w14:round/>
-                </w14:textOutline>
-              </w:rPr>
               <w:t xml:space="preserve">Sound </w:t>
             </w:r>
             <w:r>
@@ -7861,9 +8665,20 @@
           <w:p>
             <w:pPr>
               <w:rPr>
-                <w:rFonts w:cstheme="minorHAnsi"/>
-                <w:sz w:val="24"/>
-                <w:szCs w:val="24"/>
+                <w:rFonts w:eastAsia="Calibri Light"/>
+                <w:color w:val="000000" w:themeColor="text1"/>
+                <w:sz w:val="28"/>
+                <w:szCs w:val="28"/>
+                <w14:shadow w14:blurRad="38100" w14:dist="19050" w14:dir="2700000" w14:sx="100000" w14:sy="100000" w14:kx="0" w14:ky="0" w14:algn="tl">
+                  <w14:schemeClr w14:val="dk1">
+                    <w14:alpha w14:val="60000"/>
+                  </w14:schemeClr>
+                </w14:shadow>
+                <w14:textOutline w14:w="0" w14:cap="flat" w14:cmpd="sng" w14:algn="ctr">
+                  <w14:noFill/>
+                  <w14:prstDash w14:val="solid"/>
+                  <w14:round/>
+                </w14:textOutline>
               </w:rPr>
             </w:pPr>
           </w:p>
@@ -7914,37 +8729,6 @@
           </w:p>
           <w:p>
             <w:pPr>
-              <w:jc w:val="center"/>
-              <w:rPr>
-                <w:rFonts w:cstheme="minorHAnsi"/>
-                <w:sz w:val="24"/>
-                <w:szCs w:val="24"/>
-              </w:rPr>
-            </w:pPr>
-          </w:p>
-          <w:p>
-            <w:pPr>
-              <w:jc w:val="center"/>
-              <w:rPr>
-                <w:rFonts w:cstheme="minorHAnsi"/>
-                <w:sz w:val="24"/>
-                <w:szCs w:val="24"/>
-              </w:rPr>
-            </w:pPr>
-          </w:p>
-          <w:p>
-            <w:pPr>
-              <w:jc w:val="center"/>
-              <w:rPr>
-                <w:rFonts w:cstheme="minorHAnsi"/>
-                <w:sz w:val="24"/>
-                <w:szCs w:val="24"/>
-              </w:rPr>
-            </w:pPr>
-          </w:p>
-          <w:p>
-            <w:pPr>
-              <w:jc w:val="center"/>
               <w:rPr>
                 <w:rFonts w:cstheme="minorHAnsi"/>
                 <w:sz w:val="24"/>
@@ -8051,7 +8835,12 @@
                 <w:numId w:val="23"/>
               </w:numPr>
               <w:rPr>
-                <w:rFonts w:eastAsia="Calibri Light"/>
+                <w:rStyle w:val="IntenseEmphasis"/>
+                <w:rFonts w:eastAsia="Calibri Light"/>
+                <w:b w:val="0"/>
+                <w:bCs w:val="0"/>
+                <w:i w:val="0"/>
+                <w:iCs w:val="0"/>
                 <w:color w:val="000000" w:themeColor="text1"/>
                 <w:sz w:val="28"/>
                 <w:szCs w:val="28"/>
@@ -8091,6 +8880,26 @@
               </w:rPr>
               <w:t>Professional Anchor</w:t>
             </w:r>
+          </w:p>
+          <w:p>
+            <w:pPr>
+              <w:rPr>
+                <w:rFonts w:eastAsia="Calibri Light"/>
+                <w:color w:val="000000" w:themeColor="text1"/>
+                <w:sz w:val="28"/>
+                <w:szCs w:val="28"/>
+                <w14:shadow w14:blurRad="38100" w14:dist="19050" w14:dir="2700000" w14:sx="100000" w14:sy="100000" w14:kx="0" w14:ky="0" w14:algn="tl">
+                  <w14:schemeClr w14:val="dk1">
+                    <w14:alpha w14:val="60000"/>
+                  </w14:schemeClr>
+                </w14:shadow>
+                <w14:textOutline w14:w="0" w14:cap="flat" w14:cmpd="sng" w14:algn="ctr">
+                  <w14:noFill/>
+                  <w14:prstDash w14:val="solid"/>
+                  <w14:round/>
+                </w14:textOutline>
+              </w:rPr>
+            </w:pPr>
           </w:p>
         </w:tc>
         <w:tc>
@@ -8237,7 +9046,12 @@
                 <w:numId w:val="14"/>
               </w:numPr>
               <w:rPr>
-                <w:rFonts w:eastAsia="Calibri Light"/>
+                <w:rStyle w:val="IntenseEmphasis"/>
+                <w:rFonts w:eastAsia="Calibri Light"/>
+                <w:b w:val="0"/>
+                <w:bCs w:val="0"/>
+                <w:i w:val="0"/>
+                <w:iCs w:val="0"/>
                 <w:color w:val="000000" w:themeColor="text1"/>
                 <w:sz w:val="28"/>
                 <w:szCs w:val="28"/>
@@ -8276,6 +9090,193 @@
                 </w14:textOutline>
               </w:rPr>
               <w:t>Color Guns (4)</w:t>
+            </w:r>
+          </w:p>
+          <w:p>
+            <w:pPr>
+              <w:numPr>
+                <w:ilvl w:val="0"/>
+                <w:numId w:val="14"/>
+              </w:numPr>
+              <w:rPr>
+                <w:rStyle w:val="IntenseEmphasis"/>
+                <w:b w:val="0"/>
+                <w:bCs w:val="0"/>
+                <w:i w:val="0"/>
+                <w:iCs w:val="0"/>
+              </w:rPr>
+            </w:pPr>
+            <w:r>
+              <w:rPr>
+                <w:rFonts w:eastAsia="Calibri Light"/>
+                <w:color w:val="000000" w:themeColor="text1"/>
+                <w:sz w:val="28"/>
+                <w:szCs w:val="28"/>
+                <w14:shadow w14:blurRad="38100" w14:dist="19050" w14:dir="2700000" w14:sx="100000" w14:sy="100000" w14:kx="0" w14:ky="0" w14:algn="tl">
+                  <w14:schemeClr w14:val="dk1">
+                    <w14:alpha w14:val="60000"/>
+                  </w14:schemeClr>
+                </w14:shadow>
+                <w14:textOutline w14:w="0" w14:cap="flat" w14:cmpd="sng" w14:algn="ctr">
+                  <w14:noFill/>
+                  <w14:prstDash w14:val="solid"/>
+                  <w14:round/>
+                </w14:textOutline>
+              </w:rPr>
+              <w:t>B</w:t>
+            </w:r>
+            <w:r>
+              <w:rPr>
+                <w:rStyle w:val="IntenseEmphasis"/>
+                <w:rFonts w:eastAsia="Calibri Light"/>
+                <w:b w:val="0"/>
+                <w:bCs w:val="0"/>
+                <w:i w:val="0"/>
+                <w:iCs w:val="0"/>
+                <w:color w:val="000000" w:themeColor="text1"/>
+                <w:sz w:val="28"/>
+                <w:szCs w:val="28"/>
+                <w14:shadow w14:blurRad="38100" w14:dist="19050" w14:dir="2700000" w14:sx="100000" w14:sy="100000" w14:kx="0" w14:ky="0" w14:algn="tl">
+                  <w14:schemeClr w14:val="dk1">
+                    <w14:alpha w14:val="60000"/>
+                  </w14:schemeClr>
+                </w14:shadow>
+                <w14:textOutline w14:w="0" w14:cap="flat" w14:cmpd="sng" w14:algn="ctr">
+                  <w14:noFill/>
+                  <w14:prstDash w14:val="solid"/>
+                  <w14:round/>
+                </w14:textOutline>
+              </w:rPr>
+              <w:t>ubble Machine</w:t>
+            </w:r>
+          </w:p>
+          <w:p>
+            <w:pPr>
+              <w:numPr>
+                <w:ilvl w:val="0"/>
+                <w:numId w:val="14"/>
+              </w:numPr>
+              <w:rPr>
+                <w:rFonts w:eastAsia="Calibri Light"/>
+                <w:color w:val="000000" w:themeColor="text1"/>
+                <w:sz w:val="28"/>
+                <w:szCs w:val="28"/>
+                <w14:shadow w14:blurRad="38100" w14:dist="19050" w14:dir="2700000" w14:sx="100000" w14:sy="100000" w14:kx="0" w14:ky="0" w14:algn="tl">
+                  <w14:schemeClr w14:val="dk1">
+                    <w14:alpha w14:val="60000"/>
+                  </w14:schemeClr>
+                </w14:shadow>
+                <w14:textOutline w14:w="0" w14:cap="flat" w14:cmpd="sng" w14:algn="ctr">
+                  <w14:noFill/>
+                  <w14:prstDash w14:val="solid"/>
+                  <w14:round/>
+                </w14:textOutline>
+              </w:rPr>
+            </w:pPr>
+            <w:r>
+              <w:rPr>
+                <w:rFonts w:eastAsia="Calibri Light"/>
+                <w:color w:val="000000" w:themeColor="text1"/>
+                <w:sz w:val="28"/>
+                <w:szCs w:val="28"/>
+                <w14:shadow w14:blurRad="38100" w14:dist="19050" w14:dir="2700000" w14:sx="100000" w14:sy="100000" w14:kx="0" w14:ky="0" w14:algn="tl">
+                  <w14:schemeClr w14:val="dk1">
+                    <w14:alpha w14:val="60000"/>
+                  </w14:schemeClr>
+                </w14:shadow>
+                <w14:textOutline w14:w="0" w14:cap="flat" w14:cmpd="sng" w14:algn="ctr">
+                  <w14:noFill/>
+                  <w14:prstDash w14:val="solid"/>
+                  <w14:round/>
+                </w14:textOutline>
+              </w:rPr>
+              <w:t>Flower Shower</w:t>
+            </w:r>
+          </w:p>
+          <w:p>
+            <w:pPr>
+              <w:numPr>
+                <w:ilvl w:val="0"/>
+                <w:numId w:val="14"/>
+              </w:numPr>
+              <w:rPr>
+                <w:rFonts w:eastAsia="Calibri Light"/>
+                <w:color w:val="000000" w:themeColor="text1"/>
+                <w:sz w:val="28"/>
+                <w:szCs w:val="28"/>
+                <w14:shadow w14:blurRad="38100" w14:dist="19050" w14:dir="2700000" w14:sx="100000" w14:sy="100000" w14:kx="0" w14:ky="0" w14:algn="tl">
+                  <w14:schemeClr w14:val="dk1">
+                    <w14:alpha w14:val="60000"/>
+                  </w14:schemeClr>
+                </w14:shadow>
+                <w14:textOutline w14:w="0" w14:cap="flat" w14:cmpd="sng" w14:algn="ctr">
+                  <w14:noFill/>
+                  <w14:prstDash w14:val="solid"/>
+                  <w14:round/>
+                </w14:textOutline>
+              </w:rPr>
+            </w:pPr>
+            <w:r>
+              <w:rPr>
+                <w:rFonts w:eastAsia="Calibri Light"/>
+                <w:color w:val="000000" w:themeColor="text1"/>
+                <w:sz w:val="28"/>
+                <w:szCs w:val="28"/>
+                <w14:shadow w14:blurRad="38100" w14:dist="19050" w14:dir="2700000" w14:sx="100000" w14:sy="100000" w14:kx="0" w14:ky="0" w14:algn="tl">
+                  <w14:schemeClr w14:val="dk1">
+                    <w14:alpha w14:val="60000"/>
+                  </w14:schemeClr>
+                </w14:shadow>
+                <w14:textOutline w14:w="0" w14:cap="flat" w14:cmpd="sng" w14:algn="ctr">
+                  <w14:noFill/>
+                  <w14:prstDash w14:val="solid"/>
+                  <w14:round/>
+                </w14:textOutline>
+              </w:rPr>
+              <w:t xml:space="preserve">Color Day Out </w:t>
+            </w:r>
+          </w:p>
+          <w:p>
+            <w:pPr>
+              <w:numPr>
+                <w:ilvl w:val="0"/>
+                <w:numId w:val="14"/>
+              </w:numPr>
+              <w:rPr>
+                <w:rFonts w:eastAsia="Calibri Light"/>
+                <w:color w:val="000000" w:themeColor="text1"/>
+                <w:sz w:val="28"/>
+                <w:szCs w:val="28"/>
+                <w14:shadow w14:blurRad="38100" w14:dist="19050" w14:dir="2700000" w14:sx="100000" w14:sy="100000" w14:kx="0" w14:ky="0" w14:algn="tl">
+                  <w14:schemeClr w14:val="dk1">
+                    <w14:alpha w14:val="60000"/>
+                  </w14:schemeClr>
+                </w14:shadow>
+                <w14:textOutline w14:w="0" w14:cap="flat" w14:cmpd="sng" w14:algn="ctr">
+                  <w14:noFill/>
+                  <w14:prstDash w14:val="solid"/>
+                  <w14:round/>
+                </w14:textOutline>
+              </w:rPr>
+            </w:pPr>
+            <w:r>
+              <w:rPr>
+                <w:rFonts w:eastAsia="Calibri Light"/>
+                <w:color w:val="000000" w:themeColor="text1"/>
+                <w:sz w:val="28"/>
+                <w:szCs w:val="28"/>
+                <w14:shadow w14:blurRad="38100" w14:dist="19050" w14:dir="2700000" w14:sx="100000" w14:sy="100000" w14:kx="0" w14:ky="0" w14:algn="tl">
+                  <w14:schemeClr w14:val="dk1">
+                    <w14:alpha w14:val="60000"/>
+                  </w14:schemeClr>
+                </w14:shadow>
+                <w14:textOutline w14:w="0" w14:cap="flat" w14:cmpd="sng" w14:algn="ctr">
+                  <w14:noFill/>
+                  <w14:prstDash w14:val="solid"/>
+                  <w14:round/>
+                </w14:textOutline>
+              </w:rPr>
+              <w:t>Low Fog</w:t>
             </w:r>
           </w:p>
         </w:tc>
@@ -8302,6 +9303,256 @@
                 <w:szCs w:val="24"/>
               </w:rPr>
             </w:pPr>
+          </w:p>
+          <w:p>
+            <w:pPr>
+              <w:jc w:val="center"/>
+              <w:rPr>
+                <w:rStyle w:val="IntenseEmphasis"/>
+                <w:rFonts w:eastAsia="Calibri Light"/>
+                <w:b w:val="0"/>
+                <w:bCs w:val="0"/>
+                <w:i w:val="0"/>
+                <w:iCs w:val="0"/>
+                <w:color w:val="000000" w:themeColor="text1"/>
+                <w:sz w:val="28"/>
+                <w:szCs w:val="28"/>
+                <w14:shadow w14:blurRad="38100" w14:dist="19050" w14:dir="2700000" w14:sx="100000" w14:sy="100000" w14:kx="0" w14:ky="0" w14:algn="tl">
+                  <w14:schemeClr w14:val="dk1">
+                    <w14:alpha w14:val="60000"/>
+                  </w14:schemeClr>
+                </w14:shadow>
+                <w14:textOutline w14:w="0" w14:cap="flat" w14:cmpd="sng" w14:algn="ctr">
+                  <w14:noFill/>
+                  <w14:prstDash w14:val="solid"/>
+                  <w14:round/>
+                </w14:textOutline>
+              </w:rPr>
+            </w:pPr>
+          </w:p>
+          <w:p>
+            <w:pPr>
+              <w:jc w:val="center"/>
+              <w:rPr>
+                <w:rStyle w:val="IntenseEmphasis"/>
+                <w:rFonts w:eastAsia="Calibri Light"/>
+                <w:b w:val="0"/>
+                <w:bCs w:val="0"/>
+                <w:i w:val="0"/>
+                <w:iCs w:val="0"/>
+                <w:color w:val="000000" w:themeColor="text1"/>
+                <w:sz w:val="28"/>
+                <w:szCs w:val="28"/>
+                <w14:shadow w14:blurRad="38100" w14:dist="19050" w14:dir="2700000" w14:sx="100000" w14:sy="100000" w14:kx="0" w14:ky="0" w14:algn="tl">
+                  <w14:schemeClr w14:val="dk1">
+                    <w14:alpha w14:val="60000"/>
+                  </w14:schemeClr>
+                </w14:shadow>
+                <w14:textOutline w14:w="0" w14:cap="flat" w14:cmpd="sng" w14:algn="ctr">
+                  <w14:noFill/>
+                  <w14:prstDash w14:val="solid"/>
+                  <w14:round/>
+                </w14:textOutline>
+              </w:rPr>
+            </w:pPr>
+            <w:r>
+              <w:rPr>
+                <w:rStyle w:val="IntenseEmphasis"/>
+                <w:rFonts w:eastAsia="Calibri Light"/>
+                <w:b w:val="0"/>
+                <w:bCs w:val="0"/>
+                <w:i w:val="0"/>
+                <w:iCs w:val="0"/>
+                <w:color w:val="000000" w:themeColor="text1"/>
+                <w:sz w:val="28"/>
+                <w:szCs w:val="28"/>
+                <w14:shadow w14:blurRad="38100" w14:dist="19050" w14:dir="2700000" w14:sx="100000" w14:sy="100000" w14:kx="0" w14:ky="0" w14:algn="tl">
+                  <w14:schemeClr w14:val="dk1">
+                    <w14:alpha w14:val="60000"/>
+                  </w14:schemeClr>
+                </w14:shadow>
+                <w14:textOutline w14:w="0" w14:cap="flat" w14:cmpd="sng" w14:algn="ctr">
+                  <w14:noFill/>
+                  <w14:prstDash w14:val="solid"/>
+                  <w14:round/>
+                </w14:textOutline>
+              </w:rPr>
+              <w:t>4</w:t>
+            </w:r>
+            <w:r>
+              <w:rPr>
+                <w:rStyle w:val="IntenseEmphasis"/>
+                <w:rFonts w:eastAsia="Calibri Light"/>
+                <w:b w:val="0"/>
+                <w:bCs w:val="0"/>
+                <w:i w:val="0"/>
+                <w:iCs w:val="0"/>
+                <w:color w:val="000000" w:themeColor="text1"/>
+                <w:sz w:val="28"/>
+                <w:szCs w:val="28"/>
+                <w14:shadow w14:blurRad="38100" w14:dist="19050" w14:dir="2700000" w14:sx="100000" w14:sy="100000" w14:kx="0" w14:ky="0" w14:algn="tl">
+                  <w14:schemeClr w14:val="dk1">
+                    <w14:alpha w14:val="60000"/>
+                  </w14:schemeClr>
+                </w14:shadow>
+                <w14:textOutline w14:w="0" w14:cap="flat" w14:cmpd="sng" w14:algn="ctr">
+                  <w14:noFill/>
+                  <w14:prstDash w14:val="solid"/>
+                  <w14:round/>
+                </w14:textOutline>
+              </w:rPr>
+              <w:t>,000 /-</w:t>
+            </w:r>
+          </w:p>
+          <w:p>
+            <w:pPr>
+              <w:jc w:val="center"/>
+              <w:rPr>
+                <w:rStyle w:val="IntenseEmphasis"/>
+                <w:rFonts w:eastAsia="Calibri Light"/>
+                <w:b w:val="0"/>
+                <w:bCs w:val="0"/>
+                <w:i w:val="0"/>
+                <w:iCs w:val="0"/>
+                <w:color w:val="000000" w:themeColor="text1"/>
+                <w:sz w:val="28"/>
+                <w:szCs w:val="28"/>
+                <w14:shadow w14:blurRad="38100" w14:dist="19050" w14:dir="2700000" w14:sx="100000" w14:sy="100000" w14:kx="0" w14:ky="0" w14:algn="tl">
+                  <w14:schemeClr w14:val="dk1">
+                    <w14:alpha w14:val="60000"/>
+                  </w14:schemeClr>
+                </w14:shadow>
+                <w14:textOutline w14:w="0" w14:cap="flat" w14:cmpd="sng" w14:algn="ctr">
+                  <w14:noFill/>
+                  <w14:prstDash w14:val="solid"/>
+                  <w14:round/>
+                </w14:textOutline>
+              </w:rPr>
+            </w:pPr>
+            <w:r>
+              <w:rPr>
+                <w:rStyle w:val="IntenseEmphasis"/>
+                <w:rFonts w:eastAsia="Calibri Light"/>
+                <w:b w:val="0"/>
+                <w:bCs w:val="0"/>
+                <w:i w:val="0"/>
+                <w:iCs w:val="0"/>
+                <w:color w:val="000000" w:themeColor="text1"/>
+                <w:sz w:val="28"/>
+                <w:szCs w:val="28"/>
+                <w14:shadow w14:blurRad="38100" w14:dist="19050" w14:dir="2700000" w14:sx="100000" w14:sy="100000" w14:kx="0" w14:ky="0" w14:algn="tl">
+                  <w14:schemeClr w14:val="dk1">
+                    <w14:alpha w14:val="60000"/>
+                  </w14:schemeClr>
+                </w14:shadow>
+                <w14:textOutline w14:w="0" w14:cap="flat" w14:cmpd="sng" w14:algn="ctr">
+                  <w14:noFill/>
+                  <w14:prstDash w14:val="solid"/>
+                  <w14:round/>
+                </w14:textOutline>
+              </w:rPr>
+              <w:t>20,000 /-</w:t>
+            </w:r>
+          </w:p>
+          <w:p>
+            <w:pPr>
+              <w:jc w:val="center"/>
+              <w:rPr>
+                <w:rStyle w:val="IntenseEmphasis"/>
+                <w:rFonts w:eastAsia="Calibri Light"/>
+                <w:b w:val="0"/>
+                <w:bCs w:val="0"/>
+                <w:i w:val="0"/>
+                <w:iCs w:val="0"/>
+                <w:color w:val="000000" w:themeColor="text1"/>
+                <w:sz w:val="28"/>
+                <w:szCs w:val="28"/>
+                <w14:shadow w14:blurRad="38100" w14:dist="19050" w14:dir="2700000" w14:sx="100000" w14:sy="100000" w14:kx="0" w14:ky="0" w14:algn="tl">
+                  <w14:schemeClr w14:val="dk1">
+                    <w14:alpha w14:val="60000"/>
+                  </w14:schemeClr>
+                </w14:shadow>
+                <w14:textOutline w14:w="0" w14:cap="flat" w14:cmpd="sng" w14:algn="ctr">
+                  <w14:noFill/>
+                  <w14:prstDash w14:val="solid"/>
+                  <w14:round/>
+                </w14:textOutline>
+              </w:rPr>
+            </w:pPr>
+            <w:r>
+              <w:rPr>
+                <w:rStyle w:val="IntenseEmphasis"/>
+                <w:rFonts w:eastAsia="Calibri Light"/>
+                <w:b w:val="0"/>
+                <w:bCs w:val="0"/>
+                <w:i w:val="0"/>
+                <w:iCs w:val="0"/>
+                <w:color w:val="000000" w:themeColor="text1"/>
+                <w:sz w:val="28"/>
+                <w:szCs w:val="28"/>
+                <w14:shadow w14:blurRad="38100" w14:dist="19050" w14:dir="2700000" w14:sx="100000" w14:sy="100000" w14:kx="0" w14:ky="0" w14:algn="tl">
+                  <w14:schemeClr w14:val="dk1">
+                    <w14:alpha w14:val="60000"/>
+                  </w14:schemeClr>
+                </w14:shadow>
+                <w14:textOutline w14:w="0" w14:cap="flat" w14:cmpd="sng" w14:algn="ctr">
+                  <w14:noFill/>
+                  <w14:prstDash w14:val="solid"/>
+                  <w14:round/>
+                </w14:textOutline>
+              </w:rPr>
+              <w:t>20,000 /-</w:t>
+            </w:r>
+          </w:p>
+          <w:p>
+            <w:pPr>
+              <w:jc w:val="center"/>
+              <w:rPr>
+                <w:rStyle w:val="IntenseEmphasis"/>
+                <w:rFonts w:eastAsia="Calibri Light"/>
+                <w:b w:val="0"/>
+                <w:bCs w:val="0"/>
+                <w:i w:val="0"/>
+                <w:iCs w:val="0"/>
+                <w:color w:val="000000" w:themeColor="text1"/>
+                <w:sz w:val="28"/>
+                <w:szCs w:val="28"/>
+                <w14:shadow w14:blurRad="38100" w14:dist="19050" w14:dir="2700000" w14:sx="100000" w14:sy="100000" w14:kx="0" w14:ky="0" w14:algn="tl">
+                  <w14:schemeClr w14:val="dk1">
+                    <w14:alpha w14:val="60000"/>
+                  </w14:schemeClr>
+                </w14:shadow>
+                <w14:textOutline w14:w="0" w14:cap="flat" w14:cmpd="sng" w14:algn="ctr">
+                  <w14:noFill/>
+                  <w14:prstDash w14:val="solid"/>
+                  <w14:round/>
+                </w14:textOutline>
+              </w:rPr>
+            </w:pPr>
+            <w:r>
+              <w:rPr>
+                <w:rStyle w:val="IntenseEmphasis"/>
+                <w:rFonts w:eastAsia="Calibri Light"/>
+                <w:b w:val="0"/>
+                <w:bCs w:val="0"/>
+                <w:i w:val="0"/>
+                <w:iCs w:val="0"/>
+                <w:color w:val="000000" w:themeColor="text1"/>
+                <w:sz w:val="28"/>
+                <w:szCs w:val="28"/>
+                <w14:shadow w14:blurRad="38100" w14:dist="19050" w14:dir="2700000" w14:sx="100000" w14:sy="100000" w14:kx="0" w14:ky="0" w14:algn="tl">
+                  <w14:schemeClr w14:val="dk1">
+                    <w14:alpha w14:val="60000"/>
+                  </w14:schemeClr>
+                </w14:shadow>
+                <w14:textOutline w14:w="0" w14:cap="flat" w14:cmpd="sng" w14:algn="ctr">
+                  <w14:noFill/>
+                  <w14:prstDash w14:val="solid"/>
+                  <w14:round/>
+                </w14:textOutline>
+              </w:rPr>
+              <w:t>90,000 /-</w:t>
+            </w:r>
           </w:p>
           <w:p>
             <w:pPr>
@@ -8338,31 +9589,7 @@
                   <w14:round/>
                 </w14:textOutline>
               </w:rPr>
-              <w:t>4</w:t>
-            </w:r>
-            <w:r>
-              <w:rPr>
-                <w:rStyle w:val="IntenseEmphasis"/>
-                <w:rFonts w:eastAsia="Calibri Light"/>
-                <w:b w:val="0"/>
-                <w:bCs w:val="0"/>
-                <w:i w:val="0"/>
-                <w:iCs w:val="0"/>
-                <w:color w:val="000000" w:themeColor="text1"/>
-                <w:sz w:val="28"/>
-                <w:szCs w:val="28"/>
-                <w14:shadow w14:blurRad="38100" w14:dist="19050" w14:dir="2700000" w14:sx="100000" w14:sy="100000" w14:kx="0" w14:ky="0" w14:algn="tl">
-                  <w14:schemeClr w14:val="dk1">
-                    <w14:alpha w14:val="60000"/>
-                  </w14:schemeClr>
-                </w14:shadow>
-                <w14:textOutline w14:w="0" w14:cap="flat" w14:cmpd="sng" w14:algn="ctr">
-                  <w14:noFill/>
-                  <w14:prstDash w14:val="solid"/>
-                  <w14:round/>
-                </w14:textOutline>
-              </w:rPr>
-              <w:t>,000 /-</w:t>
+              <w:t>10,000 /-</w:t>
             </w:r>
           </w:p>
         </w:tc>
@@ -8734,7 +9961,55 @@
                   <w14:round/>
                 </w14:textOutline>
               </w:rPr>
-              <w:t>1,0</w:t>
+              <w:t>2</w:t>
+            </w:r>
+            <w:r>
+              <w:rPr>
+                <w:rStyle w:val="IntenseEmphasis"/>
+                <w:rFonts w:eastAsia="Calibri Light"/>
+                <w:b w:val="0"/>
+                <w:bCs w:val="0"/>
+                <w:i w:val="0"/>
+                <w:iCs w:val="0"/>
+                <w:color w:val="833C0B" w:themeColor="accent2" w:themeShade="80"/>
+                <w:sz w:val="28"/>
+                <w:szCs w:val="28"/>
+                <w14:shadow w14:blurRad="38100" w14:dist="19050" w14:dir="2700000" w14:sx="100000" w14:sy="100000" w14:kx="0" w14:ky="0" w14:algn="tl">
+                  <w14:schemeClr w14:val="dk1">
+                    <w14:alpha w14:val="60000"/>
+                  </w14:schemeClr>
+                </w14:shadow>
+                <w14:textOutline w14:w="0" w14:cap="flat" w14:cmpd="sng" w14:algn="ctr">
+                  <w14:noFill/>
+                  <w14:prstDash w14:val="solid"/>
+                  <w14:round/>
+                </w14:textOutline>
+              </w:rPr>
+              <w:t>,</w:t>
+            </w:r>
+            <w:r>
+              <w:rPr>
+                <w:rStyle w:val="IntenseEmphasis"/>
+                <w:rFonts w:eastAsia="Calibri Light"/>
+                <w:b w:val="0"/>
+                <w:bCs w:val="0"/>
+                <w:i w:val="0"/>
+                <w:iCs w:val="0"/>
+                <w:color w:val="833C0B" w:themeColor="accent2" w:themeShade="80"/>
+                <w:sz w:val="28"/>
+                <w:szCs w:val="28"/>
+                <w14:shadow w14:blurRad="38100" w14:dist="19050" w14:dir="2700000" w14:sx="100000" w14:sy="100000" w14:kx="0" w14:ky="0" w14:algn="tl">
+                  <w14:schemeClr w14:val="dk1">
+                    <w14:alpha w14:val="60000"/>
+                  </w14:schemeClr>
+                </w14:shadow>
+                <w14:textOutline w14:w="0" w14:cap="flat" w14:cmpd="sng" w14:algn="ctr">
+                  <w14:noFill/>
+                  <w14:prstDash w14:val="solid"/>
+                  <w14:round/>
+                </w14:textOutline>
+              </w:rPr>
+              <w:t>4</w:t>
             </w:r>
             <w:r>
               <w:rPr>
@@ -8764,6 +10039,167 @@
         </w:tc>
       </w:tr>
     </w:tbl>
+    <w:p>
+      <w:pPr>
+        <w:rPr>
+          <w:rFonts w:asciiTheme="majorHAnsi" w:eastAsiaTheme="majorEastAsia" w:hAnsiTheme="majorHAnsi" w:cstheme="majorBidi"/>
+          <w:b/>
+          <w:bCs/>
+          <w:color w:val="538135" w:themeColor="accent6" w:themeShade="BF"/>
+          <w:sz w:val="28"/>
+          <w:szCs w:val="28"/>
+        </w:rPr>
+      </w:pPr>
+    </w:p>
+    <w:p>
+      <w:pPr>
+        <w:rPr>
+          <w:rFonts w:asciiTheme="majorHAnsi" w:eastAsiaTheme="majorEastAsia" w:hAnsiTheme="majorHAnsi" w:cstheme="majorBidi"/>
+          <w:b/>
+          <w:bCs/>
+          <w:color w:val="538135" w:themeColor="accent6" w:themeShade="BF"/>
+        </w:rPr>
+      </w:pPr>
+    </w:p>
+    <w:p>
+      <w:pPr>
+        <w:rPr>
+          <w:rFonts w:asciiTheme="majorHAnsi" w:eastAsiaTheme="majorEastAsia" w:hAnsiTheme="majorHAnsi" w:cstheme="majorBidi"/>
+          <w:b/>
+          <w:bCs/>
+          <w:color w:val="538135" w:themeColor="accent6" w:themeShade="BF"/>
+        </w:rPr>
+      </w:pPr>
+    </w:p>
+    <w:p>
+      <w:pPr>
+        <w:rPr>
+          <w:rFonts w:asciiTheme="majorHAnsi" w:eastAsiaTheme="majorEastAsia" w:hAnsiTheme="majorHAnsi" w:cstheme="majorBidi"/>
+          <w:b/>
+          <w:bCs/>
+          <w:color w:val="538135" w:themeColor="accent6" w:themeShade="BF"/>
+        </w:rPr>
+      </w:pPr>
+    </w:p>
+    <w:p>
+      <w:pPr>
+        <w:rPr>
+          <w:rFonts w:asciiTheme="majorHAnsi" w:eastAsiaTheme="majorEastAsia" w:hAnsiTheme="majorHAnsi" w:cstheme="majorBidi"/>
+          <w:b/>
+          <w:bCs/>
+          <w:color w:val="538135" w:themeColor="accent6" w:themeShade="BF"/>
+        </w:rPr>
+      </w:pPr>
+    </w:p>
+    <w:p>
+      <w:pPr>
+        <w:rPr>
+          <w:rFonts w:asciiTheme="majorHAnsi" w:eastAsiaTheme="majorEastAsia" w:hAnsiTheme="majorHAnsi" w:cstheme="majorBidi"/>
+          <w:b/>
+          <w:bCs/>
+          <w:color w:val="538135" w:themeColor="accent6" w:themeShade="BF"/>
+        </w:rPr>
+      </w:pPr>
+    </w:p>
+    <w:p>
+      <w:pPr>
+        <w:rPr>
+          <w:rFonts w:asciiTheme="majorHAnsi" w:eastAsiaTheme="majorEastAsia" w:hAnsiTheme="majorHAnsi" w:cstheme="majorBidi"/>
+          <w:b/>
+          <w:bCs/>
+          <w:color w:val="538135" w:themeColor="accent6" w:themeShade="BF"/>
+        </w:rPr>
+      </w:pPr>
+    </w:p>
+    <w:p>
+      <w:pPr>
+        <w:rPr>
+          <w:rFonts w:asciiTheme="majorHAnsi" w:eastAsiaTheme="majorEastAsia" w:hAnsiTheme="majorHAnsi" w:cstheme="majorBidi"/>
+          <w:b/>
+          <w:bCs/>
+          <w:color w:val="538135" w:themeColor="accent6" w:themeShade="BF"/>
+        </w:rPr>
+      </w:pPr>
+    </w:p>
+    <w:p>
+      <w:pPr>
+        <w:rPr>
+          <w:rFonts w:asciiTheme="majorHAnsi" w:eastAsiaTheme="majorEastAsia" w:hAnsiTheme="majorHAnsi" w:cstheme="majorBidi"/>
+          <w:b/>
+          <w:bCs/>
+          <w:color w:val="538135" w:themeColor="accent6" w:themeShade="BF"/>
+        </w:rPr>
+      </w:pPr>
+      <w:r>
+        <w:rPr>
+          <w:rFonts w:asciiTheme="majorHAnsi" w:eastAsiaTheme="majorEastAsia" w:hAnsiTheme="majorHAnsi" w:cstheme="majorBidi"/>
+          <w:b/>
+          <w:bCs/>
+          <w:color w:val="538135" w:themeColor="accent6" w:themeShade="BF"/>
+        </w:rPr>
+        <w:br/>
+      </w:r>
+    </w:p>
+    <w:p>
+      <w:pPr>
+        <w:rPr>
+          <w:rFonts w:asciiTheme="majorHAnsi" w:eastAsiaTheme="majorEastAsia" w:hAnsiTheme="majorHAnsi" w:cstheme="majorBidi"/>
+          <w:b/>
+          <w:bCs/>
+          <w:color w:val="538135" w:themeColor="accent6" w:themeShade="BF"/>
+        </w:rPr>
+      </w:pPr>
+    </w:p>
+    <w:p>
+      <w:pPr>
+        <w:rPr>
+          <w:rFonts w:asciiTheme="majorHAnsi" w:eastAsiaTheme="majorEastAsia" w:hAnsiTheme="majorHAnsi" w:cstheme="majorBidi"/>
+          <w:b/>
+          <w:bCs/>
+          <w:color w:val="538135" w:themeColor="accent6" w:themeShade="BF"/>
+        </w:rPr>
+      </w:pPr>
+    </w:p>
+    <w:p>
+      <w:pPr>
+        <w:rPr>
+          <w:rFonts w:asciiTheme="majorHAnsi" w:eastAsiaTheme="majorEastAsia" w:hAnsiTheme="majorHAnsi" w:cstheme="majorBidi"/>
+          <w:b/>
+          <w:bCs/>
+          <w:color w:val="538135" w:themeColor="accent6" w:themeShade="BF"/>
+        </w:rPr>
+      </w:pPr>
+    </w:p>
+    <w:p>
+      <w:pPr>
+        <w:rPr>
+          <w:rFonts w:asciiTheme="majorHAnsi" w:eastAsiaTheme="majorEastAsia" w:hAnsiTheme="majorHAnsi" w:cstheme="majorBidi"/>
+          <w:b/>
+          <w:bCs/>
+          <w:color w:val="538135" w:themeColor="accent6" w:themeShade="BF"/>
+        </w:rPr>
+      </w:pPr>
+    </w:p>
+    <w:p>
+      <w:pPr>
+        <w:rPr>
+          <w:rFonts w:asciiTheme="majorHAnsi" w:eastAsiaTheme="majorEastAsia" w:hAnsiTheme="majorHAnsi" w:cstheme="majorBidi"/>
+          <w:b/>
+          <w:bCs/>
+          <w:color w:val="538135" w:themeColor="accent6" w:themeShade="BF"/>
+        </w:rPr>
+      </w:pPr>
+    </w:p>
+    <w:p>
+      <w:pPr>
+        <w:rPr>
+          <w:rFonts w:asciiTheme="majorHAnsi" w:eastAsiaTheme="majorEastAsia" w:hAnsiTheme="majorHAnsi" w:cstheme="majorBidi"/>
+          <w:b/>
+          <w:bCs/>
+          <w:color w:val="538135" w:themeColor="accent6" w:themeShade="BF"/>
+        </w:rPr>
+      </w:pPr>
+    </w:p>
     <w:p>
       <w:pPr>
         <w:rPr>
@@ -8839,6 +10275,7 @@
                   <w14:round/>
                 </w14:textOutline>
               </w:rPr>
+              <w:lastRenderedPageBreak/>
               <w:t xml:space="preserve">Date   </w:t>
             </w:r>
             <w:r>
@@ -9009,9 +10446,11 @@
                   <w14:round/>
                 </w14:textOutline>
               </w:rPr>
-              <w:t xml:space="preserve">enue    </w:t>
-            </w:r>
-            <w:r>
+              <w:t>enue    Rani Bagh</w:t>
+            </w:r>
+          </w:p>
+          <w:p>
+            <w:pPr>
               <w:rPr>
                 <w:rFonts w:ascii="Abadi" w:eastAsiaTheme="majorEastAsia" w:hAnsi="Abadi" w:cs="ADLaM Display"/>
                 <w:bCs/>
@@ -9030,11 +10469,8 @@
                   <w14:round/>
                 </w14:textOutline>
               </w:rPr>
-              <w:t>Rani Bagh</w:t>
-            </w:r>
-          </w:p>
-          <w:p>
-            <w:pPr>
+            </w:pPr>
+            <w:r>
               <w:rPr>
                 <w:rFonts w:ascii="Abadi" w:eastAsiaTheme="majorEastAsia" w:hAnsi="Abadi" w:cs="ADLaM Display"/>
                 <w:bCs/>
@@ -9053,6 +10489,16 @@
                   <w14:round/>
                 </w14:textOutline>
               </w:rPr>
+              <w:t>Time       05:00 PM</w:t>
+            </w:r>
+          </w:p>
+          <w:p>
+            <w:pPr>
+              <w:rPr>
+                <w:rFonts w:ascii="ADLaM Display" w:hAnsi="ADLaM Display" w:cs="ADLaM Display"/>
+                <w:sz w:val="28"/>
+                <w:szCs w:val="28"/>
+              </w:rPr>
             </w:pPr>
             <w:r>
               <w:rPr>
@@ -9073,142 +10519,7 @@
                   <w14:round/>
                 </w14:textOutline>
               </w:rPr>
-              <w:t>Time       0</w:t>
-            </w:r>
-            <w:r>
-              <w:rPr>
-                <w:rFonts w:ascii="Abadi" w:eastAsiaTheme="majorEastAsia" w:hAnsi="Abadi" w:cs="ADLaM Display"/>
-                <w:bCs/>
-                <w:smallCaps/>
-                <w:color w:val="2F5496" w:themeColor="accent1" w:themeShade="BF"/>
-                <w:sz w:val="36"/>
-                <w:szCs w:val="36"/>
-                <w14:shadow w14:blurRad="38100" w14:dist="19050" w14:dir="2700000" w14:sx="100000" w14:sy="100000" w14:kx="0" w14:ky="0" w14:algn="tl">
-                  <w14:schemeClr w14:val="dk1">
-                    <w14:alpha w14:val="60000"/>
-                  </w14:schemeClr>
-                </w14:shadow>
-                <w14:textOutline w14:w="0" w14:cap="flat" w14:cmpd="sng" w14:algn="ctr">
-                  <w14:noFill/>
-                  <w14:prstDash w14:val="solid"/>
-                  <w14:round/>
-                </w14:textOutline>
-              </w:rPr>
-              <w:t>5</w:t>
-            </w:r>
-            <w:r>
-              <w:rPr>
-                <w:rFonts w:ascii="Abadi" w:eastAsiaTheme="majorEastAsia" w:hAnsi="Abadi" w:cs="ADLaM Display"/>
-                <w:bCs/>
-                <w:smallCaps/>
-                <w:color w:val="2F5496" w:themeColor="accent1" w:themeShade="BF"/>
-                <w:sz w:val="36"/>
-                <w:szCs w:val="36"/>
-                <w14:shadow w14:blurRad="38100" w14:dist="19050" w14:dir="2700000" w14:sx="100000" w14:sy="100000" w14:kx="0" w14:ky="0" w14:algn="tl">
-                  <w14:schemeClr w14:val="dk1">
-                    <w14:alpha w14:val="60000"/>
-                  </w14:schemeClr>
-                </w14:shadow>
-                <w14:textOutline w14:w="0" w14:cap="flat" w14:cmpd="sng" w14:algn="ctr">
-                  <w14:noFill/>
-                  <w14:prstDash w14:val="solid"/>
-                  <w14:round/>
-                </w14:textOutline>
-              </w:rPr>
-              <w:t xml:space="preserve">:00 </w:t>
-            </w:r>
-            <w:r>
-              <w:rPr>
-                <w:rFonts w:ascii="Abadi" w:eastAsiaTheme="majorEastAsia" w:hAnsi="Abadi" w:cs="ADLaM Display"/>
-                <w:bCs/>
-                <w:smallCaps/>
-                <w:color w:val="2F5496" w:themeColor="accent1" w:themeShade="BF"/>
-                <w:sz w:val="36"/>
-                <w:szCs w:val="36"/>
-                <w14:shadow w14:blurRad="38100" w14:dist="19050" w14:dir="2700000" w14:sx="100000" w14:sy="100000" w14:kx="0" w14:ky="0" w14:algn="tl">
-                  <w14:schemeClr w14:val="dk1">
-                    <w14:alpha w14:val="60000"/>
-                  </w14:schemeClr>
-                </w14:shadow>
-                <w14:textOutline w14:w="0" w14:cap="flat" w14:cmpd="sng" w14:algn="ctr">
-                  <w14:noFill/>
-                  <w14:prstDash w14:val="solid"/>
-                  <w14:round/>
-                </w14:textOutline>
-              </w:rPr>
-              <w:t>P</w:t>
-            </w:r>
-            <w:r>
-              <w:rPr>
-                <w:rFonts w:ascii="Abadi" w:eastAsiaTheme="majorEastAsia" w:hAnsi="Abadi" w:cs="ADLaM Display"/>
-                <w:bCs/>
-                <w:smallCaps/>
-                <w:color w:val="2F5496" w:themeColor="accent1" w:themeShade="BF"/>
-                <w:sz w:val="36"/>
-                <w:szCs w:val="36"/>
-                <w14:shadow w14:blurRad="38100" w14:dist="19050" w14:dir="2700000" w14:sx="100000" w14:sy="100000" w14:kx="0" w14:ky="0" w14:algn="tl">
-                  <w14:schemeClr w14:val="dk1">
-                    <w14:alpha w14:val="60000"/>
-                  </w14:schemeClr>
-                </w14:shadow>
-                <w14:textOutline w14:w="0" w14:cap="flat" w14:cmpd="sng" w14:algn="ctr">
-                  <w14:noFill/>
-                  <w14:prstDash w14:val="solid"/>
-                  <w14:round/>
-                </w14:textOutline>
-              </w:rPr>
-              <w:t>M</w:t>
-            </w:r>
-          </w:p>
-          <w:p>
-            <w:pPr>
-              <w:rPr>
-                <w:rFonts w:ascii="ADLaM Display" w:hAnsi="ADLaM Display" w:cs="ADLaM Display"/>
-                <w:sz w:val="28"/>
-                <w:szCs w:val="28"/>
-              </w:rPr>
-            </w:pPr>
-            <w:r>
-              <w:rPr>
-                <w:rFonts w:ascii="Abadi" w:eastAsiaTheme="majorEastAsia" w:hAnsi="Abadi" w:cs="ADLaM Display"/>
-                <w:bCs/>
-                <w:smallCaps/>
-                <w:color w:val="2F5496" w:themeColor="accent1" w:themeShade="BF"/>
-                <w:sz w:val="36"/>
-                <w:szCs w:val="36"/>
-                <w14:shadow w14:blurRad="38100" w14:dist="19050" w14:dir="2700000" w14:sx="100000" w14:sy="100000" w14:kx="0" w14:ky="0" w14:algn="tl">
-                  <w14:schemeClr w14:val="dk1">
-                    <w14:alpha w14:val="60000"/>
-                  </w14:schemeClr>
-                </w14:shadow>
-                <w14:textOutline w14:w="0" w14:cap="flat" w14:cmpd="sng" w14:algn="ctr">
-                  <w14:noFill/>
-                  <w14:prstDash w14:val="solid"/>
-                  <w14:round/>
-                </w14:textOutline>
-              </w:rPr>
-              <w:t xml:space="preserve">Event    </w:t>
-            </w:r>
-            <w:r>
-              <w:rPr>
-                <w:rFonts w:ascii="Abadi" w:eastAsiaTheme="majorEastAsia" w:hAnsi="Abadi" w:cs="ADLaM Display"/>
-                <w:bCs/>
-                <w:smallCaps/>
-                <w:color w:val="2F5496" w:themeColor="accent1" w:themeShade="BF"/>
-                <w:sz w:val="36"/>
-                <w:szCs w:val="36"/>
-                <w14:shadow w14:blurRad="38100" w14:dist="19050" w14:dir="2700000" w14:sx="100000" w14:sy="100000" w14:kx="0" w14:ky="0" w14:algn="tl">
-                  <w14:schemeClr w14:val="dk1">
-                    <w14:alpha w14:val="60000"/>
-                  </w14:schemeClr>
-                </w14:shadow>
-                <w14:textOutline w14:w="0" w14:cap="flat" w14:cmpd="sng" w14:algn="ctr">
-                  <w14:noFill/>
-                  <w14:prstDash w14:val="solid"/>
-                  <w14:round/>
-                </w14:textOutline>
-              </w:rPr>
-              <w:t>W</w:t>
+              <w:t>Event    W</w:t>
             </w:r>
             <w:r>
               <w:rPr>
@@ -9422,31 +10733,6 @@
           </w:p>
           <w:p>
             <w:pPr>
-              <w:rPr>
-                <w:rStyle w:val="IntenseEmphasis"/>
-                <w:rFonts w:eastAsia="Calibri Light"/>
-                <w:b w:val="0"/>
-                <w:bCs w:val="0"/>
-                <w:i w:val="0"/>
-                <w:iCs w:val="0"/>
-                <w:color w:val="000000" w:themeColor="text1"/>
-                <w:sz w:val="28"/>
-                <w:szCs w:val="28"/>
-                <w14:shadow w14:blurRad="38100" w14:dist="19050" w14:dir="2700000" w14:sx="100000" w14:sy="100000" w14:kx="0" w14:ky="0" w14:algn="tl">
-                  <w14:schemeClr w14:val="dk1">
-                    <w14:alpha w14:val="60000"/>
-                  </w14:schemeClr>
-                </w14:shadow>
-                <w14:textOutline w14:w="0" w14:cap="flat" w14:cmpd="sng" w14:algn="ctr">
-                  <w14:noFill/>
-                  <w14:prstDash w14:val="solid"/>
-                  <w14:round/>
-                </w14:textOutline>
-              </w:rPr>
-            </w:pPr>
-          </w:p>
-          <w:p>
-            <w:pPr>
               <w:pStyle w:val="ListParagraph"/>
               <w:numPr>
                 <w:ilvl w:val="0"/>
@@ -9501,31 +10787,6 @@
           </w:p>
           <w:p>
             <w:pPr>
-              <w:rPr>
-                <w:rStyle w:val="IntenseEmphasis"/>
-                <w:rFonts w:eastAsia="Calibri Light"/>
-                <w:b w:val="0"/>
-                <w:bCs w:val="0"/>
-                <w:i w:val="0"/>
-                <w:iCs w:val="0"/>
-                <w:color w:val="000000" w:themeColor="text1"/>
-                <w:sz w:val="28"/>
-                <w:szCs w:val="28"/>
-                <w14:shadow w14:blurRad="38100" w14:dist="19050" w14:dir="2700000" w14:sx="100000" w14:sy="100000" w14:kx="0" w14:ky="0" w14:algn="tl">
-                  <w14:schemeClr w14:val="dk1">
-                    <w14:alpha w14:val="60000"/>
-                  </w14:schemeClr>
-                </w14:shadow>
-                <w14:textOutline w14:w="0" w14:cap="flat" w14:cmpd="sng" w14:algn="ctr">
-                  <w14:noFill/>
-                  <w14:prstDash w14:val="solid"/>
-                  <w14:round/>
-                </w14:textOutline>
-              </w:rPr>
-            </w:pPr>
-          </w:p>
-          <w:p>
-            <w:pPr>
               <w:pStyle w:val="ListParagraph"/>
               <w:numPr>
                 <w:ilvl w:val="0"/>
@@ -9581,32 +10842,6 @@
           <w:p>
             <w:pPr>
               <w:pStyle w:val="ListParagraph"/>
-              <w:rPr>
-                <w:rStyle w:val="IntenseEmphasis"/>
-                <w:rFonts w:eastAsia="Calibri Light"/>
-                <w:b w:val="0"/>
-                <w:bCs w:val="0"/>
-                <w:i w:val="0"/>
-                <w:iCs w:val="0"/>
-                <w:color w:val="000000" w:themeColor="text1"/>
-                <w:sz w:val="28"/>
-                <w:szCs w:val="28"/>
-                <w14:shadow w14:blurRad="38100" w14:dist="19050" w14:dir="2700000" w14:sx="100000" w14:sy="100000" w14:kx="0" w14:ky="0" w14:algn="tl">
-                  <w14:schemeClr w14:val="dk1">
-                    <w14:alpha w14:val="60000"/>
-                  </w14:schemeClr>
-                </w14:shadow>
-                <w14:textOutline w14:w="0" w14:cap="flat" w14:cmpd="sng" w14:algn="ctr">
-                  <w14:noFill/>
-                  <w14:prstDash w14:val="solid"/>
-                  <w14:round/>
-                </w14:textOutline>
-              </w:rPr>
-            </w:pPr>
-          </w:p>
-          <w:p>
-            <w:pPr>
-              <w:pStyle w:val="ListParagraph"/>
               <w:numPr>
                 <w:ilvl w:val="0"/>
                 <w:numId w:val="21"/>
@@ -9827,31 +11062,6 @@
               </w:rPr>
               <w:t>]</w:t>
             </w:r>
-          </w:p>
-          <w:p>
-            <w:pPr>
-              <w:rPr>
-                <w:rStyle w:val="IntenseEmphasis"/>
-                <w:rFonts w:eastAsia="Calibri Light"/>
-                <w:b w:val="0"/>
-                <w:bCs w:val="0"/>
-                <w:i w:val="0"/>
-                <w:iCs w:val="0"/>
-                <w:color w:val="000000" w:themeColor="text1"/>
-                <w:sz w:val="28"/>
-                <w:szCs w:val="28"/>
-                <w14:shadow w14:blurRad="38100" w14:dist="19050" w14:dir="2700000" w14:sx="100000" w14:sy="100000" w14:kx="0" w14:ky="0" w14:algn="tl">
-                  <w14:schemeClr w14:val="dk1">
-                    <w14:alpha w14:val="60000"/>
-                  </w14:schemeClr>
-                </w14:shadow>
-                <w14:textOutline w14:w="0" w14:cap="flat" w14:cmpd="sng" w14:algn="ctr">
-                  <w14:noFill/>
-                  <w14:prstDash w14:val="solid"/>
-                  <w14:round/>
-                </w14:textOutline>
-              </w:rPr>
-            </w:pPr>
           </w:p>
           <w:p>
             <w:pPr>
@@ -9910,32 +11120,6 @@
           <w:p>
             <w:pPr>
               <w:pStyle w:val="ListParagraph"/>
-              <w:rPr>
-                <w:rStyle w:val="IntenseEmphasis"/>
-                <w:rFonts w:eastAsia="Calibri Light"/>
-                <w:b w:val="0"/>
-                <w:bCs w:val="0"/>
-                <w:i w:val="0"/>
-                <w:iCs w:val="0"/>
-                <w:color w:val="000000" w:themeColor="text1"/>
-                <w:sz w:val="28"/>
-                <w:szCs w:val="28"/>
-                <w14:shadow w14:blurRad="38100" w14:dist="19050" w14:dir="2700000" w14:sx="100000" w14:sy="100000" w14:kx="0" w14:ky="0" w14:algn="tl">
-                  <w14:schemeClr w14:val="dk1">
-                    <w14:alpha w14:val="60000"/>
-                  </w14:schemeClr>
-                </w14:shadow>
-                <w14:textOutline w14:w="0" w14:cap="flat" w14:cmpd="sng" w14:algn="ctr">
-                  <w14:noFill/>
-                  <w14:prstDash w14:val="solid"/>
-                  <w14:round/>
-                </w14:textOutline>
-              </w:rPr>
-            </w:pPr>
-          </w:p>
-          <w:p>
-            <w:pPr>
-              <w:pStyle w:val="ListParagraph"/>
               <w:numPr>
                 <w:ilvl w:val="0"/>
                 <w:numId w:val="23"/>
@@ -10010,32 +11194,6 @@
               </w:rPr>
               <w:t>ound Engineer</w:t>
             </w:r>
-          </w:p>
-          <w:p>
-            <w:pPr>
-              <w:pStyle w:val="ListParagraph"/>
-              <w:rPr>
-                <w:rStyle w:val="IntenseEmphasis"/>
-                <w:rFonts w:eastAsia="Calibri Light"/>
-                <w:b w:val="0"/>
-                <w:bCs w:val="0"/>
-                <w:i w:val="0"/>
-                <w:iCs w:val="0"/>
-                <w:color w:val="000000" w:themeColor="text1"/>
-                <w:sz w:val="28"/>
-                <w:szCs w:val="28"/>
-                <w14:shadow w14:blurRad="38100" w14:dist="19050" w14:dir="2700000" w14:sx="100000" w14:sy="100000" w14:kx="0" w14:ky="0" w14:algn="tl">
-                  <w14:schemeClr w14:val="dk1">
-                    <w14:alpha w14:val="60000"/>
-                  </w14:schemeClr>
-                </w14:shadow>
-                <w14:textOutline w14:w="0" w14:cap="flat" w14:cmpd="sng" w14:algn="ctr">
-                  <w14:noFill/>
-                  <w14:prstDash w14:val="solid"/>
-                  <w14:round/>
-                </w14:textOutline>
-              </w:rPr>
-            </w:pPr>
           </w:p>
           <w:p>
             <w:pPr>
@@ -10401,25 +11559,9 @@
           <w:p>
             <w:pPr>
               <w:rPr>
-                <w:rStyle w:val="IntenseEmphasis"/>
-                <w:rFonts w:eastAsia="Calibri Light"/>
-                <w:b w:val="0"/>
-                <w:bCs w:val="0"/>
-                <w:i w:val="0"/>
-                <w:iCs w:val="0"/>
-                <w:color w:val="C45911" w:themeColor="accent2" w:themeShade="BF"/>
-                <w:sz w:val="28"/>
-                <w:szCs w:val="28"/>
-                <w14:shadow w14:blurRad="38100" w14:dist="19050" w14:dir="2700000" w14:sx="100000" w14:sy="100000" w14:kx="0" w14:ky="0" w14:algn="tl">
-                  <w14:schemeClr w14:val="dk1">
-                    <w14:alpha w14:val="60000"/>
-                  </w14:schemeClr>
-                </w14:shadow>
-                <w14:textOutline w14:w="0" w14:cap="flat" w14:cmpd="sng" w14:algn="ctr">
-                  <w14:noFill/>
-                  <w14:prstDash w14:val="solid"/>
-                  <w14:round/>
-                </w14:textOutline>
+                <w:rFonts w:cstheme="minorHAnsi"/>
+                <w:sz w:val="24"/>
+                <w:szCs w:val="24"/>
               </w:rPr>
             </w:pPr>
           </w:p>
@@ -10428,231 +11570,8 @@
               <w:pStyle w:val="ListParagraph"/>
               <w:numPr>
                 <w:ilvl w:val="0"/>
-                <w:numId w:val="27"/>
+                <w:numId w:val="23"/>
               </w:numPr>
-              <w:rPr>
-                <w:rStyle w:val="IntenseEmphasis"/>
-                <w:rFonts w:eastAsia="Calibri Light"/>
-                <w:b w:val="0"/>
-                <w:bCs w:val="0"/>
-                <w:i w:val="0"/>
-                <w:iCs w:val="0"/>
-                <w:color w:val="C45911" w:themeColor="accent2" w:themeShade="BF"/>
-                <w:sz w:val="28"/>
-                <w:szCs w:val="28"/>
-                <w14:shadow w14:blurRad="38100" w14:dist="19050" w14:dir="2700000" w14:sx="100000" w14:sy="100000" w14:kx="0" w14:ky="0" w14:algn="tl">
-                  <w14:schemeClr w14:val="dk1">
-                    <w14:alpha w14:val="60000"/>
-                  </w14:schemeClr>
-                </w14:shadow>
-                <w14:textOutline w14:w="0" w14:cap="flat" w14:cmpd="sng" w14:algn="ctr">
-                  <w14:noFill/>
-                  <w14:prstDash w14:val="solid"/>
-                  <w14:round/>
-                </w14:textOutline>
-              </w:rPr>
-            </w:pPr>
-            <w:r>
-              <w:rPr>
-                <w:rStyle w:val="IntenseEmphasis"/>
-                <w:rFonts w:eastAsia="Calibri Light"/>
-                <w:b w:val="0"/>
-                <w:bCs w:val="0"/>
-                <w:i w:val="0"/>
-                <w:iCs w:val="0"/>
-                <w:color w:val="C45911" w:themeColor="accent2" w:themeShade="BF"/>
-                <w:sz w:val="28"/>
-                <w:szCs w:val="28"/>
-                <w14:shadow w14:blurRad="38100" w14:dist="19050" w14:dir="2700000" w14:sx="100000" w14:sy="100000" w14:kx="0" w14:ky="0" w14:algn="tl">
-                  <w14:schemeClr w14:val="dk1">
-                    <w14:alpha w14:val="60000"/>
-                  </w14:schemeClr>
-                </w14:shadow>
-                <w14:textOutline w14:w="0" w14:cap="flat" w14:cmpd="sng" w14:algn="ctr">
-                  <w14:noFill/>
-                  <w14:prstDash w14:val="solid"/>
-                  <w14:round/>
-                </w14:textOutline>
-              </w:rPr>
-              <w:t>Special Effects</w:t>
-            </w:r>
-            <w:r>
-              <w:rPr>
-                <w:rStyle w:val="IntenseEmphasis"/>
-                <w:rFonts w:eastAsia="Calibri Light"/>
-                <w:b w:val="0"/>
-                <w:bCs w:val="0"/>
-                <w:i w:val="0"/>
-                <w:iCs w:val="0"/>
-                <w:color w:val="C45911" w:themeColor="accent2" w:themeShade="BF"/>
-                <w:sz w:val="28"/>
-                <w:szCs w:val="28"/>
-                <w14:shadow w14:blurRad="38100" w14:dist="19050" w14:dir="2700000" w14:sx="100000" w14:sy="100000" w14:kx="0" w14:ky="0" w14:algn="tl">
-                  <w14:schemeClr w14:val="dk1">
-                    <w14:alpha w14:val="60000"/>
-                  </w14:schemeClr>
-                </w14:shadow>
-                <w14:textOutline w14:w="0" w14:cap="flat" w14:cmpd="sng" w14:algn="ctr">
-                  <w14:noFill/>
-                  <w14:prstDash w14:val="solid"/>
-                  <w14:round/>
-                </w14:textOutline>
-              </w:rPr>
-              <w:t xml:space="preserve"> </w:t>
-            </w:r>
-            <w:proofErr w:type="gramStart"/>
-            <w:r>
-              <w:rPr>
-                <w:rStyle w:val="IntenseEmphasis"/>
-                <w:rFonts w:eastAsia="Calibri Light"/>
-                <w:b w:val="0"/>
-                <w:bCs w:val="0"/>
-                <w:i w:val="0"/>
-                <w:iCs w:val="0"/>
-                <w:color w:val="C45911" w:themeColor="accent2" w:themeShade="BF"/>
-                <w:sz w:val="28"/>
-                <w:szCs w:val="28"/>
-                <w14:shadow w14:blurRad="38100" w14:dist="19050" w14:dir="2700000" w14:sx="100000" w14:sy="100000" w14:kx="0" w14:ky="0" w14:algn="tl">
-                  <w14:schemeClr w14:val="dk1">
-                    <w14:alpha w14:val="60000"/>
-                  </w14:schemeClr>
-                </w14:shadow>
-                <w14:textOutline w14:w="0" w14:cap="flat" w14:cmpd="sng" w14:algn="ctr">
-                  <w14:noFill/>
-                  <w14:prstDash w14:val="solid"/>
-                  <w14:round/>
-                </w14:textOutline>
-              </w:rPr>
-              <w:t>For</w:t>
-            </w:r>
-            <w:proofErr w:type="gramEnd"/>
-            <w:r>
-              <w:rPr>
-                <w:rStyle w:val="IntenseEmphasis"/>
-                <w:rFonts w:eastAsia="Calibri Light"/>
-                <w:b w:val="0"/>
-                <w:bCs w:val="0"/>
-                <w:i w:val="0"/>
-                <w:iCs w:val="0"/>
-                <w:color w:val="C45911" w:themeColor="accent2" w:themeShade="BF"/>
-                <w:sz w:val="28"/>
-                <w:szCs w:val="28"/>
-                <w14:shadow w14:blurRad="38100" w14:dist="19050" w14:dir="2700000" w14:sx="100000" w14:sy="100000" w14:kx="0" w14:ky="0" w14:algn="tl">
-                  <w14:schemeClr w14:val="dk1">
-                    <w14:alpha w14:val="60000"/>
-                  </w14:schemeClr>
-                </w14:shadow>
-                <w14:textOutline w14:w="0" w14:cap="flat" w14:cmpd="sng" w14:algn="ctr">
-                  <w14:noFill/>
-                  <w14:prstDash w14:val="solid"/>
-                  <w14:round/>
-                </w14:textOutline>
-              </w:rPr>
-              <w:t xml:space="preserve"> </w:t>
-            </w:r>
-            <w:proofErr w:type="spellStart"/>
-            <w:r>
-              <w:rPr>
-                <w:rStyle w:val="IntenseEmphasis"/>
-                <w:rFonts w:eastAsia="Calibri Light"/>
-                <w:b w:val="0"/>
-                <w:bCs w:val="0"/>
-                <w:i w:val="0"/>
-                <w:iCs w:val="0"/>
-                <w:color w:val="C45911" w:themeColor="accent2" w:themeShade="BF"/>
-                <w:sz w:val="28"/>
-                <w:szCs w:val="28"/>
-                <w14:shadow w14:blurRad="38100" w14:dist="19050" w14:dir="2700000" w14:sx="100000" w14:sy="100000" w14:kx="0" w14:ky="0" w14:algn="tl">
-                  <w14:schemeClr w14:val="dk1">
-                    <w14:alpha w14:val="60000"/>
-                  </w14:schemeClr>
-                </w14:shadow>
-                <w14:textOutline w14:w="0" w14:cap="flat" w14:cmpd="sng" w14:algn="ctr">
-                  <w14:noFill/>
-                  <w14:prstDash w14:val="solid"/>
-                  <w14:round/>
-                </w14:textOutline>
-              </w:rPr>
-              <w:t>JaiMala</w:t>
-            </w:r>
-            <w:proofErr w:type="spellEnd"/>
-          </w:p>
-          <w:p>
-            <w:pPr>
-              <w:numPr>
-                <w:ilvl w:val="0"/>
-                <w:numId w:val="14"/>
-              </w:numPr>
-              <w:rPr>
-                <w:rFonts w:eastAsia="Calibri Light"/>
-                <w:color w:val="000000" w:themeColor="text1"/>
-                <w:sz w:val="28"/>
-                <w:szCs w:val="28"/>
-                <w14:shadow w14:blurRad="38100" w14:dist="19050" w14:dir="2700000" w14:sx="100000" w14:sy="100000" w14:kx="0" w14:ky="0" w14:algn="tl">
-                  <w14:schemeClr w14:val="dk1">
-                    <w14:alpha w14:val="60000"/>
-                  </w14:schemeClr>
-                </w14:shadow>
-                <w14:textOutline w14:w="0" w14:cap="flat" w14:cmpd="sng" w14:algn="ctr">
-                  <w14:noFill/>
-                  <w14:prstDash w14:val="solid"/>
-                  <w14:round/>
-                </w14:textOutline>
-              </w:rPr>
-            </w:pPr>
-            <w:r>
-              <w:rPr>
-                <w:rStyle w:val="IntenseEmphasis"/>
-                <w:rFonts w:eastAsia="Calibri Light"/>
-                <w:b w:val="0"/>
-                <w:bCs w:val="0"/>
-                <w:i w:val="0"/>
-                <w:iCs w:val="0"/>
-                <w:color w:val="000000" w:themeColor="text1"/>
-                <w:sz w:val="28"/>
-                <w:szCs w:val="28"/>
-                <w14:shadow w14:blurRad="38100" w14:dist="19050" w14:dir="2700000" w14:sx="100000" w14:sy="100000" w14:kx="0" w14:ky="0" w14:algn="tl">
-                  <w14:schemeClr w14:val="dk1">
-                    <w14:alpha w14:val="60000"/>
-                  </w14:schemeClr>
-                </w14:shadow>
-                <w14:textOutline w14:w="0" w14:cap="flat" w14:cmpd="sng" w14:algn="ctr">
-                  <w14:noFill/>
-                  <w14:prstDash w14:val="solid"/>
-                  <w14:round/>
-                </w14:textOutline>
-              </w:rPr>
-              <w:t>Flower Shower</w:t>
-            </w:r>
-          </w:p>
-        </w:tc>
-        <w:tc>
-          <w:tcPr>
-            <w:tcW w:w="2790" w:type="dxa"/>
-          </w:tcPr>
-          <w:p>
-            <w:pPr>
-              <w:jc w:val="center"/>
-              <w:rPr>
-                <w:rFonts w:cstheme="minorHAnsi"/>
-                <w:sz w:val="24"/>
-                <w:szCs w:val="24"/>
-              </w:rPr>
-            </w:pPr>
-          </w:p>
-          <w:p>
-            <w:pPr>
-              <w:jc w:val="center"/>
-              <w:rPr>
-                <w:rFonts w:cstheme="minorHAnsi"/>
-                <w:sz w:val="24"/>
-                <w:szCs w:val="24"/>
-              </w:rPr>
-            </w:pPr>
-          </w:p>
-          <w:p>
-            <w:pPr>
-              <w:jc w:val="center"/>
               <w:rPr>
                 <w:rFonts w:cstheme="minorHAnsi"/>
                 <w:b/>
@@ -10685,31 +11604,60 @@
                   <w14:round/>
                 </w14:textOutline>
               </w:rPr>
-              <w:t>20</w:t>
-            </w:r>
-            <w:r>
-              <w:rPr>
-                <w:rStyle w:val="IntenseEmphasis"/>
-                <w:rFonts w:eastAsia="Calibri Light"/>
-                <w:b w:val="0"/>
-                <w:bCs w:val="0"/>
-                <w:i w:val="0"/>
-                <w:iCs w:val="0"/>
-                <w:color w:val="000000" w:themeColor="text1"/>
-                <w:sz w:val="28"/>
-                <w:szCs w:val="28"/>
-                <w14:shadow w14:blurRad="38100" w14:dist="19050" w14:dir="2700000" w14:sx="100000" w14:sy="100000" w14:kx="0" w14:ky="0" w14:algn="tl">
-                  <w14:schemeClr w14:val="dk1">
-                    <w14:alpha w14:val="60000"/>
-                  </w14:schemeClr>
-                </w14:shadow>
-                <w14:textOutline w14:w="0" w14:cap="flat" w14:cmpd="sng" w14:algn="ctr">
-                  <w14:noFill/>
-                  <w14:prstDash w14:val="solid"/>
-                  <w14:round/>
-                </w14:textOutline>
-              </w:rPr>
-              <w:t>,000 /-</w:t>
+              <w:t>Bride Groom Artist [10]</w:t>
+            </w:r>
+          </w:p>
+        </w:tc>
+        <w:tc>
+          <w:tcPr>
+            <w:tcW w:w="2790" w:type="dxa"/>
+          </w:tcPr>
+          <w:p>
+            <w:pPr>
+              <w:jc w:val="center"/>
+              <w:rPr>
+                <w:rFonts w:cstheme="minorHAnsi"/>
+                <w:sz w:val="24"/>
+                <w:szCs w:val="24"/>
+              </w:rPr>
+            </w:pPr>
+          </w:p>
+          <w:p>
+            <w:pPr>
+              <w:jc w:val="center"/>
+              <w:rPr>
+                <w:rFonts w:cstheme="minorHAnsi"/>
+                <w:b/>
+                <w:bCs/>
+                <w:i/>
+                <w:iCs/>
+                <w:sz w:val="24"/>
+                <w:szCs w:val="24"/>
+              </w:rPr>
+            </w:pPr>
+            <w:r>
+              <w:rPr>
+                <w:rStyle w:val="IntenseEmphasis"/>
+                <w:rFonts w:eastAsia="Calibri Light"/>
+                <w:b w:val="0"/>
+                <w:bCs w:val="0"/>
+                <w:i w:val="0"/>
+                <w:iCs w:val="0"/>
+                <w:color w:val="000000" w:themeColor="text1"/>
+                <w:sz w:val="28"/>
+                <w:szCs w:val="28"/>
+                <w14:shadow w14:blurRad="38100" w14:dist="19050" w14:dir="2700000" w14:sx="100000" w14:sy="100000" w14:kx="0" w14:ky="0" w14:algn="tl">
+                  <w14:schemeClr w14:val="dk1">
+                    <w14:alpha w14:val="60000"/>
+                  </w14:schemeClr>
+                </w14:shadow>
+                <w14:textOutline w14:w="0" w14:cap="flat" w14:cmpd="sng" w14:algn="ctr">
+                  <w14:noFill/>
+                  <w14:prstDash w14:val="solid"/>
+                  <w14:round/>
+                </w14:textOutline>
+              </w:rPr>
+              <w:t>75,000 /-</w:t>
             </w:r>
           </w:p>
         </w:tc>
@@ -10724,6 +11672,507 @@
           </w:tcPr>
           <w:p>
             <w:pPr>
+              <w:rPr>
+                <w:rStyle w:val="IntenseEmphasis"/>
+                <w:rFonts w:eastAsia="Calibri Light"/>
+                <w:b w:val="0"/>
+                <w:bCs w:val="0"/>
+                <w:i w:val="0"/>
+                <w:iCs w:val="0"/>
+                <w:color w:val="C45911" w:themeColor="accent2" w:themeShade="BF"/>
+                <w:sz w:val="28"/>
+                <w:szCs w:val="28"/>
+                <w14:shadow w14:blurRad="38100" w14:dist="19050" w14:dir="2700000" w14:sx="100000" w14:sy="100000" w14:kx="0" w14:ky="0" w14:algn="tl">
+                  <w14:schemeClr w14:val="dk1">
+                    <w14:alpha w14:val="60000"/>
+                  </w14:schemeClr>
+                </w14:shadow>
+                <w14:textOutline w14:w="0" w14:cap="flat" w14:cmpd="sng" w14:algn="ctr">
+                  <w14:noFill/>
+                  <w14:prstDash w14:val="solid"/>
+                  <w14:round/>
+                </w14:textOutline>
+              </w:rPr>
+            </w:pPr>
+          </w:p>
+          <w:p>
+            <w:pPr>
+              <w:pStyle w:val="ListParagraph"/>
+              <w:numPr>
+                <w:ilvl w:val="0"/>
+                <w:numId w:val="27"/>
+              </w:numPr>
+              <w:rPr>
+                <w:rStyle w:val="IntenseEmphasis"/>
+                <w:rFonts w:eastAsia="Calibri Light"/>
+                <w:b w:val="0"/>
+                <w:bCs w:val="0"/>
+                <w:i w:val="0"/>
+                <w:iCs w:val="0"/>
+                <w:color w:val="C45911" w:themeColor="accent2" w:themeShade="BF"/>
+                <w:sz w:val="28"/>
+                <w:szCs w:val="28"/>
+                <w14:shadow w14:blurRad="38100" w14:dist="19050" w14:dir="2700000" w14:sx="100000" w14:sy="100000" w14:kx="0" w14:ky="0" w14:algn="tl">
+                  <w14:schemeClr w14:val="dk1">
+                    <w14:alpha w14:val="60000"/>
+                  </w14:schemeClr>
+                </w14:shadow>
+                <w14:textOutline w14:w="0" w14:cap="flat" w14:cmpd="sng" w14:algn="ctr">
+                  <w14:noFill/>
+                  <w14:prstDash w14:val="solid"/>
+                  <w14:round/>
+                </w14:textOutline>
+              </w:rPr>
+            </w:pPr>
+            <w:r>
+              <w:rPr>
+                <w:rStyle w:val="IntenseEmphasis"/>
+                <w:rFonts w:eastAsia="Calibri Light"/>
+                <w:b w:val="0"/>
+                <w:bCs w:val="0"/>
+                <w:i w:val="0"/>
+                <w:iCs w:val="0"/>
+                <w:color w:val="C45911" w:themeColor="accent2" w:themeShade="BF"/>
+                <w:sz w:val="28"/>
+                <w:szCs w:val="28"/>
+                <w14:shadow w14:blurRad="38100" w14:dist="19050" w14:dir="2700000" w14:sx="100000" w14:sy="100000" w14:kx="0" w14:ky="0" w14:algn="tl">
+                  <w14:schemeClr w14:val="dk1">
+                    <w14:alpha w14:val="60000"/>
+                  </w14:schemeClr>
+                </w14:shadow>
+                <w14:textOutline w14:w="0" w14:cap="flat" w14:cmpd="sng" w14:algn="ctr">
+                  <w14:noFill/>
+                  <w14:prstDash w14:val="solid"/>
+                  <w14:round/>
+                </w14:textOutline>
+              </w:rPr>
+              <w:t xml:space="preserve">Special Effects </w:t>
+            </w:r>
+            <w:proofErr w:type="gramStart"/>
+            <w:r>
+              <w:rPr>
+                <w:rStyle w:val="IntenseEmphasis"/>
+                <w:rFonts w:eastAsia="Calibri Light"/>
+                <w:b w:val="0"/>
+                <w:bCs w:val="0"/>
+                <w:i w:val="0"/>
+                <w:iCs w:val="0"/>
+                <w:color w:val="C45911" w:themeColor="accent2" w:themeShade="BF"/>
+                <w:sz w:val="28"/>
+                <w:szCs w:val="28"/>
+                <w14:shadow w14:blurRad="38100" w14:dist="19050" w14:dir="2700000" w14:sx="100000" w14:sy="100000" w14:kx="0" w14:ky="0" w14:algn="tl">
+                  <w14:schemeClr w14:val="dk1">
+                    <w14:alpha w14:val="60000"/>
+                  </w14:schemeClr>
+                </w14:shadow>
+                <w14:textOutline w14:w="0" w14:cap="flat" w14:cmpd="sng" w14:algn="ctr">
+                  <w14:noFill/>
+                  <w14:prstDash w14:val="solid"/>
+                  <w14:round/>
+                </w14:textOutline>
+              </w:rPr>
+              <w:t>For</w:t>
+            </w:r>
+            <w:proofErr w:type="gramEnd"/>
+            <w:r>
+              <w:rPr>
+                <w:rStyle w:val="IntenseEmphasis"/>
+                <w:rFonts w:eastAsia="Calibri Light"/>
+                <w:b w:val="0"/>
+                <w:bCs w:val="0"/>
+                <w:i w:val="0"/>
+                <w:iCs w:val="0"/>
+                <w:color w:val="C45911" w:themeColor="accent2" w:themeShade="BF"/>
+                <w:sz w:val="28"/>
+                <w:szCs w:val="28"/>
+                <w14:shadow w14:blurRad="38100" w14:dist="19050" w14:dir="2700000" w14:sx="100000" w14:sy="100000" w14:kx="0" w14:ky="0" w14:algn="tl">
+                  <w14:schemeClr w14:val="dk1">
+                    <w14:alpha w14:val="60000"/>
+                  </w14:schemeClr>
+                </w14:shadow>
+                <w14:textOutline w14:w="0" w14:cap="flat" w14:cmpd="sng" w14:algn="ctr">
+                  <w14:noFill/>
+                  <w14:prstDash w14:val="solid"/>
+                  <w14:round/>
+                </w14:textOutline>
+              </w:rPr>
+              <w:t xml:space="preserve"> </w:t>
+            </w:r>
+            <w:proofErr w:type="spellStart"/>
+            <w:r>
+              <w:rPr>
+                <w:rStyle w:val="IntenseEmphasis"/>
+                <w:rFonts w:eastAsia="Calibri Light"/>
+                <w:b w:val="0"/>
+                <w:bCs w:val="0"/>
+                <w:i w:val="0"/>
+                <w:iCs w:val="0"/>
+                <w:color w:val="C45911" w:themeColor="accent2" w:themeShade="BF"/>
+                <w:sz w:val="28"/>
+                <w:szCs w:val="28"/>
+                <w14:shadow w14:blurRad="38100" w14:dist="19050" w14:dir="2700000" w14:sx="100000" w14:sy="100000" w14:kx="0" w14:ky="0" w14:algn="tl">
+                  <w14:schemeClr w14:val="dk1">
+                    <w14:alpha w14:val="60000"/>
+                  </w14:schemeClr>
+                </w14:shadow>
+                <w14:textOutline w14:w="0" w14:cap="flat" w14:cmpd="sng" w14:algn="ctr">
+                  <w14:noFill/>
+                  <w14:prstDash w14:val="solid"/>
+                  <w14:round/>
+                </w14:textOutline>
+              </w:rPr>
+              <w:t>JaiMala</w:t>
+            </w:r>
+            <w:proofErr w:type="spellEnd"/>
+          </w:p>
+          <w:p>
+            <w:pPr>
+              <w:numPr>
+                <w:ilvl w:val="0"/>
+                <w:numId w:val="14"/>
+              </w:numPr>
+              <w:rPr>
+                <w:rStyle w:val="IntenseEmphasis"/>
+                <w:rFonts w:eastAsia="Calibri Light"/>
+                <w:b w:val="0"/>
+                <w:bCs w:val="0"/>
+                <w:i w:val="0"/>
+                <w:iCs w:val="0"/>
+                <w:color w:val="000000" w:themeColor="text1"/>
+                <w:sz w:val="28"/>
+                <w:szCs w:val="28"/>
+                <w14:shadow w14:blurRad="38100" w14:dist="19050" w14:dir="2700000" w14:sx="100000" w14:sy="100000" w14:kx="0" w14:ky="0" w14:algn="tl">
+                  <w14:schemeClr w14:val="dk1">
+                    <w14:alpha w14:val="60000"/>
+                  </w14:schemeClr>
+                </w14:shadow>
+                <w14:textOutline w14:w="0" w14:cap="flat" w14:cmpd="sng" w14:algn="ctr">
+                  <w14:noFill/>
+                  <w14:prstDash w14:val="solid"/>
+                  <w14:round/>
+                </w14:textOutline>
+              </w:rPr>
+            </w:pPr>
+            <w:r>
+              <w:rPr>
+                <w:rStyle w:val="IntenseEmphasis"/>
+                <w:rFonts w:eastAsia="Calibri Light"/>
+                <w:b w:val="0"/>
+                <w:bCs w:val="0"/>
+                <w:i w:val="0"/>
+                <w:iCs w:val="0"/>
+                <w:color w:val="000000" w:themeColor="text1"/>
+                <w:sz w:val="28"/>
+                <w:szCs w:val="28"/>
+                <w14:shadow w14:blurRad="38100" w14:dist="19050" w14:dir="2700000" w14:sx="100000" w14:sy="100000" w14:kx="0" w14:ky="0" w14:algn="tl">
+                  <w14:schemeClr w14:val="dk1">
+                    <w14:alpha w14:val="60000"/>
+                  </w14:schemeClr>
+                </w14:shadow>
+                <w14:textOutline w14:w="0" w14:cap="flat" w14:cmpd="sng" w14:algn="ctr">
+                  <w14:noFill/>
+                  <w14:prstDash w14:val="solid"/>
+                  <w14:round/>
+                </w14:textOutline>
+              </w:rPr>
+              <w:t>Flower Shower</w:t>
+            </w:r>
+          </w:p>
+          <w:p>
+            <w:pPr>
+              <w:numPr>
+                <w:ilvl w:val="0"/>
+                <w:numId w:val="14"/>
+              </w:numPr>
+              <w:rPr>
+                <w:rStyle w:val="IntenseEmphasis"/>
+                <w:rFonts w:eastAsia="Calibri Light"/>
+                <w:b w:val="0"/>
+                <w:bCs w:val="0"/>
+                <w:i w:val="0"/>
+                <w:iCs w:val="0"/>
+                <w:color w:val="000000" w:themeColor="text1"/>
+                <w:sz w:val="28"/>
+                <w:szCs w:val="28"/>
+                <w14:shadow w14:blurRad="38100" w14:dist="19050" w14:dir="2700000" w14:sx="100000" w14:sy="100000" w14:kx="0" w14:ky="0" w14:algn="tl">
+                  <w14:schemeClr w14:val="dk1">
+                    <w14:alpha w14:val="60000"/>
+                  </w14:schemeClr>
+                </w14:shadow>
+                <w14:textOutline w14:w="0" w14:cap="flat" w14:cmpd="sng" w14:algn="ctr">
+                  <w14:noFill/>
+                  <w14:prstDash w14:val="solid"/>
+                  <w14:round/>
+                </w14:textOutline>
+              </w:rPr>
+            </w:pPr>
+            <w:r>
+              <w:rPr>
+                <w:rStyle w:val="IntenseEmphasis"/>
+                <w:rFonts w:eastAsia="Calibri Light"/>
+                <w:b w:val="0"/>
+                <w:bCs w:val="0"/>
+                <w:i w:val="0"/>
+                <w:iCs w:val="0"/>
+                <w:color w:val="000000" w:themeColor="text1"/>
+                <w:sz w:val="28"/>
+                <w:szCs w:val="28"/>
+                <w14:shadow w14:blurRad="38100" w14:dist="19050" w14:dir="2700000" w14:sx="100000" w14:sy="100000" w14:kx="0" w14:ky="0" w14:algn="tl">
+                  <w14:schemeClr w14:val="dk1">
+                    <w14:alpha w14:val="60000"/>
+                  </w14:schemeClr>
+                </w14:shadow>
+                <w14:textOutline w14:w="0" w14:cap="flat" w14:cmpd="sng" w14:algn="ctr">
+                  <w14:noFill/>
+                  <w14:prstDash w14:val="solid"/>
+                  <w14:round/>
+                </w14:textOutline>
+              </w:rPr>
+              <w:t>Electric Fireworks</w:t>
+            </w:r>
+          </w:p>
+          <w:p>
+            <w:pPr>
+              <w:numPr>
+                <w:ilvl w:val="0"/>
+                <w:numId w:val="14"/>
+              </w:numPr>
+              <w:rPr>
+                <w:rFonts w:eastAsia="Calibri Light"/>
+                <w:color w:val="000000" w:themeColor="text1"/>
+                <w:sz w:val="28"/>
+                <w:szCs w:val="28"/>
+                <w14:shadow w14:blurRad="38100" w14:dist="19050" w14:dir="2700000" w14:sx="100000" w14:sy="100000" w14:kx="0" w14:ky="0" w14:algn="tl">
+                  <w14:schemeClr w14:val="dk1">
+                    <w14:alpha w14:val="60000"/>
+                  </w14:schemeClr>
+                </w14:shadow>
+                <w14:textOutline w14:w="0" w14:cap="flat" w14:cmpd="sng" w14:algn="ctr">
+                  <w14:noFill/>
+                  <w14:prstDash w14:val="solid"/>
+                  <w14:round/>
+                </w14:textOutline>
+              </w:rPr>
+            </w:pPr>
+            <w:r>
+              <w:rPr>
+                <w:rFonts w:eastAsia="Calibri Light"/>
+                <w:color w:val="000000" w:themeColor="text1"/>
+                <w:sz w:val="28"/>
+                <w:szCs w:val="28"/>
+                <w14:shadow w14:blurRad="38100" w14:dist="19050" w14:dir="2700000" w14:sx="100000" w14:sy="100000" w14:kx="0" w14:ky="0" w14:algn="tl">
+                  <w14:schemeClr w14:val="dk1">
+                    <w14:alpha w14:val="60000"/>
+                  </w14:schemeClr>
+                </w14:shadow>
+                <w14:textOutline w14:w="0" w14:cap="flat" w14:cmpd="sng" w14:algn="ctr">
+                  <w14:noFill/>
+                  <w14:prstDash w14:val="solid"/>
+                  <w14:round/>
+                </w14:textOutline>
+              </w:rPr>
+              <w:t>Sparkle Machines (6)</w:t>
+            </w:r>
+          </w:p>
+        </w:tc>
+        <w:tc>
+          <w:tcPr>
+            <w:tcW w:w="2790" w:type="dxa"/>
+          </w:tcPr>
+          <w:p>
+            <w:pPr>
+              <w:jc w:val="center"/>
+              <w:rPr>
+                <w:rFonts w:cstheme="minorHAnsi"/>
+                <w:sz w:val="24"/>
+                <w:szCs w:val="24"/>
+              </w:rPr>
+            </w:pPr>
+          </w:p>
+          <w:p>
+            <w:pPr>
+              <w:jc w:val="center"/>
+              <w:rPr>
+                <w:rFonts w:cstheme="minorHAnsi"/>
+                <w:sz w:val="24"/>
+                <w:szCs w:val="24"/>
+              </w:rPr>
+            </w:pPr>
+          </w:p>
+          <w:p>
+            <w:pPr>
+              <w:jc w:val="center"/>
+              <w:rPr>
+                <w:rStyle w:val="IntenseEmphasis"/>
+                <w:rFonts w:eastAsia="Calibri Light"/>
+                <w:b w:val="0"/>
+                <w:bCs w:val="0"/>
+                <w:i w:val="0"/>
+                <w:iCs w:val="0"/>
+                <w:color w:val="000000" w:themeColor="text1"/>
+                <w:sz w:val="28"/>
+                <w:szCs w:val="28"/>
+                <w14:shadow w14:blurRad="38100" w14:dist="19050" w14:dir="2700000" w14:sx="100000" w14:sy="100000" w14:kx="0" w14:ky="0" w14:algn="tl">
+                  <w14:schemeClr w14:val="dk1">
+                    <w14:alpha w14:val="60000"/>
+                  </w14:schemeClr>
+                </w14:shadow>
+                <w14:textOutline w14:w="0" w14:cap="flat" w14:cmpd="sng" w14:algn="ctr">
+                  <w14:noFill/>
+                  <w14:prstDash w14:val="solid"/>
+                  <w14:round/>
+                </w14:textOutline>
+              </w:rPr>
+            </w:pPr>
+            <w:r>
+              <w:rPr>
+                <w:rStyle w:val="IntenseEmphasis"/>
+                <w:rFonts w:eastAsia="Calibri Light"/>
+                <w:b w:val="0"/>
+                <w:bCs w:val="0"/>
+                <w:i w:val="0"/>
+                <w:iCs w:val="0"/>
+                <w:color w:val="000000" w:themeColor="text1"/>
+                <w:sz w:val="28"/>
+                <w:szCs w:val="28"/>
+                <w14:shadow w14:blurRad="38100" w14:dist="19050" w14:dir="2700000" w14:sx="100000" w14:sy="100000" w14:kx="0" w14:ky="0" w14:algn="tl">
+                  <w14:schemeClr w14:val="dk1">
+                    <w14:alpha w14:val="60000"/>
+                  </w14:schemeClr>
+                </w14:shadow>
+                <w14:textOutline w14:w="0" w14:cap="flat" w14:cmpd="sng" w14:algn="ctr">
+                  <w14:noFill/>
+                  <w14:prstDash w14:val="solid"/>
+                  <w14:round/>
+                </w14:textOutline>
+              </w:rPr>
+              <w:t>20</w:t>
+            </w:r>
+            <w:r>
+              <w:rPr>
+                <w:rStyle w:val="IntenseEmphasis"/>
+                <w:rFonts w:eastAsia="Calibri Light"/>
+                <w:b w:val="0"/>
+                <w:bCs w:val="0"/>
+                <w:i w:val="0"/>
+                <w:iCs w:val="0"/>
+                <w:color w:val="000000" w:themeColor="text1"/>
+                <w:sz w:val="28"/>
+                <w:szCs w:val="28"/>
+                <w14:shadow w14:blurRad="38100" w14:dist="19050" w14:dir="2700000" w14:sx="100000" w14:sy="100000" w14:kx="0" w14:ky="0" w14:algn="tl">
+                  <w14:schemeClr w14:val="dk1">
+                    <w14:alpha w14:val="60000"/>
+                  </w14:schemeClr>
+                </w14:shadow>
+                <w14:textOutline w14:w="0" w14:cap="flat" w14:cmpd="sng" w14:algn="ctr">
+                  <w14:noFill/>
+                  <w14:prstDash w14:val="solid"/>
+                  <w14:round/>
+                </w14:textOutline>
+              </w:rPr>
+              <w:t>,000 /-</w:t>
+            </w:r>
+          </w:p>
+          <w:p>
+            <w:pPr>
+              <w:jc w:val="center"/>
+              <w:rPr>
+                <w:rStyle w:val="IntenseEmphasis"/>
+                <w:rFonts w:eastAsia="Calibri Light"/>
+                <w:b w:val="0"/>
+                <w:bCs w:val="0"/>
+                <w:i w:val="0"/>
+                <w:iCs w:val="0"/>
+                <w:color w:val="000000" w:themeColor="text1"/>
+                <w:sz w:val="28"/>
+                <w:szCs w:val="28"/>
+                <w14:shadow w14:blurRad="38100" w14:dist="19050" w14:dir="2700000" w14:sx="100000" w14:sy="100000" w14:kx="0" w14:ky="0" w14:algn="tl">
+                  <w14:schemeClr w14:val="dk1">
+                    <w14:alpha w14:val="60000"/>
+                  </w14:schemeClr>
+                </w14:shadow>
+                <w14:textOutline w14:w="0" w14:cap="flat" w14:cmpd="sng" w14:algn="ctr">
+                  <w14:noFill/>
+                  <w14:prstDash w14:val="solid"/>
+                  <w14:round/>
+                </w14:textOutline>
+              </w:rPr>
+            </w:pPr>
+            <w:r>
+              <w:rPr>
+                <w:rStyle w:val="IntenseEmphasis"/>
+                <w:rFonts w:eastAsia="Calibri Light"/>
+                <w:b w:val="0"/>
+                <w:bCs w:val="0"/>
+                <w:i w:val="0"/>
+                <w:iCs w:val="0"/>
+                <w:color w:val="000000" w:themeColor="text1"/>
+                <w:sz w:val="28"/>
+                <w:szCs w:val="28"/>
+                <w14:shadow w14:blurRad="38100" w14:dist="19050" w14:dir="2700000" w14:sx="100000" w14:sy="100000" w14:kx="0" w14:ky="0" w14:algn="tl">
+                  <w14:schemeClr w14:val="dk1">
+                    <w14:alpha w14:val="60000"/>
+                  </w14:schemeClr>
+                </w14:shadow>
+                <w14:textOutline w14:w="0" w14:cap="flat" w14:cmpd="sng" w14:algn="ctr">
+                  <w14:noFill/>
+                  <w14:prstDash w14:val="solid"/>
+                  <w14:round/>
+                </w14:textOutline>
+              </w:rPr>
+              <w:t>90,000 /-</w:t>
+            </w:r>
+          </w:p>
+          <w:p>
+            <w:pPr>
+              <w:jc w:val="center"/>
+              <w:rPr>
+                <w:rFonts w:cstheme="minorHAnsi"/>
+                <w:b/>
+                <w:bCs/>
+                <w:i/>
+                <w:iCs/>
+                <w:sz w:val="24"/>
+                <w:szCs w:val="24"/>
+              </w:rPr>
+            </w:pPr>
+            <w:r>
+              <w:rPr>
+                <w:rStyle w:val="IntenseEmphasis"/>
+                <w:rFonts w:eastAsia="Calibri Light"/>
+                <w:b w:val="0"/>
+                <w:bCs w:val="0"/>
+                <w:i w:val="0"/>
+                <w:iCs w:val="0"/>
+                <w:color w:val="000000" w:themeColor="text1"/>
+                <w:sz w:val="28"/>
+                <w:szCs w:val="28"/>
+                <w14:shadow w14:blurRad="38100" w14:dist="19050" w14:dir="2700000" w14:sx="100000" w14:sy="100000" w14:kx="0" w14:ky="0" w14:algn="tl">
+                  <w14:schemeClr w14:val="dk1">
+                    <w14:alpha w14:val="60000"/>
+                  </w14:schemeClr>
+                </w14:shadow>
+                <w14:textOutline w14:w="0" w14:cap="flat" w14:cmpd="sng" w14:algn="ctr">
+                  <w14:noFill/>
+                  <w14:prstDash w14:val="solid"/>
+                  <w14:round/>
+                </w14:textOutline>
+              </w:rPr>
+              <w:t>18,000 /-</w:t>
+            </w:r>
+          </w:p>
+        </w:tc>
+      </w:tr>
+      <w:tr>
+        <w:trPr>
+          <w:trHeight w:val="563"/>
+        </w:trPr>
+        <w:tc>
+          <w:tcPr>
+            <w:tcW w:w="6745" w:type="dxa"/>
+          </w:tcPr>
+          <w:p>
+            <w:pPr>
               <w:tabs>
                 <w:tab w:val="center" w:pos="3129"/>
                 <w:tab w:val="left" w:pos="3888"/>
@@ -10939,7 +12388,55 @@
                   <w14:round/>
                 </w14:textOutline>
               </w:rPr>
-              <w:t>1,25</w:t>
+              <w:t>3</w:t>
+            </w:r>
+            <w:r>
+              <w:rPr>
+                <w:rStyle w:val="IntenseEmphasis"/>
+                <w:rFonts w:eastAsia="Calibri Light"/>
+                <w:b w:val="0"/>
+                <w:bCs w:val="0"/>
+                <w:i w:val="0"/>
+                <w:iCs w:val="0"/>
+                <w:color w:val="833C0B" w:themeColor="accent2" w:themeShade="80"/>
+                <w:sz w:val="28"/>
+                <w:szCs w:val="28"/>
+                <w14:shadow w14:blurRad="38100" w14:dist="19050" w14:dir="2700000" w14:sx="100000" w14:sy="100000" w14:kx="0" w14:ky="0" w14:algn="tl">
+                  <w14:schemeClr w14:val="dk1">
+                    <w14:alpha w14:val="60000"/>
+                  </w14:schemeClr>
+                </w14:shadow>
+                <w14:textOutline w14:w="0" w14:cap="flat" w14:cmpd="sng" w14:algn="ctr">
+                  <w14:noFill/>
+                  <w14:prstDash w14:val="solid"/>
+                  <w14:round/>
+                </w14:textOutline>
+              </w:rPr>
+              <w:t>,</w:t>
+            </w:r>
+            <w:r>
+              <w:rPr>
+                <w:rStyle w:val="IntenseEmphasis"/>
+                <w:rFonts w:eastAsia="Calibri Light"/>
+                <w:b w:val="0"/>
+                <w:bCs w:val="0"/>
+                <w:i w:val="0"/>
+                <w:iCs w:val="0"/>
+                <w:color w:val="833C0B" w:themeColor="accent2" w:themeShade="80"/>
+                <w:sz w:val="28"/>
+                <w:szCs w:val="28"/>
+                <w14:shadow w14:blurRad="38100" w14:dist="19050" w14:dir="2700000" w14:sx="100000" w14:sy="100000" w14:kx="0" w14:ky="0" w14:algn="tl">
+                  <w14:schemeClr w14:val="dk1">
+                    <w14:alpha w14:val="60000"/>
+                  </w14:schemeClr>
+                </w14:shadow>
+                <w14:textOutline w14:w="0" w14:cap="flat" w14:cmpd="sng" w14:algn="ctr">
+                  <w14:noFill/>
+                  <w14:prstDash w14:val="solid"/>
+                  <w14:round/>
+                </w14:textOutline>
+              </w:rPr>
+              <w:t>08</w:t>
             </w:r>
             <w:r>
               <w:rPr>
@@ -11748,6 +13245,119 @@
     </w:lvl>
   </w:abstractNum>
   <w:abstractNum w:abstractNumId="5" w15:restartNumberingAfterBreak="0">
+    <w:nsid w:val="1EA13481"/>
+    <w:multiLevelType w:val="hybridMultilevel"/>
+    <w:tmpl w:val="0DC213CE"/>
+    <w:lvl w:ilvl="0" w:tplc="0409000D">
+      <w:start w:val="1"/>
+      <w:numFmt w:val="bullet"/>
+      <w:lvlText w:val=""/>
+      <w:lvlJc w:val="left"/>
+      <w:pPr>
+        <w:ind w:left="1440" w:hanging="360"/>
+      </w:pPr>
+      <w:rPr>
+        <w:rFonts w:ascii="Wingdings" w:hAnsi="Wingdings" w:hint="default"/>
+      </w:rPr>
+    </w:lvl>
+    <w:lvl w:ilvl="1" w:tplc="04090003" w:tentative="1">
+      <w:start w:val="1"/>
+      <w:numFmt w:val="bullet"/>
+      <w:lvlText w:val="o"/>
+      <w:lvlJc w:val="left"/>
+      <w:pPr>
+        <w:ind w:left="2160" w:hanging="360"/>
+      </w:pPr>
+      <w:rPr>
+        <w:rFonts w:ascii="Courier New" w:hAnsi="Courier New" w:cs="Courier New" w:hint="default"/>
+      </w:rPr>
+    </w:lvl>
+    <w:lvl w:ilvl="2" w:tplc="04090005" w:tentative="1">
+      <w:start w:val="1"/>
+      <w:numFmt w:val="bullet"/>
+      <w:lvlText w:val=""/>
+      <w:lvlJc w:val="left"/>
+      <w:pPr>
+        <w:ind w:left="2880" w:hanging="360"/>
+      </w:pPr>
+      <w:rPr>
+        <w:rFonts w:ascii="Wingdings" w:hAnsi="Wingdings" w:hint="default"/>
+      </w:rPr>
+    </w:lvl>
+    <w:lvl w:ilvl="3" w:tplc="04090001" w:tentative="1">
+      <w:start w:val="1"/>
+      <w:numFmt w:val="bullet"/>
+      <w:lvlText w:val=""/>
+      <w:lvlJc w:val="left"/>
+      <w:pPr>
+        <w:ind w:left="3600" w:hanging="360"/>
+      </w:pPr>
+      <w:rPr>
+        <w:rFonts w:ascii="Symbol" w:hAnsi="Symbol" w:hint="default"/>
+      </w:rPr>
+    </w:lvl>
+    <w:lvl w:ilvl="4" w:tplc="04090003" w:tentative="1">
+      <w:start w:val="1"/>
+      <w:numFmt w:val="bullet"/>
+      <w:lvlText w:val="o"/>
+      <w:lvlJc w:val="left"/>
+      <w:pPr>
+        <w:ind w:left="4320" w:hanging="360"/>
+      </w:pPr>
+      <w:rPr>
+        <w:rFonts w:ascii="Courier New" w:hAnsi="Courier New" w:cs="Courier New" w:hint="default"/>
+      </w:rPr>
+    </w:lvl>
+    <w:lvl w:ilvl="5" w:tplc="04090005" w:tentative="1">
+      <w:start w:val="1"/>
+      <w:numFmt w:val="bullet"/>
+      <w:lvlText w:val=""/>
+      <w:lvlJc w:val="left"/>
+      <w:pPr>
+        <w:ind w:left="5040" w:hanging="360"/>
+      </w:pPr>
+      <w:rPr>
+        <w:rFonts w:ascii="Wingdings" w:hAnsi="Wingdings" w:hint="default"/>
+      </w:rPr>
+    </w:lvl>
+    <w:lvl w:ilvl="6" w:tplc="04090001" w:tentative="1">
+      <w:start w:val="1"/>
+      <w:numFmt w:val="bullet"/>
+      <w:lvlText w:val=""/>
+      <w:lvlJc w:val="left"/>
+      <w:pPr>
+        <w:ind w:left="5760" w:hanging="360"/>
+      </w:pPr>
+      <w:rPr>
+        <w:rFonts w:ascii="Symbol" w:hAnsi="Symbol" w:hint="default"/>
+      </w:rPr>
+    </w:lvl>
+    <w:lvl w:ilvl="7" w:tplc="04090003" w:tentative="1">
+      <w:start w:val="1"/>
+      <w:numFmt w:val="bullet"/>
+      <w:lvlText w:val="o"/>
+      <w:lvlJc w:val="left"/>
+      <w:pPr>
+        <w:ind w:left="6480" w:hanging="360"/>
+      </w:pPr>
+      <w:rPr>
+        <w:rFonts w:ascii="Courier New" w:hAnsi="Courier New" w:cs="Courier New" w:hint="default"/>
+      </w:rPr>
+    </w:lvl>
+    <w:lvl w:ilvl="8" w:tplc="04090005" w:tentative="1">
+      <w:start w:val="1"/>
+      <w:numFmt w:val="bullet"/>
+      <w:lvlText w:val=""/>
+      <w:lvlJc w:val="left"/>
+      <w:pPr>
+        <w:ind w:left="7200" w:hanging="360"/>
+      </w:pPr>
+      <w:rPr>
+        <w:rFonts w:ascii="Wingdings" w:hAnsi="Wingdings" w:hint="default"/>
+      </w:rPr>
+    </w:lvl>
+  </w:abstractNum>
+  <w:abstractNum w:abstractNumId="6" w15:restartNumberingAfterBreak="0">
     <w:nsid w:val="2226412D"/>
     <w:multiLevelType w:val="hybridMultilevel"/>
     <w:tmpl w:val="FCEA52CC"/>
@@ -11861,7 +13471,7 @@
       </w:rPr>
     </w:lvl>
   </w:abstractNum>
-  <w:abstractNum w:abstractNumId="6" w15:restartNumberingAfterBreak="0">
+  <w:abstractNum w:abstractNumId="7" w15:restartNumberingAfterBreak="0">
     <w:nsid w:val="2A10688A"/>
     <w:multiLevelType w:val="hybridMultilevel"/>
     <w:tmpl w:val="7ACE98B0"/>
@@ -11974,7 +13584,7 @@
       </w:rPr>
     </w:lvl>
   </w:abstractNum>
-  <w:abstractNum w:abstractNumId="7" w15:restartNumberingAfterBreak="0">
+  <w:abstractNum w:abstractNumId="8" w15:restartNumberingAfterBreak="0">
     <w:nsid w:val="2DF72354"/>
     <w:multiLevelType w:val="hybridMultilevel"/>
     <w:tmpl w:val="2C2C0ABE"/>
@@ -12087,7 +13697,7 @@
       </w:rPr>
     </w:lvl>
   </w:abstractNum>
-  <w:abstractNum w:abstractNumId="8" w15:restartNumberingAfterBreak="0">
+  <w:abstractNum w:abstractNumId="9" w15:restartNumberingAfterBreak="0">
     <w:nsid w:val="2FDD6934"/>
     <w:multiLevelType w:val="hybridMultilevel"/>
     <w:tmpl w:val="61F0C428"/>
@@ -12200,7 +13810,7 @@
       </w:rPr>
     </w:lvl>
   </w:abstractNum>
-  <w:abstractNum w:abstractNumId="9" w15:restartNumberingAfterBreak="0">
+  <w:abstractNum w:abstractNumId="10" w15:restartNumberingAfterBreak="0">
     <w:nsid w:val="35680CFC"/>
     <w:multiLevelType w:val="hybridMultilevel"/>
     <w:tmpl w:val="107A9D70"/>
@@ -12313,7 +13923,7 @@
       </w:rPr>
     </w:lvl>
   </w:abstractNum>
-  <w:abstractNum w:abstractNumId="10" w15:restartNumberingAfterBreak="0">
+  <w:abstractNum w:abstractNumId="11" w15:restartNumberingAfterBreak="0">
     <w:nsid w:val="38BD6A5B"/>
     <w:multiLevelType w:val="hybridMultilevel"/>
     <w:tmpl w:val="ECC2899C"/>
@@ -12426,7 +14036,7 @@
       </w:rPr>
     </w:lvl>
   </w:abstractNum>
-  <w:abstractNum w:abstractNumId="11" w15:restartNumberingAfterBreak="0">
+  <w:abstractNum w:abstractNumId="12" w15:restartNumberingAfterBreak="0">
     <w:nsid w:val="3D482806"/>
     <w:multiLevelType w:val="hybridMultilevel"/>
     <w:tmpl w:val="B29CA2C2"/>
@@ -12538,7 +14148,7 @@
       </w:rPr>
     </w:lvl>
   </w:abstractNum>
-  <w:abstractNum w:abstractNumId="12" w15:restartNumberingAfterBreak="0">
+  <w:abstractNum w:abstractNumId="13" w15:restartNumberingAfterBreak="0">
     <w:nsid w:val="3E161256"/>
     <w:multiLevelType w:val="hybridMultilevel"/>
     <w:tmpl w:val="538CB080"/>
@@ -12651,7 +14261,7 @@
       </w:rPr>
     </w:lvl>
   </w:abstractNum>
-  <w:abstractNum w:abstractNumId="13" w15:restartNumberingAfterBreak="0">
+  <w:abstractNum w:abstractNumId="14" w15:restartNumberingAfterBreak="0">
     <w:nsid w:val="41687A14"/>
     <w:multiLevelType w:val="hybridMultilevel"/>
     <w:tmpl w:val="5DA05AD2"/>
@@ -12764,7 +14374,7 @@
       </w:rPr>
     </w:lvl>
   </w:abstractNum>
-  <w:abstractNum w:abstractNumId="14" w15:restartNumberingAfterBreak="0">
+  <w:abstractNum w:abstractNumId="15" w15:restartNumberingAfterBreak="0">
     <w:nsid w:val="41814385"/>
     <w:multiLevelType w:val="hybridMultilevel"/>
     <w:tmpl w:val="17E039CA"/>
@@ -12877,7 +14487,7 @@
       </w:rPr>
     </w:lvl>
   </w:abstractNum>
-  <w:abstractNum w:abstractNumId="15" w15:restartNumberingAfterBreak="0">
+  <w:abstractNum w:abstractNumId="16" w15:restartNumberingAfterBreak="0">
     <w:nsid w:val="42F86B1C"/>
     <w:multiLevelType w:val="hybridMultilevel"/>
     <w:tmpl w:val="ACAAA028"/>
@@ -12990,7 +14600,7 @@
       </w:rPr>
     </w:lvl>
   </w:abstractNum>
-  <w:abstractNum w:abstractNumId="16" w15:restartNumberingAfterBreak="0">
+  <w:abstractNum w:abstractNumId="17" w15:restartNumberingAfterBreak="0">
     <w:nsid w:val="49D95040"/>
     <w:multiLevelType w:val="hybridMultilevel"/>
     <w:tmpl w:val="D4429696"/>
@@ -13103,7 +14713,7 @@
       </w:rPr>
     </w:lvl>
   </w:abstractNum>
-  <w:abstractNum w:abstractNumId="17" w15:restartNumberingAfterBreak="0">
+  <w:abstractNum w:abstractNumId="18" w15:restartNumberingAfterBreak="0">
     <w:nsid w:val="4A78285E"/>
     <w:multiLevelType w:val="hybridMultilevel"/>
     <w:tmpl w:val="4AFE7C2A"/>
@@ -13215,7 +14825,7 @@
       </w:rPr>
     </w:lvl>
   </w:abstractNum>
-  <w:abstractNum w:abstractNumId="18" w15:restartNumberingAfterBreak="0">
+  <w:abstractNum w:abstractNumId="19" w15:restartNumberingAfterBreak="0">
     <w:nsid w:val="4C657878"/>
     <w:multiLevelType w:val="hybridMultilevel"/>
     <w:tmpl w:val="FCAA8D96"/>
@@ -13328,7 +14938,7 @@
       </w:rPr>
     </w:lvl>
   </w:abstractNum>
-  <w:abstractNum w:abstractNumId="19" w15:restartNumberingAfterBreak="0">
+  <w:abstractNum w:abstractNumId="20" w15:restartNumberingAfterBreak="0">
     <w:nsid w:val="4E5C6DF1"/>
     <w:multiLevelType w:val="hybridMultilevel"/>
     <w:tmpl w:val="055E5BCA"/>
@@ -13441,7 +15051,7 @@
       </w:rPr>
     </w:lvl>
   </w:abstractNum>
-  <w:abstractNum w:abstractNumId="20" w15:restartNumberingAfterBreak="0">
+  <w:abstractNum w:abstractNumId="21" w15:restartNumberingAfterBreak="0">
     <w:nsid w:val="4F2D3A26"/>
     <w:multiLevelType w:val="hybridMultilevel"/>
     <w:tmpl w:val="4A9A6ACA"/>
@@ -13554,7 +15164,7 @@
       </w:rPr>
     </w:lvl>
   </w:abstractNum>
-  <w:abstractNum w:abstractNumId="21" w15:restartNumberingAfterBreak="0">
+  <w:abstractNum w:abstractNumId="22" w15:restartNumberingAfterBreak="0">
     <w:nsid w:val="500172C0"/>
     <w:multiLevelType w:val="hybridMultilevel"/>
     <w:tmpl w:val="0F0211A8"/>
@@ -13667,7 +15277,7 @@
       </w:rPr>
     </w:lvl>
   </w:abstractNum>
-  <w:abstractNum w:abstractNumId="22" w15:restartNumberingAfterBreak="0">
+  <w:abstractNum w:abstractNumId="23" w15:restartNumberingAfterBreak="0">
     <w:nsid w:val="52EF5AE7"/>
     <w:multiLevelType w:val="hybridMultilevel"/>
     <w:tmpl w:val="221017BA"/>
@@ -13780,7 +15390,7 @@
       </w:rPr>
     </w:lvl>
   </w:abstractNum>
-  <w:abstractNum w:abstractNumId="23" w15:restartNumberingAfterBreak="0">
+  <w:abstractNum w:abstractNumId="24" w15:restartNumberingAfterBreak="0">
     <w:nsid w:val="64740015"/>
     <w:multiLevelType w:val="hybridMultilevel"/>
     <w:tmpl w:val="52A032FA"/>
@@ -13893,7 +15503,7 @@
       </w:rPr>
     </w:lvl>
   </w:abstractNum>
-  <w:abstractNum w:abstractNumId="24" w15:restartNumberingAfterBreak="0">
+  <w:abstractNum w:abstractNumId="25" w15:restartNumberingAfterBreak="0">
     <w:nsid w:val="668E263E"/>
     <w:multiLevelType w:val="hybridMultilevel"/>
     <w:tmpl w:val="B1907F5E"/>
@@ -14006,7 +15616,7 @@
       </w:rPr>
     </w:lvl>
   </w:abstractNum>
-  <w:abstractNum w:abstractNumId="25" w15:restartNumberingAfterBreak="0">
+  <w:abstractNum w:abstractNumId="26" w15:restartNumberingAfterBreak="0">
     <w:nsid w:val="6ADB14DF"/>
     <w:multiLevelType w:val="hybridMultilevel"/>
     <w:tmpl w:val="E440E932"/>
@@ -14119,7 +15729,7 @@
       </w:rPr>
     </w:lvl>
   </w:abstractNum>
-  <w:abstractNum w:abstractNumId="26" w15:restartNumberingAfterBreak="0">
+  <w:abstractNum w:abstractNumId="27" w15:restartNumberingAfterBreak="0">
     <w:nsid w:val="718265CA"/>
     <w:multiLevelType w:val="hybridMultilevel"/>
     <w:tmpl w:val="98F43340"/>
@@ -14232,7 +15842,7 @@
       </w:rPr>
     </w:lvl>
   </w:abstractNum>
-  <w:abstractNum w:abstractNumId="27" w15:restartNumberingAfterBreak="0">
+  <w:abstractNum w:abstractNumId="28" w15:restartNumberingAfterBreak="0">
     <w:nsid w:val="7DB60117"/>
     <w:multiLevelType w:val="hybridMultilevel"/>
     <w:tmpl w:val="2F6ED808"/>
@@ -14347,28 +15957,28 @@
     </w:lvl>
   </w:abstractNum>
   <w:num w:numId="1" w16cid:durableId="411778641">
-    <w:abstractNumId w:val="23"/>
+    <w:abstractNumId w:val="24"/>
   </w:num>
   <w:num w:numId="2" w16cid:durableId="947809985">
+    <w:abstractNumId w:val="8"/>
+  </w:num>
+  <w:num w:numId="3" w16cid:durableId="164824842">
+    <w:abstractNumId w:val="16"/>
+  </w:num>
+  <w:num w:numId="4" w16cid:durableId="1572277202">
+    <w:abstractNumId w:val="9"/>
+  </w:num>
+  <w:num w:numId="5" w16cid:durableId="477380662">
+    <w:abstractNumId w:val="6"/>
+  </w:num>
+  <w:num w:numId="6" w16cid:durableId="35274006">
     <w:abstractNumId w:val="7"/>
   </w:num>
-  <w:num w:numId="3" w16cid:durableId="164824842">
-    <w:abstractNumId w:val="15"/>
-  </w:num>
-  <w:num w:numId="4" w16cid:durableId="1572277202">
-    <w:abstractNumId w:val="8"/>
-  </w:num>
-  <w:num w:numId="5" w16cid:durableId="477380662">
-    <w:abstractNumId w:val="5"/>
-  </w:num>
-  <w:num w:numId="6" w16cid:durableId="35274006">
-    <w:abstractNumId w:val="6"/>
-  </w:num>
   <w:num w:numId="7" w16cid:durableId="99616492">
-    <w:abstractNumId w:val="12"/>
+    <w:abstractNumId w:val="13"/>
   </w:num>
   <w:num w:numId="8" w16cid:durableId="388654761">
-    <w:abstractNumId w:val="9"/>
+    <w:abstractNumId w:val="10"/>
   </w:num>
   <w:num w:numId="9" w16cid:durableId="1530532768">
     <w:abstractNumId w:val="1"/>
@@ -14377,43 +15987,43 @@
     <w:abstractNumId w:val="0"/>
   </w:num>
   <w:num w:numId="11" w16cid:durableId="1941404648">
-    <w:abstractNumId w:val="13"/>
+    <w:abstractNumId w:val="14"/>
   </w:num>
   <w:num w:numId="12" w16cid:durableId="893734812">
+    <w:abstractNumId w:val="26"/>
+  </w:num>
+  <w:num w:numId="13" w16cid:durableId="1428188695">
+    <w:abstractNumId w:val="17"/>
+  </w:num>
+  <w:num w:numId="14" w16cid:durableId="1961567365">
+    <w:abstractNumId w:val="11"/>
+  </w:num>
+  <w:num w:numId="15" w16cid:durableId="1512261041">
+    <w:abstractNumId w:val="22"/>
+  </w:num>
+  <w:num w:numId="16" w16cid:durableId="129134688">
+    <w:abstractNumId w:val="23"/>
+  </w:num>
+  <w:num w:numId="17" w16cid:durableId="41100445">
+    <w:abstractNumId w:val="21"/>
+  </w:num>
+  <w:num w:numId="18" w16cid:durableId="1953434165">
+    <w:abstractNumId w:val="20"/>
+  </w:num>
+  <w:num w:numId="19" w16cid:durableId="1496064861">
     <w:abstractNumId w:val="25"/>
   </w:num>
-  <w:num w:numId="13" w16cid:durableId="1428188695">
-    <w:abstractNumId w:val="16"/>
-  </w:num>
-  <w:num w:numId="14" w16cid:durableId="1961567365">
-    <w:abstractNumId w:val="10"/>
-  </w:num>
-  <w:num w:numId="15" w16cid:durableId="1512261041">
-    <w:abstractNumId w:val="21"/>
-  </w:num>
-  <w:num w:numId="16" w16cid:durableId="129134688">
-    <w:abstractNumId w:val="22"/>
-  </w:num>
-  <w:num w:numId="17" w16cid:durableId="41100445">
-    <w:abstractNumId w:val="20"/>
-  </w:num>
-  <w:num w:numId="18" w16cid:durableId="1953434165">
-    <w:abstractNumId w:val="19"/>
-  </w:num>
-  <w:num w:numId="19" w16cid:durableId="1496064861">
-    <w:abstractNumId w:val="24"/>
-  </w:num>
   <w:num w:numId="20" w16cid:durableId="1504051671">
-    <w:abstractNumId w:val="14"/>
+    <w:abstractNumId w:val="15"/>
   </w:num>
   <w:num w:numId="21" w16cid:durableId="727262107">
-    <w:abstractNumId w:val="11"/>
+    <w:abstractNumId w:val="12"/>
   </w:num>
   <w:num w:numId="22" w16cid:durableId="1736511794">
-    <w:abstractNumId w:val="26"/>
+    <w:abstractNumId w:val="27"/>
   </w:num>
   <w:num w:numId="23" w16cid:durableId="599874453">
-    <w:abstractNumId w:val="18"/>
+    <w:abstractNumId w:val="19"/>
   </w:num>
   <w:num w:numId="24" w16cid:durableId="391931600">
     <w:abstractNumId w:val="4"/>
@@ -14425,10 +16035,13 @@
     <w:abstractNumId w:val="2"/>
   </w:num>
   <w:num w:numId="27" w16cid:durableId="569847723">
-    <w:abstractNumId w:val="27"/>
+    <w:abstractNumId w:val="28"/>
   </w:num>
   <w:num w:numId="28" w16cid:durableId="1862432625">
-    <w:abstractNumId w:val="17"/>
+    <w:abstractNumId w:val="18"/>
+  </w:num>
+  <w:num w:numId="29" w16cid:durableId="373774469">
+    <w:abstractNumId w:val="5"/>
   </w:num>
   <w:numIdMacAtCleanup w:val="11"/>
 </w:numbering>
